--- a/docs/lectures/Chapter06_Lecture.docx
+++ b/docs/lectures/Chapter06_Lecture.docx
@@ -52,7 +52,7 @@
         </w:p>
       </w:sdtContent>
     </w:sdt>
-    <w:bookmarkStart w:id="81" w:name="introduction"/>
+    <w:bookmarkStart w:id="82" w:name="introduction"/>
     <w:p>
       <w:pPr>
         <w:pStyle w:val="Heading1"/>
@@ -252,7 +252,7 @@
         <w:pStyle w:val="BodyText"/>
       </w:pPr>
       <w:r>
-        <w:t xml:space="preserve">This is one of the most important theory chapters in the course. It gives students the framework needed for foreign exchange pricing, hedging, arbitrage, speculation, and currency valuation. These parity conditions do</w:t>
+        <w:t xml:space="preserve">This is one of the most important theory chapters in the course. It provides the framework needed for foreign exchange pricing, hedging, arbitrage, speculation, and currency valuation. These parity conditions do</w:t>
       </w:r>
       <w:r>
         <w:t xml:space="preserve"> </w:t>
@@ -398,7 +398,7 @@
         <w:pStyle w:val="FirstParagraph"/>
       </w:pPr>
       <w:r>
-        <w:t xml:space="preserve">By the end of this chapter, students should be able to:</w:t>
+        <w:t xml:space="preserve">By the end of this chapter, we should be able to:</w:t>
       </w:r>
     </w:p>
     <w:p>
@@ -450,7 +450,7 @@
       </w:r>
     </w:p>
     <w:bookmarkEnd w:id="21"/>
-    <w:bookmarkStart w:id="38" w:name="prices-and-exchange-rates"/>
+    <w:bookmarkStart w:id="39" w:name="prices-and-exchange-rates"/>
     <w:p>
       <w:pPr>
         <w:pStyle w:val="Heading2"/>
@@ -523,7 +523,7 @@
         <w:t xml:space="preserve"> </w:t>
       </w:r>
       <w:r>
-        <w:t xml:space="preserve">if the same good is materially cheaper in one country than another after adjusting for the exchange rate, arbitrage, substitution, or competitive pressure should push that gap toward closure. That is the basic logic of the law of one price and purchasing power parity.</w:t>
+        <w:t xml:space="preserve">if the same good is materially cheaper in one country than another after adjusting for the exchange rate, then arbitrage, substitution, or competitive pressure should push that gap toward closure. That is the basic logic of the law of one price and purchasing power parity.</w:t>
       </w:r>
     </w:p>
     <w:bookmarkStart w:id="24" w:name="Xbd159616a5bfea3cc247d626ada92bf18ef4cbf"/>
@@ -568,7 +568,7 @@
           <w:b/>
           <w:bCs/>
         </w:rPr>
-        <w:t xml:space="preserve">law of one price</w:t>
+        <w:t xml:space="preserve">law of one price (LOOP)</w:t>
       </w:r>
       <w:r>
         <w:t xml:space="preserve"> </w:t>
@@ -582,7 +582,7 @@
         <w:pStyle w:val="BodyText"/>
       </w:pPr>
       <w:r>
-        <w:t xml:space="preserve">In notation, if the price of a product in the United States is denoted by p-dollar and the price in Japan is denoted by p-yen, then the prices should satisfy:</w:t>
+        <w:t xml:space="preserve">In notation, if the price of a product in the United States is denoted by p-dollar times the Yen Spot rate, and the price in Japan is denoted by p-yen, then the prices should satisfy:</w:t>
       </w:r>
     </w:p>
     <w:p>
@@ -794,7 +794,7 @@
           <w:b/>
           <w:bCs/>
         </w:rPr>
-        <w:t xml:space="preserve">Purchasing Power Parity says that the same good in different countries should cost the amount after converting currencies, or at least eventually.</w:t>
+        <w:t xml:space="preserve">Purchasing Power Parity says that the same good in different countries should cost the same amount after converting currencies, or at least eventually.</w:t>
       </w:r>
     </w:p>
     <w:bookmarkStart w:id="22" w:name="absolute-purchasing-power-parity"/>
@@ -1033,10 +1033,28 @@
             </m:fPr>
             <m:num>
               <m:r>
+                <m:t>C</m:t>
+              </m:r>
+              <m:r>
+                <m:t>N</m:t>
+              </m:r>
+              <m:r>
+                <m:t>Y</m:t>
+              </m:r>
+              <m:r>
                 <m:t>22.4</m:t>
               </m:r>
             </m:num>
             <m:den>
+              <m:r>
+                <m:t>U</m:t>
+              </m:r>
+              <m:r>
+                <m:t>S</m:t>
+              </m:r>
+              <m:r>
+                <m:t>D</m:t>
+              </m:r>
               <m:r>
                 <m:t>5.66</m:t>
               </m:r>
@@ -1257,7 +1275,7 @@
         </w:numPr>
       </w:pPr>
       <w:r>
-        <w:t xml:space="preserve">highly standardized, a Big Mac is a Big Mac;</w:t>
+        <w:t xml:space="preserve">highly standardized, a Big Mac is a Big Mac (Google the song);</w:t>
       </w:r>
     </w:p>
     <w:p>
@@ -1327,7 +1345,7 @@
     </w:p>
     <w:bookmarkEnd w:id="23"/>
     <w:bookmarkEnd w:id="24"/>
-    <w:bookmarkStart w:id="26" w:name="relative-purchasing-power-parity"/>
+    <w:bookmarkStart w:id="27" w:name="relative-purchasing-power-parity"/>
     <w:p>
       <w:pPr>
         <w:pStyle w:val="Heading3"/>
@@ -1454,53 +1472,922 @@
         <w:t xml:space="preserve">This should sound familiar…this is what is happening in the United States today. The USD is inflated, which makes our exports more expensive to other countries, while imports appear cheaper relative to the dollar. Also, the USD has been depreciating during the inflationary period.</w:t>
       </w:r>
     </w:p>
-    <w:bookmarkStart w:id="25" w:name="example-of-relative-ppp"/>
+    <w:bookmarkStart w:id="25" w:name="X2974ff281443a5a0035c88deb93b85cd7007ae2"/>
     <w:p>
       <w:pPr>
         <w:pStyle w:val="Heading4"/>
       </w:pPr>
       <w:r>
-        <w:t xml:space="preserve">6.1.2.1 Example of Relative PPP</w:t>
-      </w:r>
-    </w:p>
-    <w:p>
-      <w:pPr>
-        <w:pStyle w:val="FirstParagraph"/>
-      </w:pPr>
-      <w:r>
-        <w:t xml:space="preserve">If inflation in the United States is 5% and inflation in Japan is 1%, then the inflation differential is 4 percentage points. Relative PPP suggests that the U.S. dollar should</w:t>
-      </w:r>
-      <w:r>
-        <w:t xml:space="preserve"> </w:t>
-      </w:r>
-      <w:r>
-        <w:rPr>
-          <w:b/>
-          <w:bCs/>
-        </w:rPr>
-        <w:t xml:space="preserve">depreciate</w:t>
-      </w:r>
-      <w:r>
-        <w:t xml:space="preserve"> </w:t>
-      </w:r>
-      <w:r>
-        <w:t xml:space="preserve">against the yen by roughly 4% over time, or equivalently the yen should</w:t>
-      </w:r>
-      <w:r>
-        <w:t xml:space="preserve"> </w:t>
-      </w:r>
-      <w:r>
-        <w:rPr>
-          <w:b/>
-          <w:bCs/>
-        </w:rPr>
-        <w:t xml:space="preserve">appreciate</w:t>
-      </w:r>
-      <w:r>
-        <w:t xml:space="preserve"> </w:t>
-      </w:r>
-      <w:r>
-        <w:t xml:space="preserve">against the dollar by roughly 4%.</w:t>
+        <w:t xml:space="preserve">6.1.2.1 Numerical Example: Relative Purchasing Power Parity</w:t>
+      </w:r>
+    </w:p>
+    <w:p>
+      <w:pPr>
+        <w:pStyle w:val="FirstParagraph"/>
+      </w:pPr>
+      <w:r>
+        <w:t xml:space="preserve">Suppose we compare the United States and Japan.</w:t>
+      </w:r>
+    </w:p>
+    <w:p>
+      <w:pPr>
+        <w:pStyle w:val="BodyText"/>
+      </w:pPr>
+      <w:r>
+        <w:t xml:space="preserve">The current exchange rate is:</w:t>
+      </w:r>
+    </w:p>
+    <w:p>
+      <w:pPr>
+        <w:pStyle w:val="BodyText"/>
+      </w:pPr>
+      <m:oMathPara>
+        <m:oMathParaPr>
+          <m:jc m:val="center"/>
+        </m:oMathParaPr>
+        <m:oMath>
+          <m:sSub>
+            <m:e>
+              <m:r>
+                <m:t>S</m:t>
+              </m:r>
+            </m:e>
+            <m:sub>
+              <m:r>
+                <m:t>0</m:t>
+              </m:r>
+            </m:sub>
+          </m:sSub>
+          <m:r>
+            <m:rPr>
+              <m:sty m:val="p"/>
+            </m:rPr>
+            <m:t>=</m:t>
+          </m:r>
+          <m:r>
+            <m:t>110</m:t>
+          </m:r>
+          <m:r>
+            <m:rPr>
+              <m:nor/>
+              <m:sty m:val="p"/>
+            </m:rPr>
+            <m:t> yen per dollar</m:t>
+          </m:r>
+        </m:oMath>
+      </m:oMathPara>
+    </w:p>
+    <w:p>
+      <w:pPr>
+        <w:pStyle w:val="FirstParagraph"/>
+      </w:pPr>
+      <w:r>
+        <w:t xml:space="preserve">Assume the following inflation rates:</w:t>
+      </w:r>
+    </w:p>
+    <w:p>
+      <w:pPr>
+        <w:pStyle w:val="Compact"/>
+        <w:numPr>
+          <w:ilvl w:val="0"/>
+          <w:numId w:val="1004"/>
+        </w:numPr>
+      </w:pPr>
+      <w:r>
+        <w:t xml:space="preserve">U.S. inflation: 5%</w:t>
+      </w:r>
+      <w:r>
+        <w:br/>
+      </w:r>
+    </w:p>
+    <w:p>
+      <w:pPr>
+        <w:pStyle w:val="Compact"/>
+        <w:numPr>
+          <w:ilvl w:val="0"/>
+          <w:numId w:val="1004"/>
+        </w:numPr>
+      </w:pPr>
+      <w:r>
+        <w:t xml:space="preserve">Japan inflation: 2%</w:t>
+      </w:r>
+      <w:r>
+        <w:br/>
+      </w:r>
+    </w:p>
+    <w:p>
+      <w:r>
+        <w:pict>
+          <v:rect style="width:0;height:1.5pt" o:hralign="center" o:hrstd="t" o:hr="t"/>
+        </w:pict>
+      </w:r>
+    </w:p>
+    <w:p>
+      <w:pPr>
+        <w:pStyle w:val="FirstParagraph"/>
+      </w:pPr>
+      <w:r>
+        <w:rPr>
+          <w:b/>
+          <w:bCs/>
+        </w:rPr>
+        <w:t xml:space="preserve">Step 1: Apply the Relative PPP Formula</w:t>
+      </w:r>
+    </w:p>
+    <w:p>
+      <w:pPr>
+        <w:pStyle w:val="BodyText"/>
+      </w:pPr>
+      <w:r>
+        <w:t xml:space="preserve">Relative PPP states that the expected percentage change in the exchange rate is approximately equal to the difference in inflation rates between the two countries:</w:t>
+      </w:r>
+    </w:p>
+    <w:p>
+      <w:pPr>
+        <w:pStyle w:val="BodyText"/>
+      </w:pPr>
+      <m:oMathPara>
+        <m:oMathParaPr>
+          <m:jc m:val="center"/>
+        </m:oMathParaPr>
+        <m:oMath>
+          <m:r>
+            <m:rPr>
+              <m:sty m:val="p"/>
+            </m:rPr>
+            <m:t>%</m:t>
+          </m:r>
+          <m:r>
+            <m:t>Δ</m:t>
+          </m:r>
+          <m:r>
+            <m:t>S</m:t>
+          </m:r>
+          <m:r>
+            <m:rPr>
+              <m:sty m:val="p"/>
+            </m:rPr>
+            <m:t>≈</m:t>
+          </m:r>
+          <m:sSub>
+            <m:e>
+              <m:r>
+                <m:t>π</m:t>
+              </m:r>
+            </m:e>
+            <m:sub>
+              <m:r>
+                <m:t>f</m:t>
+              </m:r>
+              <m:r>
+                <m:t>o</m:t>
+              </m:r>
+              <m:r>
+                <m:t>r</m:t>
+              </m:r>
+              <m:r>
+                <m:t>e</m:t>
+              </m:r>
+              <m:r>
+                <m:t>i</m:t>
+              </m:r>
+              <m:r>
+                <m:t>g</m:t>
+              </m:r>
+              <m:r>
+                <m:t>n</m:t>
+              </m:r>
+            </m:sub>
+          </m:sSub>
+          <m:r>
+            <m:rPr>
+              <m:sty m:val="p"/>
+            </m:rPr>
+            <m:t>−</m:t>
+          </m:r>
+          <m:sSub>
+            <m:e>
+              <m:r>
+                <m:t>π</m:t>
+              </m:r>
+            </m:e>
+            <m:sub>
+              <m:r>
+                <m:t>d</m:t>
+              </m:r>
+              <m:r>
+                <m:t>o</m:t>
+              </m:r>
+              <m:r>
+                <m:t>m</m:t>
+              </m:r>
+              <m:r>
+                <m:t>e</m:t>
+              </m:r>
+              <m:r>
+                <m:t>s</m:t>
+              </m:r>
+              <m:r>
+                <m:t>t</m:t>
+              </m:r>
+              <m:r>
+                <m:t>i</m:t>
+              </m:r>
+              <m:r>
+                <m:t>c</m:t>
+              </m:r>
+            </m:sub>
+          </m:sSub>
+        </m:oMath>
+      </m:oMathPara>
+    </w:p>
+    <w:p>
+      <w:pPr>
+        <w:pStyle w:val="FirstParagraph"/>
+      </w:pPr>
+      <w:r>
+        <w:t xml:space="preserve">For this example:</w:t>
+      </w:r>
+    </w:p>
+    <w:p>
+      <w:pPr>
+        <w:pStyle w:val="Compact"/>
+        <w:numPr>
+          <w:ilvl w:val="0"/>
+          <w:numId w:val="1005"/>
+        </w:numPr>
+      </w:pPr>
+      <w:r>
+        <w:t xml:space="preserve">Foreign country = Japan</w:t>
+      </w:r>
+      <w:r>
+        <w:br/>
+      </w:r>
+    </w:p>
+    <w:p>
+      <w:pPr>
+        <w:pStyle w:val="Compact"/>
+        <w:numPr>
+          <w:ilvl w:val="0"/>
+          <w:numId w:val="1005"/>
+        </w:numPr>
+      </w:pPr>
+      <w:r>
+        <w:t xml:space="preserve">Domestic country = United States</w:t>
+      </w:r>
+    </w:p>
+    <w:p>
+      <w:pPr>
+        <w:pStyle w:val="FirstParagraph"/>
+      </w:pPr>
+      <w:r>
+        <w:t xml:space="preserve">Therefore,</w:t>
+      </w:r>
+    </w:p>
+    <w:p>
+      <w:pPr>
+        <w:pStyle w:val="BodyText"/>
+      </w:pPr>
+      <m:oMathPara>
+        <m:oMathParaPr>
+          <m:jc m:val="center"/>
+        </m:oMathParaPr>
+        <m:oMath>
+          <m:r>
+            <m:rPr>
+              <m:sty m:val="p"/>
+            </m:rPr>
+            <m:t>%</m:t>
+          </m:r>
+          <m:r>
+            <m:t>Δ</m:t>
+          </m:r>
+          <m:r>
+            <m:t>S</m:t>
+          </m:r>
+          <m:r>
+            <m:rPr>
+              <m:sty m:val="p"/>
+            </m:rPr>
+            <m:t>≈</m:t>
+          </m:r>
+          <m:r>
+            <m:t>2</m:t>
+          </m:r>
+          <m:r>
+            <m:rPr>
+              <m:sty m:val="p"/>
+            </m:rPr>
+            <m:t>%</m:t>
+          </m:r>
+          <m:r>
+            <m:rPr>
+              <m:sty m:val="p"/>
+            </m:rPr>
+            <m:t>−</m:t>
+          </m:r>
+          <m:r>
+            <m:t>5</m:t>
+          </m:r>
+          <m:r>
+            <m:rPr>
+              <m:sty m:val="p"/>
+            </m:rPr>
+            <m:t>%</m:t>
+          </m:r>
+        </m:oMath>
+      </m:oMathPara>
+    </w:p>
+    <w:p>
+      <w:pPr>
+        <w:pStyle w:val="FirstParagraph"/>
+      </w:pPr>
+      <m:oMathPara>
+        <m:oMathParaPr>
+          <m:jc m:val="center"/>
+        </m:oMathParaPr>
+        <m:oMath>
+          <m:r>
+            <m:rPr>
+              <m:sty m:val="p"/>
+            </m:rPr>
+            <m:t>%</m:t>
+          </m:r>
+          <m:r>
+            <m:t>Δ</m:t>
+          </m:r>
+          <m:r>
+            <m:t>S</m:t>
+          </m:r>
+          <m:r>
+            <m:rPr>
+              <m:sty m:val="p"/>
+            </m:rPr>
+            <m:t>≈</m:t>
+          </m:r>
+          <m:r>
+            <m:rPr>
+              <m:sty m:val="p"/>
+            </m:rPr>
+            <m:t>−</m:t>
+          </m:r>
+          <m:r>
+            <m:t>3</m:t>
+          </m:r>
+          <m:r>
+            <m:rPr>
+              <m:sty m:val="p"/>
+            </m:rPr>
+            <m:t>%</m:t>
+          </m:r>
+        </m:oMath>
+      </m:oMathPara>
+    </w:p>
+    <w:p>
+      <w:r>
+        <w:pict>
+          <v:rect style="width:0;height:1.5pt" o:hralign="center" o:hrstd="t" o:hr="t"/>
+        </w:pict>
+      </w:r>
+    </w:p>
+    <w:p>
+      <w:pPr>
+        <w:pStyle w:val="FirstParagraph"/>
+      </w:pPr>
+      <w:r>
+        <w:rPr>
+          <w:b/>
+          <w:bCs/>
+        </w:rPr>
+        <w:t xml:space="preserve">Step 2: Interpret the Result</w:t>
+      </w:r>
+    </w:p>
+    <w:p>
+      <w:pPr>
+        <w:pStyle w:val="BodyText"/>
+      </w:pPr>
+      <w:r>
+        <w:t xml:space="preserve">A negative value means the exchange rate (S) will</w:t>
+      </w:r>
+      <w:r>
+        <w:t xml:space="preserve"> </w:t>
+      </w:r>
+      <w:r>
+        <w:rPr>
+          <w:b/>
+          <w:bCs/>
+        </w:rPr>
+        <w:t xml:space="preserve">fall</w:t>
+      </w:r>
+      <w:r>
+        <w:t xml:space="preserve">.</w:t>
+      </w:r>
+    </w:p>
+    <w:p>
+      <w:pPr>
+        <w:pStyle w:val="BodyText"/>
+      </w:pPr>
+      <w:r>
+        <w:t xml:space="preserve">Since (S) is expressed as</w:t>
+      </w:r>
+      <w:r>
+        <w:t xml:space="preserve"> </w:t>
+      </w:r>
+      <w:r>
+        <w:rPr>
+          <w:b/>
+          <w:bCs/>
+        </w:rPr>
+        <w:t xml:space="preserve">yen per dollar</w:t>
+      </w:r>
+      <w:r>
+        <w:t xml:space="preserve">, a decrease means the</w:t>
+      </w:r>
+      <w:r>
+        <w:t xml:space="preserve"> </w:t>
+      </w:r>
+      <w:r>
+        <w:rPr>
+          <w:b/>
+          <w:bCs/>
+        </w:rPr>
+        <w:t xml:space="preserve">dollar depreciates relative to the yen</w:t>
+      </w:r>
+      <w:r>
+        <w:t xml:space="preserve">.</w:t>
+      </w:r>
+    </w:p>
+    <w:p>
+      <w:pPr>
+        <w:pStyle w:val="BodyText"/>
+      </w:pPr>
+      <w:r>
+        <w:t xml:space="preserve">This occurs because</w:t>
+      </w:r>
+      <w:r>
+        <w:t xml:space="preserve"> </w:t>
+      </w:r>
+      <w:r>
+        <w:rPr>
+          <w:b/>
+          <w:bCs/>
+        </w:rPr>
+        <w:t xml:space="preserve">U.S. inflation is higher</w:t>
+      </w:r>
+      <w:r>
+        <w:t xml:space="preserve">, making U.S. goods relatively more expensive.</w:t>
+      </w:r>
+    </w:p>
+    <w:p>
+      <w:r>
+        <w:pict>
+          <v:rect style="width:0;height:1.5pt" o:hralign="center" o:hrstd="t" o:hr="t"/>
+        </w:pict>
+      </w:r>
+    </w:p>
+    <w:p>
+      <w:pPr>
+        <w:pStyle w:val="FirstParagraph"/>
+      </w:pPr>
+      <w:r>
+        <w:rPr>
+          <w:b/>
+          <w:bCs/>
+        </w:rPr>
+        <w:t xml:space="preserve">Step 3: Calculate the New Exchange Rate</w:t>
+      </w:r>
+    </w:p>
+    <w:p>
+      <w:pPr>
+        <w:pStyle w:val="BodyText"/>
+      </w:pPr>
+      <w:r>
+        <w:t xml:space="preserve">Initial exchange rate:</w:t>
+      </w:r>
+    </w:p>
+    <w:p>
+      <w:pPr>
+        <w:pStyle w:val="BodyText"/>
+      </w:pPr>
+      <m:oMathPara>
+        <m:oMathParaPr>
+          <m:jc m:val="center"/>
+        </m:oMathParaPr>
+        <m:oMath>
+          <m:sSub>
+            <m:e>
+              <m:r>
+                <m:t>S</m:t>
+              </m:r>
+            </m:e>
+            <m:sub>
+              <m:r>
+                <m:t>0</m:t>
+              </m:r>
+            </m:sub>
+          </m:sSub>
+          <m:r>
+            <m:rPr>
+              <m:sty m:val="p"/>
+            </m:rPr>
+            <m:t>=</m:t>
+          </m:r>
+          <m:r>
+            <m:t>110</m:t>
+          </m:r>
+        </m:oMath>
+      </m:oMathPara>
+    </w:p>
+    <w:p>
+      <w:pPr>
+        <w:pStyle w:val="FirstParagraph"/>
+      </w:pPr>
+      <w:r>
+        <w:t xml:space="preserve">Expected percentage change:</w:t>
+      </w:r>
+    </w:p>
+    <w:p>
+      <w:pPr>
+        <w:pStyle w:val="BodyText"/>
+      </w:pPr>
+      <m:oMathPara>
+        <m:oMathParaPr>
+          <m:jc m:val="center"/>
+        </m:oMathParaPr>
+        <m:oMath>
+          <m:r>
+            <m:rPr>
+              <m:sty m:val="p"/>
+            </m:rPr>
+            <m:t>−</m:t>
+          </m:r>
+          <m:r>
+            <m:t>3</m:t>
+          </m:r>
+          <m:r>
+            <m:rPr>
+              <m:sty m:val="p"/>
+            </m:rPr>
+            <m:t>%</m:t>
+          </m:r>
+        </m:oMath>
+      </m:oMathPara>
+    </w:p>
+    <w:p>
+      <w:pPr>
+        <w:pStyle w:val="FirstParagraph"/>
+      </w:pPr>
+      <w:r>
+        <w:t xml:space="preserve">Calculate the change in the exchange rate:</w:t>
+      </w:r>
+    </w:p>
+    <w:p>
+      <w:pPr>
+        <w:pStyle w:val="BodyText"/>
+      </w:pPr>
+      <m:oMathPara>
+        <m:oMathParaPr>
+          <m:jc m:val="center"/>
+        </m:oMathParaPr>
+        <m:oMath>
+          <m:r>
+            <m:t>110</m:t>
+          </m:r>
+          <m:r>
+            <m:rPr>
+              <m:sty m:val="p"/>
+            </m:rPr>
+            <m:t>×</m:t>
+          </m:r>
+          <m:r>
+            <m:t>0.03</m:t>
+          </m:r>
+          <m:r>
+            <m:rPr>
+              <m:sty m:val="p"/>
+            </m:rPr>
+            <m:t>=</m:t>
+          </m:r>
+          <m:r>
+            <m:t>3.3</m:t>
+          </m:r>
+        </m:oMath>
+      </m:oMathPara>
+    </w:p>
+    <w:p>
+      <w:pPr>
+        <w:pStyle w:val="FirstParagraph"/>
+      </w:pPr>
+      <w:r>
+        <w:t xml:space="preserve">New exchange rate:</w:t>
+      </w:r>
+    </w:p>
+    <w:p>
+      <w:pPr>
+        <w:pStyle w:val="BodyText"/>
+      </w:pPr>
+      <m:oMathPara>
+        <m:oMathParaPr>
+          <m:jc m:val="center"/>
+        </m:oMathParaPr>
+        <m:oMath>
+          <m:sSub>
+            <m:e>
+              <m:r>
+                <m:t>S</m:t>
+              </m:r>
+            </m:e>
+            <m:sub>
+              <m:r>
+                <m:t>1</m:t>
+              </m:r>
+            </m:sub>
+          </m:sSub>
+          <m:r>
+            <m:rPr>
+              <m:sty m:val="p"/>
+            </m:rPr>
+            <m:t>=</m:t>
+          </m:r>
+          <m:r>
+            <m:t>110</m:t>
+          </m:r>
+          <m:r>
+            <m:rPr>
+              <m:sty m:val="p"/>
+            </m:rPr>
+            <m:t>−</m:t>
+          </m:r>
+          <m:r>
+            <m:t>3.3</m:t>
+          </m:r>
+        </m:oMath>
+      </m:oMathPara>
+    </w:p>
+    <w:p>
+      <w:pPr>
+        <w:pStyle w:val="FirstParagraph"/>
+      </w:pPr>
+      <m:oMathPara>
+        <m:oMathParaPr>
+          <m:jc m:val="center"/>
+        </m:oMathParaPr>
+        <m:oMath>
+          <m:sSub>
+            <m:e>
+              <m:r>
+                <m:t>S</m:t>
+              </m:r>
+            </m:e>
+            <m:sub>
+              <m:r>
+                <m:t>1</m:t>
+              </m:r>
+            </m:sub>
+          </m:sSub>
+          <m:r>
+            <m:rPr>
+              <m:sty m:val="p"/>
+            </m:rPr>
+            <m:t>≈</m:t>
+          </m:r>
+          <m:r>
+            <m:t>106.7</m:t>
+          </m:r>
+        </m:oMath>
+      </m:oMathPara>
+    </w:p>
+    <w:p>
+      <w:r>
+        <w:pict>
+          <v:rect style="width:0;height:1.5pt" o:hralign="center" o:hrstd="t" o:hr="t"/>
+        </w:pict>
+      </w:r>
+    </w:p>
+    <w:p>
+      <w:pPr>
+        <w:pStyle w:val="FirstParagraph"/>
+      </w:pPr>
+      <w:r>
+        <w:rPr>
+          <w:b/>
+          <w:bCs/>
+        </w:rPr>
+        <w:t xml:space="preserve">Final Result</w:t>
+      </w:r>
+    </w:p>
+    <w:p>
+      <w:pPr>
+        <w:pStyle w:val="BodyText"/>
+      </w:pPr>
+      <w:r>
+        <w:t xml:space="preserve">The exchange rate moves from:</w:t>
+      </w:r>
+    </w:p>
+    <w:p>
+      <w:pPr>
+        <w:pStyle w:val="BodyText"/>
+      </w:pPr>
+      <m:oMathPara>
+        <m:oMathParaPr>
+          <m:jc m:val="center"/>
+        </m:oMathParaPr>
+        <m:oMath>
+          <m:r>
+            <m:t>110</m:t>
+          </m:r>
+          <m:r>
+            <m:rPr>
+              <m:sty m:val="p"/>
+            </m:rPr>
+            <m:t>→</m:t>
+          </m:r>
+          <m:r>
+            <m:t>106.7</m:t>
+          </m:r>
+        </m:oMath>
+      </m:oMathPara>
+    </w:p>
+    <w:p>
+      <w:pPr>
+        <w:pStyle w:val="FirstParagraph"/>
+      </w:pPr>
+      <w:r>
+        <w:t xml:space="preserve">Meaning:</w:t>
+      </w:r>
+    </w:p>
+    <w:p>
+      <w:pPr>
+        <w:pStyle w:val="BodyText"/>
+      </w:pPr>
+      <m:oMathPara>
+        <m:oMathParaPr>
+          <m:jc m:val="center"/>
+        </m:oMathParaPr>
+        <m:oMath>
+          <m:r>
+            <m:t>1</m:t>
+          </m:r>
+          <m:r>
+            <m:rPr>
+              <m:nor/>
+              <m:sty m:val="p"/>
+            </m:rPr>
+            <m:t> dollar </m:t>
+          </m:r>
+          <m:r>
+            <m:rPr>
+              <m:sty m:val="p"/>
+            </m:rPr>
+            <m:t>=</m:t>
+          </m:r>
+          <m:r>
+            <m:t>106.7</m:t>
+          </m:r>
+          <m:r>
+            <m:rPr>
+              <m:nor/>
+              <m:sty m:val="p"/>
+            </m:rPr>
+            <m:t> yen</m:t>
+          </m:r>
+        </m:oMath>
+      </m:oMathPara>
+    </w:p>
+    <w:p>
+      <w:pPr>
+        <w:pStyle w:val="FirstParagraph"/>
+      </w:pPr>
+      <w:r>
+        <w:t xml:space="preserve">The</w:t>
+      </w:r>
+      <w:r>
+        <w:t xml:space="preserve"> </w:t>
+      </w:r>
+      <w:r>
+        <w:rPr>
+          <w:b/>
+          <w:bCs/>
+        </w:rPr>
+        <w:t xml:space="preserve">dollar depreciates</w:t>
+      </w:r>
+      <w:r>
+        <w:t xml:space="preserve"> </w:t>
+      </w:r>
+      <w:r>
+        <w:t xml:space="preserve">relative to the yen.</w:t>
+      </w:r>
+    </w:p>
+    <w:p>
+      <w:r>
+        <w:pict>
+          <v:rect style="width:0;height:1.5pt" o:hralign="center" o:hrstd="t" o:hr="t"/>
+        </w:pict>
+      </w:r>
+    </w:p>
+    <w:bookmarkEnd w:id="25"/>
+    <w:bookmarkStart w:id="26" w:name="economic-intuition"/>
+    <w:p>
+      <w:pPr>
+        <w:pStyle w:val="Heading4"/>
+      </w:pPr>
+      <w:r>
+        <w:t xml:space="preserve">6.1.2.2 Economic Intuition</w:t>
+      </w:r>
+    </w:p>
+    <w:p>
+      <w:pPr>
+        <w:pStyle w:val="FirstParagraph"/>
+      </w:pPr>
+      <w:r>
+        <w:t xml:space="preserve">Because inflation in the United States is higher than in Japan:</w:t>
+      </w:r>
+    </w:p>
+    <w:p>
+      <w:pPr>
+        <w:pStyle w:val="Compact"/>
+        <w:numPr>
+          <w:ilvl w:val="0"/>
+          <w:numId w:val="1006"/>
+        </w:numPr>
+      </w:pPr>
+      <w:r>
+        <w:t xml:space="preserve">U.S. goods become</w:t>
+      </w:r>
+      <w:r>
+        <w:t xml:space="preserve"> </w:t>
+      </w:r>
+      <w:r>
+        <w:rPr>
+          <w:b/>
+          <w:bCs/>
+        </w:rPr>
+        <w:t xml:space="preserve">more expensive</w:t>
+      </w:r>
+    </w:p>
+    <w:p>
+      <w:pPr>
+        <w:pStyle w:val="Compact"/>
+        <w:numPr>
+          <w:ilvl w:val="0"/>
+          <w:numId w:val="1006"/>
+        </w:numPr>
+      </w:pPr>
+      <w:r>
+        <w:t xml:space="preserve">Japanese goods become</w:t>
+      </w:r>
+      <w:r>
+        <w:t xml:space="preserve"> </w:t>
+      </w:r>
+      <w:r>
+        <w:rPr>
+          <w:b/>
+          <w:bCs/>
+        </w:rPr>
+        <w:t xml:space="preserve">relatively cheaper</w:t>
+      </w:r>
+    </w:p>
+    <w:p>
+      <w:pPr>
+        <w:pStyle w:val="FirstParagraph"/>
+      </w:pPr>
+      <w:r>
+        <w:t xml:space="preserve">Consumers shift toward Japanese goods, increasing demand for yen.</w:t>
+      </w:r>
+      <w:r>
+        <w:br/>
+      </w:r>
+      <w:r>
+        <w:t xml:space="preserve">Higher demand for yen causes the</w:t>
+      </w:r>
+      <w:r>
+        <w:t xml:space="preserve"> </w:t>
+      </w:r>
+      <w:r>
+        <w:rPr>
+          <w:b/>
+          <w:bCs/>
+        </w:rPr>
+        <w:t xml:space="preserve">yen to appreciate</w:t>
+      </w:r>
+      <w:r>
+        <w:t xml:space="preserve"> </w:t>
+      </w:r>
+      <w:r>
+        <w:t xml:space="preserve">and the</w:t>
+      </w:r>
+      <w:r>
+        <w:t xml:space="preserve"> </w:t>
+      </w:r>
+      <w:r>
+        <w:rPr>
+          <w:b/>
+          <w:bCs/>
+        </w:rPr>
+        <w:t xml:space="preserve">dollar to depreciate</w:t>
+      </w:r>
+      <w:r>
+        <w:t xml:space="preserve">.</w:t>
       </w:r>
     </w:p>
     <w:p>
@@ -1548,9 +2435,9 @@
         <w:t xml:space="preserve">If a country’s prices rise faster, its currency should fall.</w:t>
       </w:r>
     </w:p>
-    <w:bookmarkEnd w:id="25"/>
     <w:bookmarkEnd w:id="26"/>
-    <w:bookmarkStart w:id="27" w:name="empirical-tests-of-purchasing-power"/>
+    <w:bookmarkEnd w:id="27"/>
+    <w:bookmarkStart w:id="28" w:name="empirical-tests-of-purchasing-power"/>
     <w:p>
       <w:pPr>
         <w:pStyle w:val="Heading3"/>
@@ -1590,7 +2477,7 @@
         <w:pStyle w:val="Compact"/>
         <w:numPr>
           <w:ilvl w:val="0"/>
-          <w:numId w:val="1004"/>
+          <w:numId w:val="1007"/>
         </w:numPr>
       </w:pPr>
       <w:r>
@@ -1618,7 +2505,7 @@
         <w:pStyle w:val="Compact"/>
         <w:numPr>
           <w:ilvl w:val="0"/>
-          <w:numId w:val="1004"/>
+          <w:numId w:val="1007"/>
         </w:numPr>
       </w:pPr>
       <w:r>
@@ -1667,7 +2554,7 @@
         <w:pStyle w:val="Compact"/>
         <w:numPr>
           <w:ilvl w:val="0"/>
-          <w:numId w:val="1005"/>
+          <w:numId w:val="1008"/>
         </w:numPr>
       </w:pPr>
       <w:r>
@@ -1679,7 +2566,7 @@
         <w:pStyle w:val="Compact"/>
         <w:numPr>
           <w:ilvl w:val="0"/>
-          <w:numId w:val="1005"/>
+          <w:numId w:val="1008"/>
         </w:numPr>
       </w:pPr>
       <w:r>
@@ -1691,7 +2578,7 @@
         <w:pStyle w:val="Compact"/>
         <w:numPr>
           <w:ilvl w:val="0"/>
-          <w:numId w:val="1005"/>
+          <w:numId w:val="1008"/>
         </w:numPr>
       </w:pPr>
       <w:r>
@@ -1703,7 +2590,7 @@
         <w:pStyle w:val="Compact"/>
         <w:numPr>
           <w:ilvl w:val="0"/>
-          <w:numId w:val="1005"/>
+          <w:numId w:val="1008"/>
         </w:numPr>
       </w:pPr>
       <w:r>
@@ -1715,7 +2602,7 @@
         <w:pStyle w:val="Compact"/>
         <w:numPr>
           <w:ilvl w:val="0"/>
-          <w:numId w:val="1005"/>
+          <w:numId w:val="1008"/>
         </w:numPr>
       </w:pPr>
       <w:r>
@@ -1727,7 +2614,7 @@
         <w:pStyle w:val="Compact"/>
         <w:numPr>
           <w:ilvl w:val="0"/>
-          <w:numId w:val="1005"/>
+          <w:numId w:val="1008"/>
         </w:numPr>
       </w:pPr>
       <w:r>
@@ -1742,8 +2629,8 @@
         <w:t xml:space="preserve">A haircut provides a useful example. Even if haircuts are more expensive in one city than another, there is no practical arbitrage mechanism that quickly equalizes the two prices internationally.</w:t>
       </w:r>
     </w:p>
-    <w:bookmarkEnd w:id="27"/>
-    <w:bookmarkStart w:id="31" w:name="exchange-rate-indices-real-and-nominal"/>
+    <w:bookmarkEnd w:id="28"/>
+    <w:bookmarkStart w:id="32" w:name="exchange-rate-indices-real-and-nominal"/>
     <w:p>
       <w:pPr>
         <w:pStyle w:val="Heading3"/>
@@ -1791,7 +2678,7 @@
         <w:t xml:space="preserve">nominal indices track currency movements; real indices adjust for inflation and say more about competitiveness.</w:t>
       </w:r>
     </w:p>
-    <w:bookmarkStart w:id="28" w:name="nominal-effective-exchange-rate-index"/>
+    <w:bookmarkStart w:id="29" w:name="nominal-effective-exchange-rate-index"/>
     <w:p>
       <w:pPr>
         <w:pStyle w:val="Heading4"/>
@@ -1824,8 +2711,8 @@
         <w:t xml:space="preserve">is a trade-weighted average of a currency’s bilateral exchange rates relative to its major trading partners. It tells us how the currency has changed in nominal terms relative to a chosen base year.</w:t>
       </w:r>
     </w:p>
-    <w:bookmarkEnd w:id="28"/>
-    <w:bookmarkStart w:id="29" w:name="real-effective-exchange-rate-index"/>
+    <w:bookmarkEnd w:id="29"/>
+    <w:bookmarkStart w:id="30" w:name="real-effective-exchange-rate-index"/>
     <w:p>
       <w:pPr>
         <w:pStyle w:val="Heading4"/>
@@ -1879,7 +2766,7 @@
         <w:pStyle w:val="Compact"/>
         <w:numPr>
           <w:ilvl w:val="0"/>
-          <w:numId w:val="1006"/>
+          <w:numId w:val="1009"/>
         </w:numPr>
       </w:pPr>
       <w:r>
@@ -1904,7 +2791,7 @@
         <w:pStyle w:val="Compact"/>
         <w:numPr>
           <w:ilvl w:val="0"/>
-          <w:numId w:val="1006"/>
+          <w:numId w:val="1009"/>
         </w:numPr>
       </w:pPr>
       <w:r>
@@ -1945,7 +2832,7 @@
         <w:pStyle w:val="Compact"/>
         <w:numPr>
           <w:ilvl w:val="0"/>
-          <w:numId w:val="1006"/>
+          <w:numId w:val="1009"/>
         </w:numPr>
       </w:pPr>
       <w:r>
@@ -1981,8 +2868,8 @@
         <w:t xml:space="preserve">from a competitive perspective.</w:t>
       </w:r>
     </w:p>
-    <w:bookmarkEnd w:id="29"/>
-    <w:bookmarkStart w:id="30" w:name="why-managers-care"/>
+    <w:bookmarkEnd w:id="30"/>
+    <w:bookmarkStart w:id="31" w:name="why-managers-care"/>
     <w:p>
       <w:pPr>
         <w:pStyle w:val="Heading4"/>
@@ -2012,7 +2899,7 @@
         <w:pStyle w:val="Compact"/>
         <w:numPr>
           <w:ilvl w:val="0"/>
-          <w:numId w:val="1007"/>
+          <w:numId w:val="1010"/>
         </w:numPr>
       </w:pPr>
       <w:r>
@@ -2024,7 +2911,7 @@
         <w:pStyle w:val="Compact"/>
         <w:numPr>
           <w:ilvl w:val="0"/>
-          <w:numId w:val="1007"/>
+          <w:numId w:val="1010"/>
         </w:numPr>
       </w:pPr>
       <w:r>
@@ -2036,7 +2923,7 @@
         <w:pStyle w:val="Compact"/>
         <w:numPr>
           <w:ilvl w:val="0"/>
-          <w:numId w:val="1007"/>
+          <w:numId w:val="1010"/>
         </w:numPr>
       </w:pPr>
       <w:r>
@@ -2048,16 +2935,16 @@
         <w:pStyle w:val="Compact"/>
         <w:numPr>
           <w:ilvl w:val="0"/>
-          <w:numId w:val="1007"/>
+          <w:numId w:val="1010"/>
         </w:numPr>
       </w:pPr>
       <w:r>
         <w:t xml:space="preserve">balance of payments analysis.</w:t>
       </w:r>
     </w:p>
-    <w:bookmarkEnd w:id="30"/>
     <w:bookmarkEnd w:id="31"/>
-    <w:bookmarkStart w:id="37" w:name="exchange-rate-pass-through"/>
+    <w:bookmarkEnd w:id="32"/>
+    <w:bookmarkStart w:id="38" w:name="exchange-rate-pass-through"/>
     <w:p>
       <w:pPr>
         <w:pStyle w:val="Heading3"/>
@@ -2118,7 +3005,7 @@
         <w:t xml:space="preserve">For a multinational firm, this question is critical: when the exchange rate changes, does the firm fully change the foreign-currency selling price, or does it absorb some of the change in its margin?</w:t>
       </w:r>
     </w:p>
-    <w:bookmarkStart w:id="32" w:name="complete-versus-partial-pass-through"/>
+    <w:bookmarkStart w:id="33" w:name="complete-versus-partial-pass-through"/>
     <w:p>
       <w:pPr>
         <w:pStyle w:val="Heading4"/>
@@ -2546,8 +3433,8 @@
         <w:t xml:space="preserve">The firm is absorbing part of the exchange rate movement in its margin.</w:t>
       </w:r>
     </w:p>
-    <w:bookmarkEnd w:id="32"/>
-    <w:bookmarkStart w:id="33" w:name="why-partial-pass-through-occurs"/>
+    <w:bookmarkEnd w:id="33"/>
+    <w:bookmarkStart w:id="34" w:name="why-partial-pass-through-occurs"/>
     <w:p>
       <w:pPr>
         <w:pStyle w:val="Heading4"/>
@@ -2569,7 +3456,7 @@
         <w:pStyle w:val="Compact"/>
         <w:numPr>
           <w:ilvl w:val="0"/>
-          <w:numId w:val="1008"/>
+          <w:numId w:val="1011"/>
         </w:numPr>
       </w:pPr>
       <w:r>
@@ -2581,7 +3468,7 @@
         <w:pStyle w:val="Compact"/>
         <w:numPr>
           <w:ilvl w:val="0"/>
-          <w:numId w:val="1008"/>
+          <w:numId w:val="1011"/>
         </w:numPr>
       </w:pPr>
       <w:r>
@@ -2593,7 +3480,7 @@
         <w:pStyle w:val="Compact"/>
         <w:numPr>
           <w:ilvl w:val="0"/>
-          <w:numId w:val="1008"/>
+          <w:numId w:val="1011"/>
         </w:numPr>
       </w:pPr>
       <w:r>
@@ -2605,15 +3492,15 @@
         <w:pStyle w:val="Compact"/>
         <w:numPr>
           <w:ilvl w:val="0"/>
-          <w:numId w:val="1008"/>
+          <w:numId w:val="1011"/>
         </w:numPr>
       </w:pPr>
       <w:r>
         <w:t xml:space="preserve">firms may strategically compress margins in important markets.</w:t>
       </w:r>
     </w:p>
-    <w:bookmarkEnd w:id="33"/>
-    <w:bookmarkStart w:id="34" w:name="managerial-meaning"/>
+    <w:bookmarkEnd w:id="34"/>
+    <w:bookmarkStart w:id="35" w:name="managerial-meaning"/>
     <w:p>
       <w:pPr>
         <w:pStyle w:val="Heading4"/>
@@ -2630,8 +3517,8 @@
         <w:t xml:space="preserve">Pass-through is really a pricing strategy question under exchange rate uncertainty. The firm must decide how much exchange-rate risk will be passed on to customers and how much will be absorbed internally.</w:t>
       </w:r>
     </w:p>
-    <w:bookmarkEnd w:id="34"/>
-    <w:bookmarkStart w:id="35" w:name="price-elasticity-of-demand"/>
+    <w:bookmarkEnd w:id="35"/>
+    <w:bookmarkStart w:id="36" w:name="price-elasticity-of-demand"/>
     <w:p>
       <w:pPr>
         <w:pStyle w:val="Heading4"/>
@@ -2786,8 +3673,8 @@
         <w:t xml:space="preserve">, a price increase may reduce quantity demanded substantially. In that case, firms may prefer lower pass-through in order to preserve sales.</w:t>
       </w:r>
     </w:p>
-    <w:bookmarkEnd w:id="35"/>
-    <w:bookmarkStart w:id="36" w:name="X07fb76c69c7670a25b7b2bfafee6b7f0ffb4a13"/>
+    <w:bookmarkEnd w:id="36"/>
+    <w:bookmarkStart w:id="37" w:name="X07fb76c69c7670a25b7b2bfafee6b7f0ffb4a13"/>
     <w:p>
       <w:pPr>
         <w:pStyle w:val="Heading4"/>
@@ -2825,7 +3712,7 @@
         <w:pStyle w:val="Compact"/>
         <w:numPr>
           <w:ilvl w:val="0"/>
-          <w:numId w:val="1009"/>
+          <w:numId w:val="1012"/>
         </w:numPr>
       </w:pPr>
       <w:r>
@@ -2837,7 +3724,7 @@
         <w:pStyle w:val="Compact"/>
         <w:numPr>
           <w:ilvl w:val="0"/>
-          <w:numId w:val="1009"/>
+          <w:numId w:val="1012"/>
         </w:numPr>
       </w:pPr>
       <w:r>
@@ -2849,7 +3736,7 @@
         <w:pStyle w:val="Compact"/>
         <w:numPr>
           <w:ilvl w:val="0"/>
-          <w:numId w:val="1009"/>
+          <w:numId w:val="1012"/>
         </w:numPr>
       </w:pPr>
       <w:r>
@@ -2892,10 +3779,10 @@
         </w:pict>
       </w:r>
     </w:p>
-    <w:bookmarkEnd w:id="36"/>
     <w:bookmarkEnd w:id="37"/>
     <w:bookmarkEnd w:id="38"/>
-    <w:bookmarkStart w:id="66" w:name="interest-rates-and-exchange-rates"/>
+    <w:bookmarkEnd w:id="39"/>
+    <w:bookmarkStart w:id="67" w:name="interest-rates-and-exchange-rates"/>
     <w:p>
       <w:pPr>
         <w:pStyle w:val="Heading2"/>
@@ -2975,7 +3862,7 @@
         <w:t xml:space="preserve">interest rates are not just market quotations. They embed expected inflation and are tied to exchange rates through investment choice and arbitrage.</w:t>
       </w:r>
     </w:p>
-    <w:bookmarkStart w:id="42" w:name="the-fisher-effect"/>
+    <w:bookmarkStart w:id="43" w:name="the-fisher-effect"/>
     <w:p>
       <w:pPr>
         <w:pStyle w:val="Heading3"/>
@@ -3133,7 +4020,7 @@
         <w:pStyle w:val="Compact"/>
         <w:numPr>
           <w:ilvl w:val="0"/>
-          <w:numId w:val="1010"/>
+          <w:numId w:val="1013"/>
         </w:numPr>
       </w:pPr>
       <w:r>
@@ -3145,7 +4032,7 @@
         <w:pStyle w:val="Compact"/>
         <w:numPr>
           <w:ilvl w:val="0"/>
-          <w:numId w:val="1010"/>
+          <w:numId w:val="1013"/>
         </w:numPr>
       </w:pPr>
       <w:r>
@@ -3157,7 +4044,7 @@
         <w:pStyle w:val="Compact"/>
         <w:numPr>
           <w:ilvl w:val="0"/>
-          <w:numId w:val="1010"/>
+          <w:numId w:val="1013"/>
         </w:numPr>
       </w:pPr>
       <w:r>
@@ -3175,7 +4062,7 @@
         <w:t xml:space="preserve">is often dropped because it is small for ordinary rates of return and inflation.</w:t>
       </w:r>
     </w:p>
-    <w:bookmarkStart w:id="39" w:name="why-this-matters"/>
+    <w:bookmarkStart w:id="40" w:name="why-this-matters"/>
     <w:p>
       <w:pPr>
         <w:pStyle w:val="Heading4"/>
@@ -3189,15 +4076,15 @@
         <w:pStyle w:val="FirstParagraph"/>
       </w:pPr>
       <w:r>
-        <w:t xml:space="preserve">Students often ask why high interest rates sometimes attract capital and sometimes do not. The Fisher effect gives the answer:</w:t>
-      </w:r>
-    </w:p>
-    <w:p>
-      <w:pPr>
-        <w:pStyle w:val="Compact"/>
-        <w:numPr>
-          <w:ilvl w:val="0"/>
-          <w:numId w:val="1011"/>
+        <w:t xml:space="preserve">Why do higher interest rates sometimes attract capital and sometimes not. The Fisher effect gives the answer:</w:t>
+      </w:r>
+    </w:p>
+    <w:p>
+      <w:pPr>
+        <w:pStyle w:val="Compact"/>
+        <w:numPr>
+          <w:ilvl w:val="0"/>
+          <w:numId w:val="1014"/>
         </w:numPr>
       </w:pPr>
       <w:r>
@@ -3222,7 +4109,7 @@
         <w:pStyle w:val="Compact"/>
         <w:numPr>
           <w:ilvl w:val="0"/>
-          <w:numId w:val="1011"/>
+          <w:numId w:val="1014"/>
         </w:numPr>
       </w:pPr>
       <w:r>
@@ -3242,8 +4129,8 @@
         <w:t xml:space="preserve">, then those rates can attract capital strongly.</w:t>
       </w:r>
     </w:p>
-    <w:bookmarkEnd w:id="39"/>
-    <w:bookmarkStart w:id="40" w:name="important-example"/>
+    <w:bookmarkEnd w:id="40"/>
+    <w:bookmarkStart w:id="41" w:name="important-example"/>
     <w:p>
       <w:pPr>
         <w:pStyle w:val="Heading4"/>
@@ -3286,7 +4173,7 @@
         <w:pStyle w:val="Compact"/>
         <w:numPr>
           <w:ilvl w:val="0"/>
-          <w:numId w:val="1012"/>
+          <w:numId w:val="1015"/>
         </w:numPr>
       </w:pPr>
       <w:r>
@@ -3298,15 +4185,15 @@
         <w:pStyle w:val="Compact"/>
         <w:numPr>
           <w:ilvl w:val="0"/>
-          <w:numId w:val="1012"/>
+          <w:numId w:val="1015"/>
         </w:numPr>
       </w:pPr>
       <w:r>
         <w:t xml:space="preserve">a high nominal rate caused by high real return.</w:t>
       </w:r>
     </w:p>
-    <w:bookmarkEnd w:id="40"/>
-    <w:bookmarkStart w:id="41" w:name="empirical-evidence"/>
+    <w:bookmarkEnd w:id="41"/>
+    <w:bookmarkStart w:id="42" w:name="empirical-evidence"/>
     <w:p>
       <w:pPr>
         <w:pStyle w:val="Heading4"/>
@@ -3336,9 +4223,9 @@
         <w:t xml:space="preserve">, where default risk and term risk are lower.</w:t>
       </w:r>
     </w:p>
-    <w:bookmarkEnd w:id="41"/>
     <w:bookmarkEnd w:id="42"/>
-    <w:bookmarkStart w:id="45" w:name="the-international-fisher-effect"/>
+    <w:bookmarkEnd w:id="43"/>
+    <w:bookmarkStart w:id="46" w:name="the-international-fisher-effect"/>
     <w:p>
       <w:pPr>
         <w:pStyle w:val="Heading3"/>
@@ -3552,7 +4439,7 @@
         <w:t xml:space="preserve">The intuition is that if one country has a lower interest rate, investors will accept that lower rate only if its currency is expected to appreciate enough to offset the yield disadvantage.</w:t>
       </w:r>
     </w:p>
-    <w:bookmarkStart w:id="43" w:name="example"/>
+    <w:bookmarkStart w:id="44" w:name="example"/>
     <w:p>
       <w:pPr>
         <w:pStyle w:val="Heading4"/>
@@ -3593,8 +4480,8 @@
         <w:t xml:space="preserve">If that appreciation does not occur, the lower-yield foreign investment underperforms.</w:t>
       </w:r>
     </w:p>
-    <w:bookmarkEnd w:id="43"/>
-    <w:bookmarkStart w:id="44" w:name="caution"/>
+    <w:bookmarkEnd w:id="44"/>
+    <w:bookmarkStart w:id="45" w:name="caution"/>
     <w:p>
       <w:pPr>
         <w:pStyle w:val="Heading4"/>
@@ -3658,9 +4545,9 @@
         <w:t xml:space="preserve">, not appreciate.</w:t>
       </w:r>
     </w:p>
-    <w:bookmarkEnd w:id="44"/>
     <w:bookmarkEnd w:id="45"/>
-    <w:bookmarkStart w:id="48" w:name="the-forward-rate"/>
+    <w:bookmarkEnd w:id="46"/>
+    <w:bookmarkStart w:id="49" w:name="the-forward-rate"/>
     <w:p>
       <w:pPr>
         <w:pStyle w:val="Heading3"/>
@@ -3719,7 +4606,7 @@
         <w:t xml:space="preserve">Forward rates are central to multinational finance because they allow firms and investors to lock in future exchange rates.</w:t>
       </w:r>
     </w:p>
-    <w:bookmarkStart w:id="46" w:name="forward-rate-calculation"/>
+    <w:bookmarkStart w:id="47" w:name="forward-rate-calculation"/>
     <w:p>
       <w:pPr>
         <w:pStyle w:val="Heading4"/>
@@ -3749,7 +4636,7 @@
         <w:pStyle w:val="Compact"/>
         <w:numPr>
           <w:ilvl w:val="0"/>
-          <w:numId w:val="1013"/>
+          <w:numId w:val="1016"/>
         </w:numPr>
       </w:pPr>
       <w:r>
@@ -3761,7 +4648,7 @@
         <w:pStyle w:val="Compact"/>
         <w:numPr>
           <w:ilvl w:val="0"/>
-          <w:numId w:val="1013"/>
+          <w:numId w:val="1016"/>
         </w:numPr>
       </w:pPr>
       <w:r>
@@ -3773,7 +4660,7 @@
         <w:pStyle w:val="Compact"/>
         <w:numPr>
           <w:ilvl w:val="0"/>
-          <w:numId w:val="1013"/>
+          <w:numId w:val="1016"/>
         </w:numPr>
       </w:pPr>
       <w:r>
@@ -4158,8 +5045,8 @@
         <w:t xml:space="preserve">.</w:t>
       </w:r>
     </w:p>
-    <w:bookmarkEnd w:id="46"/>
-    <w:bookmarkStart w:id="47" w:name="interpretation"/>
+    <w:bookmarkEnd w:id="47"/>
+    <w:bookmarkStart w:id="48" w:name="interpretation"/>
     <w:p>
       <w:pPr>
         <w:pStyle w:val="Heading4"/>
@@ -4210,9 +5097,9 @@
         <w:t xml:space="preserve">This is a recurring theme throughout the chapter: the forward market reflects interest differentials.</w:t>
       </w:r>
     </w:p>
-    <w:bookmarkEnd w:id="47"/>
     <w:bookmarkEnd w:id="48"/>
-    <w:bookmarkStart w:id="51" w:name="calculation-of-forward-premiums"/>
+    <w:bookmarkEnd w:id="49"/>
+    <w:bookmarkStart w:id="52" w:name="calculation-of-forward-premiums"/>
     <w:p>
       <w:pPr>
         <w:pStyle w:val="Heading3"/>
@@ -4519,7 +5406,7 @@
         <w:t xml:space="preserve">versus the dollar.</w:t>
       </w:r>
     </w:p>
-    <w:bookmarkStart w:id="49" w:name="why-the-premium-exists"/>
+    <w:bookmarkStart w:id="50" w:name="why-the-premium-exists"/>
     <w:p>
       <w:pPr>
         <w:pStyle w:val="Heading4"/>
@@ -4536,8 +5423,8 @@
         <w:t xml:space="preserve">The forward premium arises because the Swiss franc interest rate is below the dollar interest rate. A lower-yield currency tends to sell forward at a premium; a higher-yield currency tends to sell forward at a discount.</w:t>
       </w:r>
     </w:p>
-    <w:bookmarkEnd w:id="49"/>
-    <w:bookmarkStart w:id="50" w:name="foreign-currency-terms"/>
+    <w:bookmarkEnd w:id="50"/>
+    <w:bookmarkStart w:id="51" w:name="foreign-currency-terms"/>
     <w:p>
       <w:pPr>
         <w:pStyle w:val="Heading4"/>
@@ -4751,9 +5638,9 @@
         <w:t xml:space="preserve">versus the U.S. dollar.</w:t>
       </w:r>
     </w:p>
-    <w:bookmarkEnd w:id="50"/>
     <w:bookmarkEnd w:id="51"/>
-    <w:bookmarkStart w:id="53" w:name="interest-rate-parity-irp"/>
+    <w:bookmarkEnd w:id="52"/>
+    <w:bookmarkStart w:id="54" w:name="interest-rate-parity-irp"/>
     <w:p>
       <w:pPr>
         <w:pStyle w:val="Heading3"/>
@@ -4819,7 +5706,7 @@
         <w:pStyle w:val="Compact"/>
         <w:numPr>
           <w:ilvl w:val="0"/>
-          <w:numId w:val="1014"/>
+          <w:numId w:val="1017"/>
         </w:numPr>
       </w:pPr>
       <w:r>
@@ -4831,7 +5718,7 @@
         <w:pStyle w:val="Compact"/>
         <w:numPr>
           <w:ilvl w:val="0"/>
-          <w:numId w:val="1014"/>
+          <w:numId w:val="1017"/>
         </w:numPr>
       </w:pPr>
       <w:r>
@@ -4854,7 +5741,7 @@
         <w:t xml:space="preserve">If the covered returns are equal, the market is at parity.</w:t>
       </w:r>
     </w:p>
-    <w:bookmarkStart w:id="52" w:name="core-interpretation"/>
+    <w:bookmarkStart w:id="53" w:name="core-interpretation"/>
     <w:p>
       <w:pPr>
         <w:pStyle w:val="Heading4"/>
@@ -4887,9 +5774,9 @@
         <w:t xml:space="preserve">say exchange rates forecast the future perfectly. Rather, it says that the spot rate, forward rate, and interest rates must line up so that covered arbitrage profits are eliminated.</w:t>
       </w:r>
     </w:p>
-    <w:bookmarkEnd w:id="52"/>
     <w:bookmarkEnd w:id="53"/>
-    <w:bookmarkStart w:id="60" w:name="covered-interest-arbitrage-cia"/>
+    <w:bookmarkEnd w:id="54"/>
+    <w:bookmarkStart w:id="61" w:name="covered-interest-arbitrage-cia"/>
     <w:p>
       <w:pPr>
         <w:pStyle w:val="Heading3"/>
@@ -4966,7 +5853,7 @@
         <w:pStyle w:val="Compact"/>
         <w:numPr>
           <w:ilvl w:val="0"/>
-          <w:numId w:val="1015"/>
+          <w:numId w:val="1018"/>
         </w:numPr>
       </w:pPr>
       <w:r>
@@ -4978,7 +5865,7 @@
         <w:pStyle w:val="Compact"/>
         <w:numPr>
           <w:ilvl w:val="0"/>
-          <w:numId w:val="1015"/>
+          <w:numId w:val="1018"/>
         </w:numPr>
       </w:pPr>
       <w:r>
@@ -4990,7 +5877,7 @@
         <w:pStyle w:val="Compact"/>
         <w:numPr>
           <w:ilvl w:val="0"/>
-          <w:numId w:val="1015"/>
+          <w:numId w:val="1018"/>
         </w:numPr>
       </w:pPr>
       <w:r>
@@ -5002,7 +5889,7 @@
         <w:pStyle w:val="Compact"/>
         <w:numPr>
           <w:ilvl w:val="0"/>
-          <w:numId w:val="1015"/>
+          <w:numId w:val="1018"/>
         </w:numPr>
       </w:pPr>
       <w:r>
@@ -5033,7 +5920,7 @@
         <w:t xml:space="preserve">because the future exchange rate is locked in.</w:t>
       </w:r>
     </w:p>
-    <w:bookmarkStart w:id="56" w:name="textbook-example-fye-hong"/>
+    <w:bookmarkStart w:id="57" w:name="textbook-example-fye-hong"/>
     <w:p>
       <w:pPr>
         <w:pStyle w:val="Heading4"/>
@@ -5055,7 +5942,7 @@
         <w:pStyle w:val="Compact"/>
         <w:numPr>
           <w:ilvl w:val="0"/>
-          <w:numId w:val="1016"/>
+          <w:numId w:val="1019"/>
         </w:numPr>
       </w:pPr>
       <w:r>
@@ -5067,7 +5954,7 @@
         <w:pStyle w:val="Compact"/>
         <w:numPr>
           <w:ilvl w:val="0"/>
-          <w:numId w:val="1016"/>
+          <w:numId w:val="1019"/>
         </w:numPr>
       </w:pPr>
       <w:r>
@@ -5079,7 +5966,7 @@
         <w:pStyle w:val="Compact"/>
         <w:numPr>
           <w:ilvl w:val="0"/>
-          <w:numId w:val="1016"/>
+          <w:numId w:val="1019"/>
         </w:numPr>
       </w:pPr>
       <w:r>
@@ -5091,7 +5978,7 @@
         <w:pStyle w:val="Compact"/>
         <w:numPr>
           <w:ilvl w:val="0"/>
-          <w:numId w:val="1016"/>
+          <w:numId w:val="1019"/>
         </w:numPr>
       </w:pPr>
       <w:r>
@@ -5106,7 +5993,7 @@
         <w:t xml:space="preserve">A trader begins with USD 1,000,000.</w:t>
       </w:r>
     </w:p>
-    <w:bookmarkStart w:id="54" w:name="domestic-alternative"/>
+    <w:bookmarkStart w:id="55" w:name="domestic-alternative"/>
     <w:p>
       <w:pPr>
         <w:pStyle w:val="Heading5"/>
@@ -5192,8 +6079,8 @@
         </m:oMath>
       </m:oMathPara>
     </w:p>
-    <w:bookmarkEnd w:id="54"/>
-    <w:bookmarkStart w:id="55" w:name="covered-foreign-alternative"/>
+    <w:bookmarkEnd w:id="55"/>
+    <w:bookmarkStart w:id="56" w:name="covered-foreign-alternative"/>
     <w:p>
       <w:pPr>
         <w:pStyle w:val="Heading5"/>
@@ -5544,9 +6431,9 @@
         </m:oMath>
       </m:oMathPara>
     </w:p>
-    <w:bookmarkEnd w:id="55"/>
     <w:bookmarkEnd w:id="56"/>
-    <w:bookmarkStart w:id="58" w:name="rule-of-thumb"/>
+    <w:bookmarkEnd w:id="57"/>
+    <w:bookmarkStart w:id="59" w:name="rule-of-thumb"/>
     <w:p>
       <w:pPr>
         <w:pStyle w:val="Heading4"/>
@@ -5568,7 +6455,7 @@
         <w:pStyle w:val="Compact"/>
         <w:numPr>
           <w:ilvl w:val="0"/>
-          <w:numId w:val="1017"/>
+          <w:numId w:val="1020"/>
         </w:numPr>
       </w:pPr>
       <w:r>
@@ -5593,7 +6480,7 @@
         <w:pStyle w:val="Compact"/>
         <w:numPr>
           <w:ilvl w:val="0"/>
-          <w:numId w:val="1017"/>
+          <w:numId w:val="1020"/>
         </w:numPr>
       </w:pPr>
       <w:r>
@@ -5613,7 +6500,7 @@
         <w:t xml:space="preserve">.</w:t>
       </w:r>
     </w:p>
-    <w:bookmarkStart w:id="57" w:name="arbitrage-rule-of-thumb"/>
+    <w:bookmarkStart w:id="58" w:name="arbitrage-rule-of-thumb"/>
     <w:p>
       <w:pPr>
         <w:pStyle w:val="Heading5"/>
@@ -5627,7 +6514,7 @@
         <w:pStyle w:val="Compact"/>
         <w:numPr>
           <w:ilvl w:val="0"/>
-          <w:numId w:val="1018"/>
+          <w:numId w:val="1021"/>
         </w:numPr>
       </w:pPr>
       <w:r>
@@ -5668,7 +6555,7 @@
         <w:pStyle w:val="Compact"/>
         <w:numPr>
           <w:ilvl w:val="0"/>
-          <w:numId w:val="1018"/>
+          <w:numId w:val="1021"/>
         </w:numPr>
       </w:pPr>
       <w:r>
@@ -5709,12 +6596,12 @@
         <w:pStyle w:val="FirstParagraph"/>
       </w:pPr>
       <w:r>
-        <w:t xml:space="preserve">This rule is very useful pedagogically because it gives students a quick conceptual shortcut before they work the full numbers.</w:t>
-      </w:r>
-    </w:p>
-    <w:bookmarkEnd w:id="57"/>
+        <w:t xml:space="preserve">This rule is very useful because it provides a quick conceptual shortcut before working the full calculation.</w:t>
+      </w:r>
+    </w:p>
     <w:bookmarkEnd w:id="58"/>
-    <w:bookmarkStart w:id="59" w:name="how-cia-restores-equilibrium"/>
+    <w:bookmarkEnd w:id="59"/>
+    <w:bookmarkStart w:id="60" w:name="how-cia-restores-equilibrium"/>
     <w:p>
       <w:pPr>
         <w:pStyle w:val="Heading4"/>
@@ -5736,7 +6623,7 @@
         <w:pStyle w:val="Compact"/>
         <w:numPr>
           <w:ilvl w:val="0"/>
-          <w:numId w:val="1019"/>
+          <w:numId w:val="1022"/>
         </w:numPr>
       </w:pPr>
       <w:r>
@@ -5748,7 +6635,7 @@
         <w:pStyle w:val="Compact"/>
         <w:numPr>
           <w:ilvl w:val="0"/>
-          <w:numId w:val="1019"/>
+          <w:numId w:val="1022"/>
         </w:numPr>
       </w:pPr>
       <w:r>
@@ -5760,7 +6647,7 @@
         <w:pStyle w:val="Compact"/>
         <w:numPr>
           <w:ilvl w:val="0"/>
-          <w:numId w:val="1019"/>
+          <w:numId w:val="1022"/>
         </w:numPr>
       </w:pPr>
       <w:r>
@@ -5775,9 +6662,9 @@
         <w:t xml:space="preserve">Arbitrage therefore destroys the arbitrage opportunity.</w:t>
       </w:r>
     </w:p>
-    <w:bookmarkEnd w:id="59"/>
     <w:bookmarkEnd w:id="60"/>
-    <w:bookmarkStart w:id="63" w:name="uncovered-interest-arbitrage-uia"/>
+    <w:bookmarkEnd w:id="61"/>
+    <w:bookmarkStart w:id="64" w:name="uncovered-interest-arbitrage-uia"/>
     <w:p>
       <w:pPr>
         <w:pStyle w:val="Heading3"/>
@@ -5841,7 +6728,7 @@
         <w:pStyle w:val="Compact"/>
         <w:numPr>
           <w:ilvl w:val="0"/>
-          <w:numId w:val="1020"/>
+          <w:numId w:val="1023"/>
         </w:numPr>
       </w:pPr>
       <w:r>
@@ -5853,7 +6740,7 @@
         <w:pStyle w:val="Compact"/>
         <w:numPr>
           <w:ilvl w:val="0"/>
-          <w:numId w:val="1020"/>
+          <w:numId w:val="1023"/>
         </w:numPr>
       </w:pPr>
       <w:r>
@@ -5865,7 +6752,7 @@
         <w:pStyle w:val="Compact"/>
         <w:numPr>
           <w:ilvl w:val="0"/>
-          <w:numId w:val="1020"/>
+          <w:numId w:val="1023"/>
         </w:numPr>
       </w:pPr>
       <w:r>
@@ -5877,7 +6764,7 @@
         <w:pStyle w:val="Compact"/>
         <w:numPr>
           <w:ilvl w:val="0"/>
-          <w:numId w:val="1020"/>
+          <w:numId w:val="1023"/>
         </w:numPr>
       </w:pPr>
       <w:r>
@@ -5892,7 +6779,7 @@
         <w:t xml:space="preserve">Because the future exchange rate is not locked in, the investor bears exchange rate risk.</w:t>
       </w:r>
     </w:p>
-    <w:bookmarkStart w:id="61" w:name="the-yen-carry-trade"/>
+    <w:bookmarkStart w:id="62" w:name="the-yen-carry-trade"/>
     <w:p>
       <w:pPr>
         <w:pStyle w:val="Heading4"/>
@@ -5962,8 +6849,8 @@
         <w:t xml:space="preserve">The reason investors undertake the trade is obvious: the borrowed currency is cheap, the investment currency yields more, and the exchange rate may remain stable long enough for a profitable round trip.</w:t>
       </w:r>
     </w:p>
-    <w:bookmarkEnd w:id="61"/>
-    <w:bookmarkStart w:id="62" w:name="the-key-risk"/>
+    <w:bookmarkEnd w:id="62"/>
+    <w:bookmarkStart w:id="63" w:name="the-key-risk"/>
     <w:p>
       <w:pPr>
         <w:pStyle w:val="Heading4"/>
@@ -6022,9 +6909,9 @@
         <w:t xml:space="preserve">.</w:t>
       </w:r>
     </w:p>
-    <w:bookmarkEnd w:id="62"/>
     <w:bookmarkEnd w:id="63"/>
-    <w:bookmarkStart w:id="65" w:name="X6b617cb6c971c7acec87e92528cb442b676a106"/>
+    <w:bookmarkEnd w:id="64"/>
+    <w:bookmarkStart w:id="66" w:name="X6b617cb6c971c7acec87e92528cb442b676a106"/>
     <w:p>
       <w:pPr>
         <w:pStyle w:val="Heading3"/>
@@ -6072,7 +6959,7 @@
         <w:pStyle w:val="Compact"/>
         <w:numPr>
           <w:ilvl w:val="0"/>
-          <w:numId w:val="1021"/>
+          <w:numId w:val="1024"/>
         </w:numPr>
       </w:pPr>
       <w:r>
@@ -6084,7 +6971,7 @@
         <w:pStyle w:val="Compact"/>
         <w:numPr>
           <w:ilvl w:val="0"/>
-          <w:numId w:val="1021"/>
+          <w:numId w:val="1024"/>
         </w:numPr>
       </w:pPr>
       <w:r>
@@ -6139,7 +7026,7 @@
         <w:t xml:space="preserve">As arbitragers enter, the market moves back toward the parity band.</w:t>
       </w:r>
     </w:p>
-    <w:bookmarkStart w:id="64" w:name="why-this-section-matters"/>
+    <w:bookmarkStart w:id="65" w:name="why-this-section-matters"/>
     <w:p>
       <w:pPr>
         <w:pStyle w:val="Heading4"/>
@@ -6153,7 +7040,7 @@
         <w:pStyle w:val="FirstParagraph"/>
       </w:pPr>
       <w:r>
-        <w:t xml:space="preserve">This section is where students should see clearly that parity conditions are not just formulas. They are</w:t>
+        <w:t xml:space="preserve">Parity conditions are not just formulas. They are</w:t>
       </w:r>
       <w:r>
         <w:t xml:space="preserve"> </w:t>
@@ -6179,10 +7066,10 @@
         </w:pict>
       </w:r>
     </w:p>
-    <w:bookmarkEnd w:id="64"/>
     <w:bookmarkEnd w:id="65"/>
     <w:bookmarkEnd w:id="66"/>
-    <w:bookmarkStart w:id="71" w:name="X6bb02603657f8234345fa6135e90ef89a99e2be"/>
+    <w:bookmarkEnd w:id="67"/>
+    <w:bookmarkStart w:id="72" w:name="X6bb02603657f8234345fa6135e90ef89a99e2be"/>
     <w:p>
       <w:pPr>
         <w:pStyle w:val="Heading2"/>
@@ -6328,7 +7215,7 @@
         <w:t xml:space="preserve">The expected value of the future spot rate equals today’s forward rate for that future date.</w:t>
       </w:r>
     </w:p>
-    <w:bookmarkStart w:id="68" w:name="what-unbiased-means"/>
+    <w:bookmarkStart w:id="69" w:name="what-unbiased-means"/>
     <w:p>
       <w:pPr>
         <w:pStyle w:val="Heading3"/>
@@ -6381,7 +7268,7 @@
         <w:t xml:space="preserve">It means that, on average, forecast errors are centered around zero. The forward rate will overpredict and underpredict the future spot rate in roughly offsetting ways.</w:t>
       </w:r>
     </w:p>
-    <w:bookmarkStart w:id="67" w:name="conditions-required-for-this-view"/>
+    <w:bookmarkStart w:id="68" w:name="conditions-required-for-this-view"/>
     <w:p>
       <w:pPr>
         <w:pStyle w:val="Heading4"/>
@@ -6403,7 +7290,7 @@
         <w:pStyle w:val="Compact"/>
         <w:numPr>
           <w:ilvl w:val="0"/>
-          <w:numId w:val="1022"/>
+          <w:numId w:val="1025"/>
         </w:numPr>
       </w:pPr>
       <w:r>
@@ -6415,7 +7302,7 @@
         <w:pStyle w:val="Compact"/>
         <w:numPr>
           <w:ilvl w:val="0"/>
-          <w:numId w:val="1022"/>
+          <w:numId w:val="1025"/>
         </w:numPr>
       </w:pPr>
       <w:r>
@@ -6427,7 +7314,7 @@
         <w:pStyle w:val="Compact"/>
         <w:numPr>
           <w:ilvl w:val="0"/>
-          <w:numId w:val="1022"/>
+          <w:numId w:val="1025"/>
         </w:numPr>
       </w:pPr>
       <w:r>
@@ -6442,9 +7329,9 @@
         <w:t xml:space="preserve">Under those conditions, there is little room for systematic forecasting profit.</w:t>
       </w:r>
     </w:p>
-    <w:bookmarkEnd w:id="67"/>
     <w:bookmarkEnd w:id="68"/>
-    <w:bookmarkStart w:id="70" w:name="what-the-empirical-evidence-suggests"/>
+    <w:bookmarkEnd w:id="69"/>
+    <w:bookmarkStart w:id="71" w:name="what-the-empirical-evidence-suggests"/>
     <w:p>
       <w:pPr>
         <w:pStyle w:val="Heading3"/>
@@ -6498,7 +7385,7 @@
         <w:t xml:space="preserve">appear to be a consistently unbiased predictor of the future spot rate.</w:t>
       </w:r>
     </w:p>
-    <w:bookmarkStart w:id="69" w:name="managerial-interpretation"/>
+    <w:bookmarkStart w:id="70" w:name="managerial-interpretation"/>
     <w:p>
       <w:pPr>
         <w:pStyle w:val="Heading4"/>
@@ -6528,7 +7415,7 @@
         <w:pStyle w:val="Compact"/>
         <w:numPr>
           <w:ilvl w:val="0"/>
-          <w:numId w:val="1023"/>
+          <w:numId w:val="1026"/>
         </w:numPr>
       </w:pPr>
       <w:r>
@@ -6540,7 +7427,7 @@
         <w:pStyle w:val="Compact"/>
         <w:numPr>
           <w:ilvl w:val="0"/>
-          <w:numId w:val="1023"/>
+          <w:numId w:val="1026"/>
         </w:numPr>
       </w:pPr>
       <w:r>
@@ -6552,7 +7439,7 @@
         <w:pStyle w:val="Compact"/>
         <w:numPr>
           <w:ilvl w:val="0"/>
-          <w:numId w:val="1023"/>
+          <w:numId w:val="1026"/>
         </w:numPr>
       </w:pPr>
       <w:r>
@@ -6574,10 +7461,10 @@
         </w:pict>
       </w:r>
     </w:p>
-    <w:bookmarkEnd w:id="69"/>
     <w:bookmarkEnd w:id="70"/>
     <w:bookmarkEnd w:id="71"/>
-    <w:bookmarkStart w:id="80" w:name="Xbf9a58a63734f8143213eb58aa9761d5a3c7298"/>
+    <w:bookmarkEnd w:id="72"/>
+    <w:bookmarkStart w:id="81" w:name="Xbf9a58a63734f8143213eb58aa9761d5a3c7298"/>
     <w:p>
       <w:pPr>
         <w:pStyle w:val="Heading2"/>
@@ -6607,7 +7494,7 @@
         <w:pStyle w:val="Compact"/>
         <w:numPr>
           <w:ilvl w:val="0"/>
-          <w:numId w:val="1024"/>
+          <w:numId w:val="1027"/>
         </w:numPr>
       </w:pPr>
       <w:r>
@@ -6619,7 +7506,7 @@
         <w:pStyle w:val="Compact"/>
         <w:numPr>
           <w:ilvl w:val="0"/>
-          <w:numId w:val="1024"/>
+          <w:numId w:val="1027"/>
         </w:numPr>
       </w:pPr>
       <w:r>
@@ -6631,7 +7518,7 @@
         <w:pStyle w:val="Compact"/>
         <w:numPr>
           <w:ilvl w:val="0"/>
-          <w:numId w:val="1024"/>
+          <w:numId w:val="1027"/>
         </w:numPr>
       </w:pPr>
       <w:r>
@@ -6643,7 +7530,7 @@
         <w:pStyle w:val="Compact"/>
         <w:numPr>
           <w:ilvl w:val="0"/>
-          <w:numId w:val="1024"/>
+          <w:numId w:val="1027"/>
         </w:numPr>
       </w:pPr>
       <w:r>
@@ -6655,7 +7542,7 @@
         <w:pStyle w:val="Compact"/>
         <w:numPr>
           <w:ilvl w:val="0"/>
-          <w:numId w:val="1024"/>
+          <w:numId w:val="1027"/>
         </w:numPr>
       </w:pPr>
       <w:r>
@@ -6667,14 +7554,14 @@
         <w:pStyle w:val="Compact"/>
         <w:numPr>
           <w:ilvl w:val="0"/>
-          <w:numId w:val="1024"/>
+          <w:numId w:val="1027"/>
         </w:numPr>
       </w:pPr>
       <w:r>
         <w:t xml:space="preserve">one-year forward rate = 100 yen per dollar.</w:t>
       </w:r>
     </w:p>
-    <w:bookmarkStart w:id="72" w:name="relation-a-purchasing-power-parity-ppp"/>
+    <w:bookmarkStart w:id="73" w:name="relation-a-purchasing-power-parity-ppp"/>
     <w:p>
       <w:pPr>
         <w:pStyle w:val="Heading3"/>
@@ -6875,8 +7762,8 @@
         <w:t xml:space="preserve">This matches the inflation differential because inflation is 4 percentage points lower in Japan.</w:t>
       </w:r>
     </w:p>
-    <w:bookmarkEnd w:id="72"/>
-    <w:bookmarkStart w:id="73" w:name="relation-b-the-fisher-effect"/>
+    <w:bookmarkEnd w:id="73"/>
+    <w:bookmarkStart w:id="74" w:name="relation-b-the-fisher-effect"/>
     <w:p>
       <w:pPr>
         <w:pStyle w:val="Heading3"/>
@@ -7073,8 +7960,8 @@
         <w:t xml:space="preserve">Thus both countries share the same approximate real rate of return, 3%, while the nominal interest differential of 4 percentage points reflects the inflation differential.</w:t>
       </w:r>
     </w:p>
-    <w:bookmarkEnd w:id="73"/>
-    <w:bookmarkStart w:id="74" w:name="relation-c-international-fisher-effect"/>
+    <w:bookmarkEnd w:id="74"/>
+    <w:bookmarkStart w:id="75" w:name="relation-c-international-fisher-effect"/>
     <w:p>
       <w:pPr>
         <w:pStyle w:val="Heading3"/>
@@ -7219,8 +8106,8 @@
         <w:t xml:space="preserve">.</w:t>
       </w:r>
     </w:p>
-    <w:bookmarkEnd w:id="74"/>
-    <w:bookmarkStart w:id="75" w:name="relation-d-interest-rate-parity-irp"/>
+    <w:bookmarkEnd w:id="75"/>
+    <w:bookmarkStart w:id="76" w:name="relation-d-interest-rate-parity-irp"/>
     <w:p>
       <w:pPr>
         <w:pStyle w:val="Heading3"/>
@@ -7334,8 +8221,8 @@
         <w:t xml:space="preserve">That 4% forward premium matches the 4 percentage point nominal interest disadvantage on yen assets relative to dollar assets.</w:t>
       </w:r>
     </w:p>
-    <w:bookmarkEnd w:id="75"/>
-    <w:bookmarkStart w:id="77" w:name="X5c0bddccd59fb06b4c9d48fd20d1cda4fbaae4b"/>
+    <w:bookmarkEnd w:id="76"/>
+    <w:bookmarkStart w:id="78" w:name="X5c0bddccd59fb06b4c9d48fd20d1cda4fbaae4b"/>
     <w:p>
       <w:pPr>
         <w:pStyle w:val="Heading3"/>
@@ -7391,7 +8278,7 @@
         <w:t xml:space="preserve">That is the same value predicted by the parity relationships above.</w:t>
       </w:r>
     </w:p>
-    <w:bookmarkStart w:id="76" w:name="big-picture-synthesis"/>
+    <w:bookmarkStart w:id="77" w:name="big-picture-synthesis"/>
     <w:p>
       <w:pPr>
         <w:pStyle w:val="Heading4"/>
@@ -7413,7 +8300,7 @@
         <w:pStyle w:val="Compact"/>
         <w:numPr>
           <w:ilvl w:val="0"/>
-          <w:numId w:val="1025"/>
+          <w:numId w:val="1028"/>
         </w:numPr>
       </w:pPr>
       <w:r>
@@ -7425,7 +8312,7 @@
         <w:pStyle w:val="Compact"/>
         <w:numPr>
           <w:ilvl w:val="0"/>
-          <w:numId w:val="1025"/>
+          <w:numId w:val="1028"/>
         </w:numPr>
       </w:pPr>
       <w:r>
@@ -7437,7 +8324,7 @@
         <w:pStyle w:val="Compact"/>
         <w:numPr>
           <w:ilvl w:val="0"/>
-          <w:numId w:val="1025"/>
+          <w:numId w:val="1028"/>
         </w:numPr>
       </w:pPr>
       <w:r>
@@ -7449,7 +8336,7 @@
         <w:pStyle w:val="Compact"/>
         <w:numPr>
           <w:ilvl w:val="0"/>
-          <w:numId w:val="1025"/>
+          <w:numId w:val="1028"/>
         </w:numPr>
       </w:pPr>
       <w:r>
@@ -7461,7 +8348,7 @@
         <w:pStyle w:val="Compact"/>
         <w:numPr>
           <w:ilvl w:val="0"/>
-          <w:numId w:val="1025"/>
+          <w:numId w:val="1028"/>
         </w:numPr>
       </w:pPr>
       <w:r>
@@ -7496,9 +8383,9 @@
         </w:pict>
       </w:r>
     </w:p>
-    <w:bookmarkEnd w:id="76"/>
     <w:bookmarkEnd w:id="77"/>
-    <w:bookmarkStart w:id="78" w:name="chapter-takeaways"/>
+    <w:bookmarkEnd w:id="78"/>
+    <w:bookmarkStart w:id="79" w:name="chapter-takeaways"/>
     <w:p>
       <w:pPr>
         <w:pStyle w:val="Heading3"/>
@@ -7530,7 +8417,7 @@
         <w:pStyle w:val="Compact"/>
         <w:numPr>
           <w:ilvl w:val="0"/>
-          <w:numId w:val="1026"/>
+          <w:numId w:val="1029"/>
         </w:numPr>
       </w:pPr>
       <w:r>
@@ -7558,7 +8445,7 @@
         <w:pStyle w:val="Compact"/>
         <w:numPr>
           <w:ilvl w:val="0"/>
-          <w:numId w:val="1026"/>
+          <w:numId w:val="1029"/>
         </w:numPr>
       </w:pPr>
       <w:r>
@@ -7596,7 +8483,7 @@
         <w:pStyle w:val="Compact"/>
         <w:numPr>
           <w:ilvl w:val="0"/>
-          <w:numId w:val="1026"/>
+          <w:numId w:val="1029"/>
         </w:numPr>
       </w:pPr>
       <w:r>
@@ -7624,7 +8511,7 @@
         <w:pStyle w:val="Compact"/>
         <w:numPr>
           <w:ilvl w:val="0"/>
-          <w:numId w:val="1026"/>
+          <w:numId w:val="1029"/>
         </w:numPr>
       </w:pPr>
       <w:r>
@@ -7652,7 +8539,7 @@
         <w:pStyle w:val="Compact"/>
         <w:numPr>
           <w:ilvl w:val="0"/>
-          <w:numId w:val="1026"/>
+          <w:numId w:val="1029"/>
         </w:numPr>
       </w:pPr>
       <w:r>
@@ -7674,7 +8561,7 @@
         <w:pStyle w:val="Compact"/>
         <w:numPr>
           <w:ilvl w:val="0"/>
-          <w:numId w:val="1026"/>
+          <w:numId w:val="1029"/>
         </w:numPr>
       </w:pPr>
       <w:r>
@@ -7702,7 +8589,7 @@
         <w:pStyle w:val="Compact"/>
         <w:numPr>
           <w:ilvl w:val="0"/>
-          <w:numId w:val="1026"/>
+          <w:numId w:val="1029"/>
         </w:numPr>
       </w:pPr>
       <w:r>
@@ -7730,7 +8617,7 @@
         <w:pStyle w:val="Compact"/>
         <w:numPr>
           <w:ilvl w:val="0"/>
-          <w:numId w:val="1026"/>
+          <w:numId w:val="1029"/>
         </w:numPr>
       </w:pPr>
       <w:r>
@@ -7752,7 +8639,7 @@
         <w:pStyle w:val="Compact"/>
         <w:numPr>
           <w:ilvl w:val="0"/>
-          <w:numId w:val="1026"/>
+          <w:numId w:val="1029"/>
         </w:numPr>
       </w:pPr>
       <w:r>
@@ -7774,7 +8661,7 @@
         <w:pStyle w:val="Compact"/>
         <w:numPr>
           <w:ilvl w:val="0"/>
-          <w:numId w:val="1026"/>
+          <w:numId w:val="1029"/>
         </w:numPr>
       </w:pPr>
       <w:r>
@@ -7812,7 +8699,7 @@
         <w:pStyle w:val="Compact"/>
         <w:numPr>
           <w:ilvl w:val="0"/>
-          <w:numId w:val="1026"/>
+          <w:numId w:val="1029"/>
         </w:numPr>
       </w:pPr>
       <w:r>
@@ -7824,15 +8711,15 @@
         <w:pStyle w:val="Compact"/>
         <w:numPr>
           <w:ilvl w:val="0"/>
-          <w:numId w:val="1026"/>
+          <w:numId w:val="1029"/>
         </w:numPr>
       </w:pPr>
       <w:r>
         <w:t xml:space="preserve">In equilibrium, prices, inflation, interest rates, forward rates, and exchange rates fit together as one system.</w:t>
       </w:r>
     </w:p>
-    <w:bookmarkEnd w:id="78"/>
-    <w:bookmarkStart w:id="79" w:name="suggested-review-questions"/>
+    <w:bookmarkEnd w:id="79"/>
+    <w:bookmarkStart w:id="80" w:name="suggested-review-questions"/>
     <w:p>
       <w:pPr>
         <w:pStyle w:val="Heading3"/>
@@ -7846,7 +8733,7 @@
         <w:pStyle w:val="Compact"/>
         <w:numPr>
           <w:ilvl w:val="0"/>
-          <w:numId w:val="1027"/>
+          <w:numId w:val="1030"/>
         </w:numPr>
       </w:pPr>
       <w:r>
@@ -7858,7 +8745,7 @@
         <w:pStyle w:val="Compact"/>
         <w:numPr>
           <w:ilvl w:val="0"/>
-          <w:numId w:val="1027"/>
+          <w:numId w:val="1030"/>
         </w:numPr>
       </w:pPr>
       <w:r>
@@ -7870,7 +8757,7 @@
         <w:pStyle w:val="Compact"/>
         <w:numPr>
           <w:ilvl w:val="0"/>
-          <w:numId w:val="1027"/>
+          <w:numId w:val="1030"/>
         </w:numPr>
       </w:pPr>
       <w:r>
@@ -7882,7 +8769,7 @@
         <w:pStyle w:val="Compact"/>
         <w:numPr>
           <w:ilvl w:val="0"/>
-          <w:numId w:val="1027"/>
+          <w:numId w:val="1030"/>
         </w:numPr>
       </w:pPr>
       <w:r>
@@ -7894,7 +8781,7 @@
         <w:pStyle w:val="Compact"/>
         <w:numPr>
           <w:ilvl w:val="0"/>
-          <w:numId w:val="1027"/>
+          <w:numId w:val="1030"/>
         </w:numPr>
       </w:pPr>
       <w:r>
@@ -7906,7 +8793,7 @@
         <w:pStyle w:val="Compact"/>
         <w:numPr>
           <w:ilvl w:val="0"/>
-          <w:numId w:val="1027"/>
+          <w:numId w:val="1030"/>
         </w:numPr>
       </w:pPr>
       <w:r>
@@ -7918,7 +8805,7 @@
         <w:pStyle w:val="Compact"/>
         <w:numPr>
           <w:ilvl w:val="0"/>
-          <w:numId w:val="1027"/>
+          <w:numId w:val="1030"/>
         </w:numPr>
       </w:pPr>
       <w:r>
@@ -7930,7 +8817,7 @@
         <w:pStyle w:val="Compact"/>
         <w:numPr>
           <w:ilvl w:val="0"/>
-          <w:numId w:val="1027"/>
+          <w:numId w:val="1030"/>
         </w:numPr>
       </w:pPr>
       <w:r>
@@ -7942,7 +8829,7 @@
         <w:pStyle w:val="Compact"/>
         <w:numPr>
           <w:ilvl w:val="0"/>
-          <w:numId w:val="1027"/>
+          <w:numId w:val="1030"/>
         </w:numPr>
       </w:pPr>
       <w:r>
@@ -7954,16 +8841,16 @@
         <w:pStyle w:val="Compact"/>
         <w:numPr>
           <w:ilvl w:val="0"/>
-          <w:numId w:val="1027"/>
+          <w:numId w:val="1030"/>
         </w:numPr>
       </w:pPr>
       <w:r>
         <w:t xml:space="preserve">How do the parity conditions connect in the final equilibrium framework?</w:t>
       </w:r>
     </w:p>
-    <w:bookmarkEnd w:id="79"/>
     <w:bookmarkEnd w:id="80"/>
     <w:bookmarkEnd w:id="81"/>
+    <w:bookmarkEnd w:id="82"/>
     <w:sectPr>
       <w:footnotePr>
         <w:numRestart w:val="eachSect"/>
@@ -8329,6 +9216,15 @@
     <w:abstractNumId w:val="991"/>
   </w:num>
   <w:num w:numId="1004">
+    <w:abstractNumId w:val="991"/>
+  </w:num>
+  <w:num w:numId="1005">
+    <w:abstractNumId w:val="991"/>
+  </w:num>
+  <w:num w:numId="1006">
+    <w:abstractNumId w:val="991"/>
+  </w:num>
+  <w:num w:numId="1007">
     <w:abstractNumId w:val="99411"/>
     <w:lvlOverride w:ilvl="0">
       <w:startOverride w:val="1"/>
@@ -8358,15 +9254,6 @@
       <w:startOverride w:val="1"/>
     </w:lvlOverride>
   </w:num>
-  <w:num w:numId="1005">
-    <w:abstractNumId w:val="991"/>
-  </w:num>
-  <w:num w:numId="1006">
-    <w:abstractNumId w:val="991"/>
-  </w:num>
-  <w:num w:numId="1007">
-    <w:abstractNumId w:val="991"/>
-  </w:num>
   <w:num w:numId="1008">
     <w:abstractNumId w:val="991"/>
   </w:num>
@@ -8386,6 +9273,15 @@
     <w:abstractNumId w:val="991"/>
   </w:num>
   <w:num w:numId="1014">
+    <w:abstractNumId w:val="991"/>
+  </w:num>
+  <w:num w:numId="1015">
+    <w:abstractNumId w:val="991"/>
+  </w:num>
+  <w:num w:numId="1016">
+    <w:abstractNumId w:val="991"/>
+  </w:num>
+  <w:num w:numId="1017">
     <w:abstractNumId w:val="99411"/>
     <w:lvlOverride w:ilvl="0">
       <w:startOverride w:val="1"/>
@@ -8415,7 +9311,7 @@
       <w:startOverride w:val="1"/>
     </w:lvlOverride>
   </w:num>
-  <w:num w:numId="1015">
+  <w:num w:numId="1018">
     <w:abstractNumId w:val="99411"/>
     <w:lvlOverride w:ilvl="0">
       <w:startOverride w:val="1"/>
@@ -8445,74 +9341,11 @@
       <w:startOverride w:val="1"/>
     </w:lvlOverride>
   </w:num>
-  <w:num w:numId="1016">
+  <w:num w:numId="1019">
     <w:abstractNumId w:val="991"/>
   </w:num>
-  <w:num w:numId="1017">
+  <w:num w:numId="1020">
     <w:abstractNumId w:val="991"/>
-  </w:num>
-  <w:num w:numId="1018">
-    <w:abstractNumId w:val="991"/>
-  </w:num>
-  <w:num w:numId="1019">
-    <w:abstractNumId w:val="99411"/>
-    <w:lvlOverride w:ilvl="0">
-      <w:startOverride w:val="1"/>
-    </w:lvlOverride>
-    <w:lvlOverride w:ilvl="1">
-      <w:startOverride w:val="1"/>
-    </w:lvlOverride>
-    <w:lvlOverride w:ilvl="2">
-      <w:startOverride w:val="1"/>
-    </w:lvlOverride>
-    <w:lvlOverride w:ilvl="3">
-      <w:startOverride w:val="1"/>
-    </w:lvlOverride>
-    <w:lvlOverride w:ilvl="4">
-      <w:startOverride w:val="1"/>
-    </w:lvlOverride>
-    <w:lvlOverride w:ilvl="5">
-      <w:startOverride w:val="1"/>
-    </w:lvlOverride>
-    <w:lvlOverride w:ilvl="6">
-      <w:startOverride w:val="1"/>
-    </w:lvlOverride>
-    <w:lvlOverride w:ilvl="7">
-      <w:startOverride w:val="1"/>
-    </w:lvlOverride>
-    <w:lvlOverride w:ilvl="8">
-      <w:startOverride w:val="1"/>
-    </w:lvlOverride>
-  </w:num>
-  <w:num w:numId="1020">
-    <w:abstractNumId w:val="99411"/>
-    <w:lvlOverride w:ilvl="0">
-      <w:startOverride w:val="1"/>
-    </w:lvlOverride>
-    <w:lvlOverride w:ilvl="1">
-      <w:startOverride w:val="1"/>
-    </w:lvlOverride>
-    <w:lvlOverride w:ilvl="2">
-      <w:startOverride w:val="1"/>
-    </w:lvlOverride>
-    <w:lvlOverride w:ilvl="3">
-      <w:startOverride w:val="1"/>
-    </w:lvlOverride>
-    <w:lvlOverride w:ilvl="4">
-      <w:startOverride w:val="1"/>
-    </w:lvlOverride>
-    <w:lvlOverride w:ilvl="5">
-      <w:startOverride w:val="1"/>
-    </w:lvlOverride>
-    <w:lvlOverride w:ilvl="6">
-      <w:startOverride w:val="1"/>
-    </w:lvlOverride>
-    <w:lvlOverride w:ilvl="7">
-      <w:startOverride w:val="1"/>
-    </w:lvlOverride>
-    <w:lvlOverride w:ilvl="8">
-      <w:startOverride w:val="1"/>
-    </w:lvlOverride>
   </w:num>
   <w:num w:numId="1021">
     <w:abstractNumId w:val="991"/>
@@ -8548,7 +9381,34 @@
     </w:lvlOverride>
   </w:num>
   <w:num w:numId="1023">
-    <w:abstractNumId w:val="991"/>
+    <w:abstractNumId w:val="99411"/>
+    <w:lvlOverride w:ilvl="0">
+      <w:startOverride w:val="1"/>
+    </w:lvlOverride>
+    <w:lvlOverride w:ilvl="1">
+      <w:startOverride w:val="1"/>
+    </w:lvlOverride>
+    <w:lvlOverride w:ilvl="2">
+      <w:startOverride w:val="1"/>
+    </w:lvlOverride>
+    <w:lvlOverride w:ilvl="3">
+      <w:startOverride w:val="1"/>
+    </w:lvlOverride>
+    <w:lvlOverride w:ilvl="4">
+      <w:startOverride w:val="1"/>
+    </w:lvlOverride>
+    <w:lvlOverride w:ilvl="5">
+      <w:startOverride w:val="1"/>
+    </w:lvlOverride>
+    <w:lvlOverride w:ilvl="6">
+      <w:startOverride w:val="1"/>
+    </w:lvlOverride>
+    <w:lvlOverride w:ilvl="7">
+      <w:startOverride w:val="1"/>
+    </w:lvlOverride>
+    <w:lvlOverride w:ilvl="8">
+      <w:startOverride w:val="1"/>
+    </w:lvlOverride>
   </w:num>
   <w:num w:numId="1024">
     <w:abstractNumId w:val="991"/>
@@ -8584,6 +9444,12 @@
     </w:lvlOverride>
   </w:num>
   <w:num w:numId="1026">
+    <w:abstractNumId w:val="991"/>
+  </w:num>
+  <w:num w:numId="1027">
+    <w:abstractNumId w:val="991"/>
+  </w:num>
+  <w:num w:numId="1028">
     <w:abstractNumId w:val="99411"/>
     <w:lvlOverride w:ilvl="0">
       <w:startOverride w:val="1"/>
@@ -8613,7 +9479,37 @@
       <w:startOverride w:val="1"/>
     </w:lvlOverride>
   </w:num>
-  <w:num w:numId="1027">
+  <w:num w:numId="1029">
+    <w:abstractNumId w:val="99411"/>
+    <w:lvlOverride w:ilvl="0">
+      <w:startOverride w:val="1"/>
+    </w:lvlOverride>
+    <w:lvlOverride w:ilvl="1">
+      <w:startOverride w:val="1"/>
+    </w:lvlOverride>
+    <w:lvlOverride w:ilvl="2">
+      <w:startOverride w:val="1"/>
+    </w:lvlOverride>
+    <w:lvlOverride w:ilvl="3">
+      <w:startOverride w:val="1"/>
+    </w:lvlOverride>
+    <w:lvlOverride w:ilvl="4">
+      <w:startOverride w:val="1"/>
+    </w:lvlOverride>
+    <w:lvlOverride w:ilvl="5">
+      <w:startOverride w:val="1"/>
+    </w:lvlOverride>
+    <w:lvlOverride w:ilvl="6">
+      <w:startOverride w:val="1"/>
+    </w:lvlOverride>
+    <w:lvlOverride w:ilvl="7">
+      <w:startOverride w:val="1"/>
+    </w:lvlOverride>
+    <w:lvlOverride w:ilvl="8">
+      <w:startOverride w:val="1"/>
+    </w:lvlOverride>
+  </w:num>
+  <w:num w:numId="1030">
     <w:abstractNumId w:val="99411"/>
     <w:lvlOverride w:ilvl="0">
       <w:startOverride w:val="1"/>

--- a/docs/lectures/Chapter06_Lecture.docx
+++ b/docs/lectures/Chapter06_Lecture.docx
@@ -23,7 +23,7 @@
         <w:pStyle w:val="Date"/>
       </w:pPr>
       <w:r>
-        <w:t xml:space="preserve">2026-03-08</w:t>
+        <w:t xml:space="preserve">2026-03-10</w:t>
       </w:r>
     </w:p>
     <w:sdt>
@@ -52,7 +52,7 @@
         </w:p>
       </w:sdtContent>
     </w:sdt>
-    <w:bookmarkStart w:id="82" w:name="introduction"/>
+    <w:bookmarkStart w:id="79" w:name="introduction"/>
     <w:p>
       <w:pPr>
         <w:pStyle w:val="Heading1"/>
@@ -3782,7 +3782,7 @@
     <w:bookmarkEnd w:id="37"/>
     <w:bookmarkEnd w:id="38"/>
     <w:bookmarkEnd w:id="39"/>
-    <w:bookmarkStart w:id="67" w:name="interest-rates-and-exchange-rates"/>
+    <w:bookmarkStart w:id="64" w:name="interest-rates-and-exchange-rates"/>
     <w:p>
       <w:pPr>
         <w:pStyle w:val="Heading2"/>
@@ -4047,6 +4047,14 @@
           <w:numId w:val="1013"/>
         </w:numPr>
       </w:pPr>
+      <m:oMath>
+        <m:r>
+          <m:t>π</m:t>
+        </m:r>
+      </m:oMath>
+      <w:r>
+        <w:t xml:space="preserve"> </w:t>
+      </w:r>
       <w:r>
         <w:t xml:space="preserve">= expected inflation.</w:t>
       </w:r>
@@ -4057,6 +4065,14 @@
       </w:pPr>
       <w:r>
         <w:t xml:space="preserve">The cross-product term r</w:t>
+      </w:r>
+      <m:oMath>
+        <m:r>
+          <m:t>π</m:t>
+        </m:r>
+      </m:oMath>
+      <w:r>
+        <w:t xml:space="preserve"> </w:t>
       </w:r>
       <w:r>
         <w:t xml:space="preserve">is often dropped because it is small for ordinary rates of return and inflation.</w:t>
@@ -4129,6 +4145,25 @@
         <w:t xml:space="preserve">, then those rates can attract capital strongly.</w:t>
       </w:r>
     </w:p>
+    <w:p>
+      <w:pPr>
+        <w:pStyle w:val="FirstParagraph"/>
+      </w:pPr>
+      <w:r>
+        <w:t xml:space="preserve">In other words, it really depends on the estimated value of</w:t>
+      </w:r>
+      <w:r>
+        <w:t xml:space="preserve"> </w:t>
+      </w:r>
+      <m:oMath>
+        <m:r>
+          <m:t>π</m:t>
+        </m:r>
+      </m:oMath>
+      <w:r>
+        <w:t xml:space="preserve">.</w:t>
+      </w:r>
+    </w:p>
     <w:bookmarkEnd w:id="40"/>
     <w:bookmarkStart w:id="41" w:name="important-example"/>
     <w:p>
@@ -4158,38 +4193,6 @@
       </w:r>
       <w:r>
         <w:t xml:space="preserve">, which attracted capital inflows and strengthened the dollar.</w:t>
-      </w:r>
-    </w:p>
-    <w:p>
-      <w:pPr>
-        <w:pStyle w:val="BodyText"/>
-      </w:pPr>
-      <w:r>
-        <w:t xml:space="preserve">This helps distinguish between:</w:t>
-      </w:r>
-    </w:p>
-    <w:p>
-      <w:pPr>
-        <w:pStyle w:val="Compact"/>
-        <w:numPr>
-          <w:ilvl w:val="0"/>
-          <w:numId w:val="1015"/>
-        </w:numPr>
-      </w:pPr>
-      <w:r>
-        <w:t xml:space="preserve">a high nominal rate caused by inflation, and</w:t>
-      </w:r>
-    </w:p>
-    <w:p>
-      <w:pPr>
-        <w:pStyle w:val="Compact"/>
-        <w:numPr>
-          <w:ilvl w:val="0"/>
-          <w:numId w:val="1015"/>
-        </w:numPr>
-      </w:pPr>
-      <w:r>
-        <w:t xml:space="preserve">a high nominal rate caused by high real return.</w:t>
       </w:r>
     </w:p>
     <w:bookmarkEnd w:id="41"/>
@@ -4547,7 +4550,7 @@
     </w:p>
     <w:bookmarkEnd w:id="45"/>
     <w:bookmarkEnd w:id="46"/>
-    <w:bookmarkStart w:id="49" w:name="the-forward-rate"/>
+    <w:bookmarkStart w:id="47" w:name="the-forward-rate"/>
     <w:p>
       <w:pPr>
         <w:pStyle w:val="Heading3"/>
@@ -4577,47 +4580,1207 @@
         <w:t xml:space="preserve"> </w:t>
       </w:r>
       <w:r>
-        <w:t xml:space="preserve">is an exchange rate quoted today for settlement on a future date. It is not today’s spot rate; it is the contractual rate at which a currency can be bought or sold forward.</w:t>
-      </w:r>
-    </w:p>
-    <w:p>
-      <w:pPr>
-        <w:pStyle w:val="BodyText"/>
-      </w:pPr>
-      <w:r>
-        <w:rPr>
-          <w:b/>
-          <w:bCs/>
-        </w:rPr>
-        <w:t xml:space="preserve">Important point:</w:t>
-      </w:r>
-      <w:r>
-        <w:t xml:space="preserve"> </w:t>
-      </w:r>
-      <w:r>
-        <w:t xml:space="preserve">the forward rate is first a market price for future delivery, not automatically a prediction.</w:t>
-      </w:r>
-    </w:p>
-    <w:p>
-      <w:pPr>
-        <w:pStyle w:val="BodyText"/>
-      </w:pPr>
-      <w:r>
-        <w:t xml:space="preserve">Forward rates are central to multinational finance because they allow firms and investors to lock in future exchange rates.</w:t>
-      </w:r>
-    </w:p>
-    <w:bookmarkStart w:id="47" w:name="forward-rate-calculation"/>
-    <w:p>
-      <w:pPr>
-        <w:pStyle w:val="Heading4"/>
-      </w:pPr>
-      <w:r>
-        <w:t xml:space="preserve">6.2.3.1 Forward Rate Calculation</w:t>
-      </w:r>
-    </w:p>
-    <w:p>
-      <w:pPr>
-        <w:pStyle w:val="FirstParagraph"/>
+        <w:t xml:space="preserve">is an exchange rate agreed upon today for currency transaction that will occur on a future date.</w:t>
+      </w:r>
+      <w:r>
+        <w:t xml:space="preserve"> </w:t>
+      </w:r>
+      <w:r>
+        <w:rPr>
+          <w:b/>
+          <w:bCs/>
+        </w:rPr>
+        <w:t xml:space="preserve">Think of it like locking in a price today for something you will buy later.</w:t>
+      </w:r>
+      <w:r>
+        <w:t xml:space="preserve"> </w:t>
+      </w:r>
+      <w:r>
+        <w:t xml:space="preserve">It is not today’s spot rate; it is the contractual rate at which a currency can be bought or sold forward.</w:t>
+      </w:r>
+    </w:p>
+    <w:p>
+      <w:pPr>
+        <w:pStyle w:val="BodyText"/>
+      </w:pPr>
+      <w:r>
+        <w:t xml:space="preserve">Forward rates are central to multinational finance because they allow firms and investors to lock in future exchange rates and</w:t>
+      </w:r>
+      <w:r>
+        <w:t xml:space="preserve"> </w:t>
+      </w:r>
+      <w:r>
+        <w:rPr>
+          <w:b/>
+          <w:bCs/>
+        </w:rPr>
+        <w:t xml:space="preserve">help firms eliminate exchange rate risk.</w:t>
+      </w:r>
+    </w:p>
+    <w:p>
+      <w:pPr>
+        <w:pStyle w:val="BodyText"/>
+      </w:pPr>
+      <w:r>
+        <w:rPr>
+          <w:b/>
+          <w:bCs/>
+        </w:rPr>
+        <w:t xml:space="preserve">They are rates that make the financial markets balance given interest rates in each country.</w:t>
+      </w:r>
+    </w:p>
+    <w:p>
+      <w:pPr>
+        <w:pStyle w:val="BodyText"/>
+      </w:pPr>
+      <w:r>
+        <w:rPr>
+          <w:b/>
+          <w:bCs/>
+        </w:rPr>
+        <w:t xml:space="preserve">Forward Rate Calculation Example:</w:t>
+      </w:r>
+      <w:r>
+        <w:t xml:space="preserve"> </w:t>
+      </w:r>
+      <w:r>
+        <w:t xml:space="preserve">Using a Forward Contract to Hedge Exchange Rate Risk</w:t>
+      </w:r>
+    </w:p>
+    <w:p>
+      <w:pPr>
+        <w:pStyle w:val="BodyText"/>
+      </w:pPr>
+      <w:r>
+        <w:t xml:space="preserve">Consider a U.S. firm that must pay a German supplier in euros one year from today.</w:t>
+      </w:r>
+    </w:p>
+    <w:p>
+      <w:pPr>
+        <w:pStyle w:val="BodyText"/>
+      </w:pPr>
+      <w:r>
+        <w:rPr>
+          <w:b/>
+          <w:bCs/>
+        </w:rPr>
+        <w:t xml:space="preserve">Current Market Conditions:</w:t>
+      </w:r>
+    </w:p>
+    <w:p>
+      <w:pPr>
+        <w:pStyle w:val="BodyText"/>
+      </w:pPr>
+      <w:r>
+        <w:t xml:space="preserve">Spot exchange rate:</w:t>
+      </w:r>
+    </w:p>
+    <w:p>
+      <w:pPr>
+        <w:pStyle w:val="BodyText"/>
+      </w:pPr>
+      <m:oMathPara>
+        <m:oMathParaPr>
+          <m:jc m:val="center"/>
+        </m:oMathParaPr>
+        <m:oMath>
+          <m:sSub>
+            <m:e>
+              <m:r>
+                <m:t>S</m:t>
+              </m:r>
+            </m:e>
+            <m:sub>
+              <m:r>
+                <m:t>0</m:t>
+              </m:r>
+            </m:sub>
+          </m:sSub>
+          <m:r>
+            <m:rPr>
+              <m:sty m:val="p"/>
+            </m:rPr>
+            <m:t>=</m:t>
+          </m:r>
+          <m:r>
+            <m:t>1.10</m:t>
+          </m:r>
+          <m:r>
+            <m:t> </m:t>
+          </m:r>
+          <m:r>
+            <m:rPr>
+              <m:nor/>
+              <m:sty m:val="p"/>
+            </m:rPr>
+            <m:t>USD/EUR</m:t>
+          </m:r>
+        </m:oMath>
+      </m:oMathPara>
+    </w:p>
+    <w:p>
+      <w:pPr>
+        <w:pStyle w:val="FirstParagraph"/>
+      </w:pPr>
+      <w:r>
+        <w:t xml:space="preserve">This means:</w:t>
+      </w:r>
+    </w:p>
+    <w:p>
+      <w:pPr>
+        <w:pStyle w:val="BodyText"/>
+      </w:pPr>
+      <w:r>
+        <w:t xml:space="preserve">1 EUR = $1.10 USD</w:t>
+      </w:r>
+    </w:p>
+    <w:p>
+      <w:pPr>
+        <w:pStyle w:val="BodyText"/>
+      </w:pPr>
+      <w:r>
+        <w:t xml:space="preserve">A bank quotes a</w:t>
+      </w:r>
+      <w:r>
+        <w:t xml:space="preserve"> </w:t>
+      </w:r>
+      <w:r>
+        <w:rPr>
+          <w:b/>
+          <w:bCs/>
+        </w:rPr>
+        <w:t xml:space="preserve">1-year forward exchange rate</w:t>
+      </w:r>
+      <w:r>
+        <w:t xml:space="preserve"> </w:t>
+      </w:r>
+      <w:r>
+        <w:t xml:space="preserve">of:</w:t>
+      </w:r>
+    </w:p>
+    <w:p>
+      <w:pPr>
+        <w:pStyle w:val="BodyText"/>
+      </w:pPr>
+      <m:oMathPara>
+        <m:oMathParaPr>
+          <m:jc m:val="center"/>
+        </m:oMathParaPr>
+        <m:oMath>
+          <m:sSub>
+            <m:e>
+              <m:r>
+                <m:t>F</m:t>
+              </m:r>
+            </m:e>
+            <m:sub>
+              <m:r>
+                <m:t>1</m:t>
+              </m:r>
+            </m:sub>
+          </m:sSub>
+          <m:r>
+            <m:rPr>
+              <m:sty m:val="p"/>
+            </m:rPr>
+            <m:t>=</m:t>
+          </m:r>
+          <m:r>
+            <m:t>1.15</m:t>
+          </m:r>
+          <m:r>
+            <m:t> </m:t>
+          </m:r>
+          <m:r>
+            <m:rPr>
+              <m:nor/>
+              <m:sty m:val="p"/>
+            </m:rPr>
+            <m:t>USD/EUR</m:t>
+          </m:r>
+        </m:oMath>
+      </m:oMathPara>
+    </w:p>
+    <w:p>
+      <w:pPr>
+        <w:pStyle w:val="FirstParagraph"/>
+      </w:pPr>
+      <w:r>
+        <w:t xml:space="preserve">This means that one year from today the firm can exchange dollars for euros at:</w:t>
+      </w:r>
+    </w:p>
+    <w:p>
+      <w:pPr>
+        <w:pStyle w:val="BodyText"/>
+      </w:pPr>
+      <w:r>
+        <w:t xml:space="preserve">1 EUR = $1.15 USD</w:t>
+      </w:r>
+    </w:p>
+    <w:p>
+      <w:r>
+        <w:pict>
+          <v:rect style="width:0;height:1.5pt" o:hralign="center" o:hrstd="t" o:hr="t"/>
+        </w:pict>
+      </w:r>
+    </w:p>
+    <w:p>
+      <w:pPr>
+        <w:pStyle w:val="FirstParagraph"/>
+      </w:pPr>
+      <w:r>
+        <w:rPr>
+          <w:b/>
+          <w:bCs/>
+        </w:rPr>
+        <w:t xml:space="preserve">Payment Obligation</w:t>
+      </w:r>
+    </w:p>
+    <w:p>
+      <w:pPr>
+        <w:pStyle w:val="BodyText"/>
+      </w:pPr>
+      <w:r>
+        <w:t xml:space="preserve">The U.S. firm must pay:</w:t>
+      </w:r>
+    </w:p>
+    <w:p>
+      <w:pPr>
+        <w:pStyle w:val="BodyText"/>
+      </w:pPr>
+      <w:r>
+        <w:t xml:space="preserve">1,000,000 EUR</w:t>
+      </w:r>
+    </w:p>
+    <w:p>
+      <w:pPr>
+        <w:pStyle w:val="BodyText"/>
+      </w:pPr>
+      <w:r>
+        <w:t xml:space="preserve">to the German supplier in one year.</w:t>
+      </w:r>
+    </w:p>
+    <w:p>
+      <w:r>
+        <w:pict>
+          <v:rect style="width:0;height:1.5pt" o:hralign="center" o:hrstd="t" o:hr="t"/>
+        </w:pict>
+      </w:r>
+    </w:p>
+    <w:p>
+      <w:pPr>
+        <w:pStyle w:val="FirstParagraph"/>
+      </w:pPr>
+      <w:r>
+        <w:rPr>
+          <w:b/>
+          <w:bCs/>
+        </w:rPr>
+        <w:t xml:space="preserve">Case 1: No Forward Contract (Exchange Rate Risk)</w:t>
+      </w:r>
+    </w:p>
+    <w:p>
+      <w:pPr>
+        <w:pStyle w:val="BodyText"/>
+      </w:pPr>
+      <w:r>
+        <w:t xml:space="preserve">If the firm does</w:t>
+      </w:r>
+      <w:r>
+        <w:t xml:space="preserve"> </w:t>
+      </w:r>
+      <w:r>
+        <w:rPr>
+          <w:b/>
+          <w:bCs/>
+        </w:rPr>
+        <w:t xml:space="preserve">not hedge</w:t>
+      </w:r>
+      <w:r>
+        <w:t xml:space="preserve">, it must purchase euros at the future spot rate,</w:t>
+      </w:r>
+      <w:r>
+        <w:t xml:space="preserve"> </w:t>
+      </w:r>
+      <w:r>
+        <w:rPr>
+          <w:b/>
+          <w:bCs/>
+        </w:rPr>
+        <w:t xml:space="preserve">which is unknown today.</w:t>
+      </w:r>
+    </w:p>
+    <w:p>
+      <w:pPr>
+        <w:pStyle w:val="BodyText"/>
+      </w:pPr>
+      <w:r>
+        <w:t xml:space="preserve">Suppose the euro appreciates and the future spot rate becomes:</w:t>
+      </w:r>
+    </w:p>
+    <w:p>
+      <w:pPr>
+        <w:pStyle w:val="BodyText"/>
+      </w:pPr>
+      <m:oMathPara>
+        <m:oMathParaPr>
+          <m:jc m:val="center"/>
+        </m:oMathParaPr>
+        <m:oMath>
+          <m:sSub>
+            <m:e>
+              <m:r>
+                <m:t>S</m:t>
+              </m:r>
+            </m:e>
+            <m:sub>
+              <m:r>
+                <m:t>1</m:t>
+              </m:r>
+            </m:sub>
+          </m:sSub>
+          <m:r>
+            <m:rPr>
+              <m:sty m:val="p"/>
+            </m:rPr>
+            <m:t>=</m:t>
+          </m:r>
+          <m:r>
+            <m:t>1.30</m:t>
+          </m:r>
+          <m:r>
+            <m:t> </m:t>
+          </m:r>
+          <m:r>
+            <m:rPr>
+              <m:nor/>
+              <m:sty m:val="p"/>
+            </m:rPr>
+            <m:t>USD/EUR</m:t>
+          </m:r>
+        </m:oMath>
+      </m:oMathPara>
+    </w:p>
+    <w:p>
+      <w:pPr>
+        <w:pStyle w:val="FirstParagraph"/>
+      </w:pPr>
+      <w:r>
+        <w:t xml:space="preserve">The dollar cost of the payment would be:</w:t>
+      </w:r>
+    </w:p>
+    <w:p>
+      <w:pPr>
+        <w:pStyle w:val="BodyText"/>
+      </w:pPr>
+      <m:oMathPara>
+        <m:oMathParaPr>
+          <m:jc m:val="center"/>
+        </m:oMathParaPr>
+        <m:oMath>
+          <m:r>
+            <m:t>1</m:t>
+          </m:r>
+          <m:r>
+            <m:rPr>
+              <m:sty m:val="p"/>
+            </m:rPr>
+            <m:t>,</m:t>
+          </m:r>
+          <m:r>
+            <m:t>000</m:t>
+          </m:r>
+          <m:r>
+            <m:rPr>
+              <m:sty m:val="p"/>
+            </m:rPr>
+            <m:t>,</m:t>
+          </m:r>
+          <m:r>
+            <m:t>000</m:t>
+          </m:r>
+          <m:r>
+            <m:rPr>
+              <m:sty m:val="p"/>
+            </m:rPr>
+            <m:t>×</m:t>
+          </m:r>
+          <m:r>
+            <m:t>1.30</m:t>
+          </m:r>
+          <m:r>
+            <m:rPr>
+              <m:sty m:val="p"/>
+            </m:rPr>
+            <m:t>=</m:t>
+          </m:r>
+          <m:r>
+            <m:rPr>
+              <m:sty m:val="p"/>
+            </m:rPr>
+            <m:t>$</m:t>
+          </m:r>
+          <m:r>
+            <m:t>1</m:t>
+          </m:r>
+          <m:r>
+            <m:rPr>
+              <m:sty m:val="p"/>
+            </m:rPr>
+            <m:t>,</m:t>
+          </m:r>
+          <m:r>
+            <m:t>300</m:t>
+          </m:r>
+          <m:r>
+            <m:rPr>
+              <m:sty m:val="p"/>
+            </m:rPr>
+            <m:t>,</m:t>
+          </m:r>
+          <m:r>
+            <m:t>000</m:t>
+          </m:r>
+        </m:oMath>
+      </m:oMathPara>
+    </w:p>
+    <w:p>
+      <w:pPr>
+        <w:pStyle w:val="FirstParagraph"/>
+      </w:pPr>
+      <w:r>
+        <w:rPr>
+          <w:b/>
+          <w:bCs/>
+        </w:rPr>
+        <w:t xml:space="preserve">Cash Flows</w:t>
+      </w:r>
+    </w:p>
+    <w:tbl>
+      <w:tblPr>
+        <w:tblStyle w:val="Table"/>
+        <w:tblW w:type="auto" w:w="0"/>
+        <w:tblLook w:firstRow="1" w:lastRow="0" w:firstColumn="0" w:lastColumn="0" w:noHBand="0" w:noVBand="0" w:val="0020"/>
+      </w:tblPr>
+      <w:tblGrid>
+        <w:gridCol w:w="3960"/>
+        <w:gridCol w:w="3960"/>
+      </w:tblGrid>
+      <w:tr>
+        <w:trPr>
+          <w:tblHeader w:val="on"/>
+        </w:trPr>
+        <w:tc>
+          <w:tcPr/>
+          <w:p>
+            <w:pPr>
+              <w:pStyle w:val="Compact"/>
+            </w:pPr>
+            <w:r>
+              <w:t xml:space="preserve">Currency</w:t>
+            </w:r>
+          </w:p>
+        </w:tc>
+        <w:tc>
+          <w:tcPr/>
+          <w:p>
+            <w:pPr>
+              <w:pStyle w:val="Compact"/>
+            </w:pPr>
+            <w:r>
+              <w:t xml:space="preserve">Cash Flow</w:t>
+            </w:r>
+          </w:p>
+        </w:tc>
+      </w:tr>
+      <w:tr>
+        <w:tc>
+          <w:tcPr/>
+          <w:p>
+            <w:pPr>
+              <w:pStyle w:val="Compact"/>
+            </w:pPr>
+            <w:r>
+              <w:t xml:space="preserve">USD</w:t>
+            </w:r>
+          </w:p>
+        </w:tc>
+        <w:tc>
+          <w:tcPr/>
+          <w:p>
+            <w:pPr>
+              <w:pStyle w:val="Compact"/>
+            </w:pPr>
+            <w:r>
+              <w:t xml:space="preserve">-$1,300,000</w:t>
+            </w:r>
+          </w:p>
+        </w:tc>
+      </w:tr>
+      <w:tr>
+        <w:tc>
+          <w:tcPr/>
+          <w:p>
+            <w:pPr>
+              <w:pStyle w:val="Compact"/>
+            </w:pPr>
+            <w:r>
+              <w:t xml:space="preserve">EUR</w:t>
+            </w:r>
+          </w:p>
+        </w:tc>
+        <w:tc>
+          <w:tcPr/>
+          <w:p>
+            <w:pPr>
+              <w:pStyle w:val="Compact"/>
+            </w:pPr>
+            <w:r>
+              <w:t xml:space="preserve">+€1,000,000</w:t>
+            </w:r>
+          </w:p>
+        </w:tc>
+      </w:tr>
+    </w:tbl>
+    <w:p>
+      <w:pPr>
+        <w:pStyle w:val="BodyText"/>
+      </w:pPr>
+      <w:r>
+        <w:t xml:space="preserve">The euros are then paid to the supplier.</w:t>
+      </w:r>
+    </w:p>
+    <w:p>
+      <w:pPr>
+        <w:pStyle w:val="BodyText"/>
+      </w:pPr>
+      <w:r>
+        <w:t xml:space="preserve">This outcome exposes the firm to</w:t>
+      </w:r>
+      <w:r>
+        <w:t xml:space="preserve"> </w:t>
+      </w:r>
+      <w:r>
+        <w:rPr>
+          <w:b/>
+          <w:bCs/>
+        </w:rPr>
+        <w:t xml:space="preserve">exchange rate risk</w:t>
+      </w:r>
+      <w:r>
+        <w:t xml:space="preserve">.</w:t>
+      </w:r>
+    </w:p>
+    <w:p>
+      <w:r>
+        <w:pict>
+          <v:rect style="width:0;height:1.5pt" o:hralign="center" o:hrstd="t" o:hr="t"/>
+        </w:pict>
+      </w:r>
+    </w:p>
+    <w:p>
+      <w:pPr>
+        <w:pStyle w:val="FirstParagraph"/>
+      </w:pPr>
+      <w:r>
+        <w:rPr>
+          <w:b/>
+          <w:bCs/>
+        </w:rPr>
+        <w:t xml:space="preserve">Case 2: Using a Forward Contract (Hedging)</w:t>
+      </w:r>
+    </w:p>
+    <w:p>
+      <w:pPr>
+        <w:pStyle w:val="BodyText"/>
+      </w:pPr>
+      <w:r>
+        <w:t xml:space="preserve">Instead of waiting, the firm signs a</w:t>
+      </w:r>
+      <w:r>
+        <w:t xml:space="preserve"> </w:t>
+      </w:r>
+      <w:r>
+        <w:rPr>
+          <w:b/>
+          <w:bCs/>
+        </w:rPr>
+        <w:t xml:space="preserve">forward contract today</w:t>
+      </w:r>
+      <w:r>
+        <w:t xml:space="preserve"> </w:t>
+      </w:r>
+      <w:r>
+        <w:t xml:space="preserve">at the forward rate.</w:t>
+      </w:r>
+    </w:p>
+    <w:p>
+      <w:pPr>
+        <w:pStyle w:val="BodyText"/>
+      </w:pPr>
+      <w:r>
+        <w:t xml:space="preserve">Spot rate today is still:</w:t>
+      </w:r>
+    </w:p>
+    <w:p>
+      <w:pPr>
+        <w:pStyle w:val="BodyText"/>
+      </w:pPr>
+      <w:r>
+        <w:t xml:space="preserve">1 EUR = $1.10 USD</w:t>
+      </w:r>
+    </w:p>
+    <w:p>
+      <w:pPr>
+        <w:pStyle w:val="BodyText"/>
+      </w:pPr>
+      <w:r>
+        <w:t xml:space="preserve">And the forward exchange rate:</w:t>
+      </w:r>
+    </w:p>
+    <w:p>
+      <w:pPr>
+        <w:pStyle w:val="BodyText"/>
+      </w:pPr>
+      <m:oMathPara>
+        <m:oMathParaPr>
+          <m:jc m:val="center"/>
+        </m:oMathParaPr>
+        <m:oMath>
+          <m:sSub>
+            <m:e>
+              <m:r>
+                <m:t>F</m:t>
+              </m:r>
+            </m:e>
+            <m:sub>
+              <m:r>
+                <m:t>1</m:t>
+              </m:r>
+            </m:sub>
+          </m:sSub>
+          <m:r>
+            <m:rPr>
+              <m:sty m:val="p"/>
+            </m:rPr>
+            <m:t>=</m:t>
+          </m:r>
+          <m:r>
+            <m:t>1.15</m:t>
+          </m:r>
+          <m:r>
+            <m:t> </m:t>
+          </m:r>
+          <m:r>
+            <m:rPr>
+              <m:nor/>
+              <m:sty m:val="p"/>
+            </m:rPr>
+            <m:t>USD/EUR</m:t>
+          </m:r>
+        </m:oMath>
+      </m:oMathPara>
+    </w:p>
+    <w:p>
+      <w:r>
+        <w:pict>
+          <v:rect style="width:0;height:1.5pt" o:hralign="center" o:hrstd="t" o:hr="t"/>
+        </w:pict>
+      </w:r>
+    </w:p>
+    <w:p>
+      <w:pPr>
+        <w:pStyle w:val="FirstParagraph"/>
+      </w:pPr>
+      <w:r>
+        <w:rPr>
+          <w:b/>
+          <w:bCs/>
+        </w:rPr>
+        <w:t xml:space="preserve">Cash Flows at Contract Maturity</w:t>
+      </w:r>
+    </w:p>
+    <w:p>
+      <w:pPr>
+        <w:pStyle w:val="BodyText"/>
+      </w:pPr>
+      <w:r>
+        <w:t xml:space="preserve">The firm pays dollars to the bank:</w:t>
+      </w:r>
+    </w:p>
+    <w:p>
+      <w:pPr>
+        <w:pStyle w:val="BodyText"/>
+      </w:pPr>
+      <m:oMathPara>
+        <m:oMathParaPr>
+          <m:jc m:val="center"/>
+        </m:oMathParaPr>
+        <m:oMath>
+          <m:r>
+            <m:rPr>
+              <m:sty m:val="p"/>
+            </m:rPr>
+            <m:t>−</m:t>
+          </m:r>
+          <m:r>
+            <m:rPr>
+              <m:sty m:val="p"/>
+            </m:rPr>
+            <m:t>$</m:t>
+          </m:r>
+          <m:r>
+            <m:t>1</m:t>
+          </m:r>
+          <m:r>
+            <m:rPr>
+              <m:sty m:val="p"/>
+            </m:rPr>
+            <m:t>,</m:t>
+          </m:r>
+          <m:r>
+            <m:t>150</m:t>
+          </m:r>
+          <m:r>
+            <m:rPr>
+              <m:sty m:val="p"/>
+            </m:rPr>
+            <m:t>,</m:t>
+          </m:r>
+          <m:r>
+            <m:t>000</m:t>
+          </m:r>
+        </m:oMath>
+      </m:oMathPara>
+    </w:p>
+    <w:p>
+      <w:pPr>
+        <w:pStyle w:val="FirstParagraph"/>
+      </w:pPr>
+      <w:r>
+        <w:t xml:space="preserve">The bank delivers 1,000,000 EUR and the firm then pays the supplier the funds.</w:t>
+      </w:r>
+    </w:p>
+    <w:p>
+      <w:pPr>
+        <w:pStyle w:val="BodyText"/>
+      </w:pPr>
+      <w:r>
+        <w:rPr>
+          <w:b/>
+          <w:bCs/>
+        </w:rPr>
+        <w:t xml:space="preserve">Net Cash Flows</w:t>
+      </w:r>
+    </w:p>
+    <w:tbl>
+      <w:tblPr>
+        <w:tblStyle w:val="Table"/>
+        <w:tblW w:type="auto" w:w="0"/>
+        <w:tblLook w:firstRow="1" w:lastRow="0" w:firstColumn="0" w:lastColumn="0" w:noHBand="0" w:noVBand="0" w:val="0020"/>
+      </w:tblPr>
+      <w:tblGrid>
+        <w:gridCol w:w="3960"/>
+        <w:gridCol w:w="3960"/>
+      </w:tblGrid>
+      <w:tr>
+        <w:trPr>
+          <w:tblHeader w:val="on"/>
+        </w:trPr>
+        <w:tc>
+          <w:tcPr/>
+          <w:p>
+            <w:pPr>
+              <w:pStyle w:val="Compact"/>
+            </w:pPr>
+            <w:r>
+              <w:t xml:space="preserve">Currency</w:t>
+            </w:r>
+          </w:p>
+        </w:tc>
+        <w:tc>
+          <w:tcPr/>
+          <w:p>
+            <w:pPr>
+              <w:pStyle w:val="Compact"/>
+            </w:pPr>
+            <w:r>
+              <w:t xml:space="preserve">Cash Flow</w:t>
+            </w:r>
+          </w:p>
+        </w:tc>
+      </w:tr>
+      <w:tr>
+        <w:tc>
+          <w:tcPr/>
+          <w:p>
+            <w:pPr>
+              <w:pStyle w:val="Compact"/>
+            </w:pPr>
+            <w:r>
+              <w:t xml:space="preserve">USD</w:t>
+            </w:r>
+          </w:p>
+        </w:tc>
+        <w:tc>
+          <w:tcPr/>
+          <w:p>
+            <w:pPr>
+              <w:pStyle w:val="Compact"/>
+            </w:pPr>
+            <w:r>
+              <w:t xml:space="preserve">-$1,150,000</w:t>
+            </w:r>
+          </w:p>
+        </w:tc>
+      </w:tr>
+      <w:tr>
+        <w:tc>
+          <w:tcPr/>
+          <w:p>
+            <w:pPr>
+              <w:pStyle w:val="Compact"/>
+            </w:pPr>
+            <w:r>
+              <w:t xml:space="preserve">EUR</w:t>
+            </w:r>
+          </w:p>
+        </w:tc>
+        <w:tc>
+          <w:tcPr/>
+          <w:p>
+            <w:pPr>
+              <w:pStyle w:val="Compact"/>
+            </w:pPr>
+            <w:r>
+              <w:t xml:space="preserve">+€1,000,000</w:t>
+            </w:r>
+          </w:p>
+        </w:tc>
+      </w:tr>
+      <w:tr>
+        <w:tc>
+          <w:tcPr/>
+          <w:p>
+            <w:pPr>
+              <w:pStyle w:val="Compact"/>
+            </w:pPr>
+            <w:r>
+              <w:t xml:space="preserve">Supplier payment</w:t>
+            </w:r>
+          </w:p>
+        </w:tc>
+        <w:tc>
+          <w:tcPr/>
+          <w:p>
+            <w:pPr>
+              <w:pStyle w:val="Compact"/>
+            </w:pPr>
+            <w:r>
+              <w:t xml:space="preserve">-€1,000,000</w:t>
+            </w:r>
+          </w:p>
+        </w:tc>
+      </w:tr>
+    </w:tbl>
+    <w:p>
+      <w:pPr>
+        <w:pStyle w:val="BodyText"/>
+      </w:pPr>
+      <w:r>
+        <w:t xml:space="preserve">Final net position of US Firm:</w:t>
+      </w:r>
+    </w:p>
+    <w:tbl>
+      <w:tblPr>
+        <w:tblStyle w:val="Table"/>
+        <w:tblW w:type="auto" w:w="0"/>
+        <w:tblLook w:firstRow="1" w:lastRow="0" w:firstColumn="0" w:lastColumn="0" w:noHBand="0" w:noVBand="0" w:val="0020"/>
+      </w:tblPr>
+      <w:tblGrid>
+        <w:gridCol w:w="3960"/>
+        <w:gridCol w:w="3960"/>
+      </w:tblGrid>
+      <w:tr>
+        <w:trPr>
+          <w:tblHeader w:val="on"/>
+        </w:trPr>
+        <w:tc>
+          <w:tcPr/>
+          <w:p>
+            <w:pPr>
+              <w:pStyle w:val="Compact"/>
+            </w:pPr>
+            <w:r>
+              <w:t xml:space="preserve">Currency</w:t>
+            </w:r>
+          </w:p>
+        </w:tc>
+        <w:tc>
+          <w:tcPr/>
+          <w:p>
+            <w:pPr>
+              <w:pStyle w:val="Compact"/>
+            </w:pPr>
+            <w:r>
+              <w:t xml:space="preserve">Net Cash Flow</w:t>
+            </w:r>
+          </w:p>
+        </w:tc>
+      </w:tr>
+      <w:tr>
+        <w:tc>
+          <w:tcPr/>
+          <w:p>
+            <w:pPr>
+              <w:pStyle w:val="Compact"/>
+            </w:pPr>
+            <w:r>
+              <w:t xml:space="preserve">USD</w:t>
+            </w:r>
+          </w:p>
+        </w:tc>
+        <w:tc>
+          <w:tcPr/>
+          <w:p>
+            <w:pPr>
+              <w:pStyle w:val="Compact"/>
+            </w:pPr>
+            <w:r>
+              <w:t xml:space="preserve">-$1,150,000</w:t>
+            </w:r>
+          </w:p>
+        </w:tc>
+      </w:tr>
+      <w:tr>
+        <w:tc>
+          <w:tcPr/>
+          <w:p>
+            <w:pPr>
+              <w:pStyle w:val="Compact"/>
+            </w:pPr>
+            <w:r>
+              <w:t xml:space="preserve">EUR</w:t>
+            </w:r>
+          </w:p>
+        </w:tc>
+        <w:tc>
+          <w:tcPr/>
+          <w:p>
+            <w:pPr>
+              <w:pStyle w:val="Compact"/>
+            </w:pPr>
+            <w:r>
+              <w:t xml:space="preserve">0</w:t>
+            </w:r>
+          </w:p>
+        </w:tc>
+      </w:tr>
+    </w:tbl>
+    <w:p>
+      <w:r>
+        <w:pict>
+          <v:rect style="width:0;height:1.5pt" o:hralign="center" o:hrstd="t" o:hr="t"/>
+        </w:pict>
+      </w:r>
+    </w:p>
+    <w:p>
+      <w:pPr>
+        <w:pStyle w:val="FirstParagraph"/>
+      </w:pPr>
+      <w:r>
+        <w:rPr>
+          <w:b/>
+          <w:bCs/>
+        </w:rPr>
+        <w:t xml:space="preserve">Interpretation:</w:t>
+      </w:r>
+    </w:p>
+    <w:p>
+      <w:pPr>
+        <w:pStyle w:val="BodyText"/>
+      </w:pPr>
+      <w:r>
+        <w:t xml:space="preserve">By using the forward contract, the firm converts an</w:t>
+      </w:r>
+      <w:r>
+        <w:t xml:space="preserve"> </w:t>
+      </w:r>
+      <w:r>
+        <w:rPr>
+          <w:b/>
+          <w:bCs/>
+        </w:rPr>
+        <w:t xml:space="preserve">uncertain future exchange rate</w:t>
+      </w:r>
+      <w:r>
+        <w:t xml:space="preserve"> </w:t>
+      </w:r>
+      <w:r>
+        <w:t xml:space="preserve">into a</w:t>
+      </w:r>
+      <w:r>
+        <w:t xml:space="preserve"> </w:t>
+      </w:r>
+      <w:r>
+        <w:rPr>
+          <w:b/>
+          <w:bCs/>
+        </w:rPr>
+        <w:t xml:space="preserve">certain dollar payment</w:t>
+      </w:r>
+      <w:r>
+        <w:t xml:space="preserve">.</w:t>
+      </w:r>
+    </w:p>
+    <w:tbl>
+      <w:tblPr>
+        <w:tblStyle w:val="Table"/>
+        <w:tblW w:type="auto" w:w="0"/>
+        <w:tblLook w:firstRow="1" w:lastRow="0" w:firstColumn="0" w:lastColumn="0" w:noHBand="0" w:noVBand="0" w:val="0020"/>
+      </w:tblPr>
+      <w:tblGrid>
+        <w:gridCol w:w="3960"/>
+        <w:gridCol w:w="3960"/>
+      </w:tblGrid>
+      <w:tr>
+        <w:trPr>
+          <w:tblHeader w:val="on"/>
+        </w:trPr>
+        <w:tc>
+          <w:tcPr/>
+          <w:p>
+            <w:pPr>
+              <w:pStyle w:val="Compact"/>
+            </w:pPr>
+            <w:r>
+              <w:t xml:space="preserve">Scenario</w:t>
+            </w:r>
+          </w:p>
+        </w:tc>
+        <w:tc>
+          <w:tcPr/>
+          <w:p>
+            <w:pPr>
+              <w:pStyle w:val="Compact"/>
+            </w:pPr>
+            <w:r>
+              <w:t xml:space="preserve">Dollar Cost</w:t>
+            </w:r>
+          </w:p>
+        </w:tc>
+      </w:tr>
+      <w:tr>
+        <w:tc>
+          <w:tcPr/>
+          <w:p>
+            <w:pPr>
+              <w:pStyle w:val="Compact"/>
+            </w:pPr>
+            <w:r>
+              <w:t xml:space="preserve">No hedge</w:t>
+            </w:r>
+          </w:p>
+        </w:tc>
+        <w:tc>
+          <w:tcPr/>
+          <w:p>
+            <w:pPr>
+              <w:pStyle w:val="Compact"/>
+            </w:pPr>
+            <w:r>
+              <w:t xml:space="preserve">$1,300,000</w:t>
+            </w:r>
+          </w:p>
+        </w:tc>
+      </w:tr>
+      <w:tr>
+        <w:tc>
+          <w:tcPr/>
+          <w:p>
+            <w:pPr>
+              <w:pStyle w:val="Compact"/>
+            </w:pPr>
+            <w:r>
+              <w:t xml:space="preserve">Forward hedge</w:t>
+            </w:r>
+          </w:p>
+        </w:tc>
+        <w:tc>
+          <w:tcPr/>
+          <w:p>
+            <w:pPr>
+              <w:pStyle w:val="Compact"/>
+            </w:pPr>
+            <w:r>
+              <w:t xml:space="preserve">$1,150,000</w:t>
+            </w:r>
+          </w:p>
+        </w:tc>
+      </w:tr>
+    </w:tbl>
+    <w:p>
+      <w:pPr>
+        <w:pStyle w:val="BodyText"/>
+      </w:pPr>
+      <w:r>
+        <w:t xml:space="preserve">The forward contract eliminates exchange rate risk. In this case, using Forward Contracts saved the US firm $150,000 USD.</w:t>
+      </w:r>
+    </w:p>
+    <w:p>
+      <w:r>
+        <w:pict>
+          <v:rect style="width:0;height:1.5pt" o:hralign="center" o:hrstd="t" o:hr="t"/>
+        </w:pict>
+      </w:r>
+    </w:p>
+    <w:p>
+      <w:pPr>
+        <w:pStyle w:val="FirstParagraph"/>
+      </w:pPr>
+      <w:r>
+        <w:rPr>
+          <w:b/>
+          <w:bCs/>
+        </w:rPr>
+        <w:t xml:space="preserve">Key Insight:</w:t>
+      </w:r>
+    </w:p>
+    <w:p>
+      <w:pPr>
+        <w:pStyle w:val="BodyText"/>
+      </w:pPr>
+      <w:r>
+        <w:t xml:space="preserve">A</w:t>
+      </w:r>
+      <w:r>
+        <w:t xml:space="preserve"> </w:t>
+      </w:r>
+      <w:r>
+        <w:rPr>
+          <w:b/>
+          <w:bCs/>
+        </w:rPr>
+        <w:t xml:space="preserve">forward contract</w:t>
+      </w:r>
+      <w:r>
+        <w:t xml:space="preserve"> </w:t>
+      </w:r>
+      <w:r>
+        <w:t xml:space="preserve">allows firms to lock in a future exchange rate today.</w:t>
+      </w:r>
+    </w:p>
+    <w:p>
+      <w:pPr>
+        <w:pStyle w:val="BodyText"/>
+      </w:pPr>
+      <w:r>
+        <w:t xml:space="preserve">This converts uncertain future currency costs into predictable cash flows, allowing firms to hedge exchange rate risk.</w:t>
+      </w:r>
+    </w:p>
+    <w:p>
+      <w:pPr>
+        <w:pStyle w:val="BodyText"/>
       </w:pPr>
       <w:r>
         <w:t xml:space="preserve">The forward rate for a given maturity is determined by the current spot rate and the two relevant money-market interest rates for that maturity.</w:t>
@@ -4628,7 +5791,7 @@
         <w:pStyle w:val="BodyText"/>
       </w:pPr>
       <w:r>
-        <w:t xml:space="preserve">For the chapter’s Swiss franc example:</w:t>
+        <w:t xml:space="preserve">For the textbook’s Swiss franc example:</w:t>
       </w:r>
     </w:p>
     <w:p>
@@ -4636,7 +5799,7 @@
         <w:pStyle w:val="Compact"/>
         <w:numPr>
           <w:ilvl w:val="0"/>
-          <w:numId w:val="1016"/>
+          <w:numId w:val="1015"/>
         </w:numPr>
       </w:pPr>
       <w:r>
@@ -4648,7 +5811,7 @@
         <w:pStyle w:val="Compact"/>
         <w:numPr>
           <w:ilvl w:val="0"/>
-          <w:numId w:val="1016"/>
+          <w:numId w:val="1015"/>
         </w:numPr>
       </w:pPr>
       <w:r>
@@ -4660,7 +5823,7 @@
         <w:pStyle w:val="Compact"/>
         <w:numPr>
           <w:ilvl w:val="0"/>
-          <w:numId w:val="1016"/>
+          <w:numId w:val="1015"/>
         </w:numPr>
       </w:pPr>
       <w:r>
@@ -5045,61 +6208,50 @@
         <w:t xml:space="preserve">.</w:t>
       </w:r>
     </w:p>
+    <w:p>
+      <w:pPr>
+        <w:pStyle w:val="BodyText"/>
+      </w:pPr>
+      <w:r>
+        <w:t xml:space="preserve">Because the dollar interest rate is higher than the Swiss franc interest rate, the dollar sells forward at a</w:t>
+      </w:r>
+      <w:r>
+        <w:t xml:space="preserve"> </w:t>
+      </w:r>
+      <w:r>
+        <w:rPr>
+          <w:b/>
+          <w:bCs/>
+        </w:rPr>
+        <w:t xml:space="preserve">discount</w:t>
+      </w:r>
+      <w:r>
+        <w:t xml:space="preserve">, and the Swiss franc sells forward at a</w:t>
+      </w:r>
+      <w:r>
+        <w:t xml:space="preserve"> </w:t>
+      </w:r>
+      <w:r>
+        <w:rPr>
+          <w:b/>
+          <w:bCs/>
+        </w:rPr>
+        <w:t xml:space="preserve">premium</w:t>
+      </w:r>
+      <w:r>
+        <w:t xml:space="preserve">.</w:t>
+      </w:r>
+    </w:p>
+    <w:p>
+      <w:pPr>
+        <w:pStyle w:val="BodyText"/>
+      </w:pPr>
+      <w:r>
+        <w:t xml:space="preserve">This is a recurring theme throughout the chapter: the forward market reflects interest differentials.</w:t>
+      </w:r>
+    </w:p>
     <w:bookmarkEnd w:id="47"/>
-    <w:bookmarkStart w:id="48" w:name="interpretation"/>
-    <w:p>
-      <w:pPr>
-        <w:pStyle w:val="Heading4"/>
-      </w:pPr>
-      <w:r>
-        <w:t xml:space="preserve">6.2.3.2 Interpretation</w:t>
-      </w:r>
-    </w:p>
-    <w:p>
-      <w:pPr>
-        <w:pStyle w:val="FirstParagraph"/>
-      </w:pPr>
-      <w:r>
-        <w:t xml:space="preserve">Because the dollar interest rate is higher than the Swiss franc interest rate, the dollar sells forward at a</w:t>
-      </w:r>
-      <w:r>
-        <w:t xml:space="preserve"> </w:t>
-      </w:r>
-      <w:r>
-        <w:rPr>
-          <w:b/>
-          <w:bCs/>
-        </w:rPr>
-        <w:t xml:space="preserve">discount</w:t>
-      </w:r>
-      <w:r>
-        <w:t xml:space="preserve">, and the Swiss franc sells forward at a</w:t>
-      </w:r>
-      <w:r>
-        <w:t xml:space="preserve"> </w:t>
-      </w:r>
-      <w:r>
-        <w:rPr>
-          <w:b/>
-          <w:bCs/>
-        </w:rPr>
-        <w:t xml:space="preserve">premium</w:t>
-      </w:r>
-      <w:r>
-        <w:t xml:space="preserve">.</w:t>
-      </w:r>
-    </w:p>
-    <w:p>
-      <w:pPr>
-        <w:pStyle w:val="BodyText"/>
-      </w:pPr>
-      <w:r>
-        <w:t xml:space="preserve">This is a recurring theme throughout the chapter: the forward market reflects interest differentials.</w:t>
-      </w:r>
-    </w:p>
-    <w:bookmarkEnd w:id="48"/>
-    <w:bookmarkEnd w:id="49"/>
-    <w:bookmarkStart w:id="52" w:name="calculation-of-forward-premiums"/>
+    <w:bookmarkStart w:id="49" w:name="calculation-of-forward-premiums"/>
     <w:p>
       <w:pPr>
         <w:pStyle w:val="Heading3"/>
@@ -5406,31 +6558,33 @@
         <w:t xml:space="preserve">versus the dollar.</w:t>
       </w:r>
     </w:p>
-    <w:bookmarkStart w:id="50" w:name="why-the-premium-exists"/>
+    <w:p>
+      <w:pPr>
+        <w:pStyle w:val="BodyText"/>
+      </w:pPr>
+      <w:r>
+        <w:rPr>
+          <w:b/>
+          <w:bCs/>
+        </w:rPr>
+        <w:t xml:space="preserve">Why the Premium Exists:</w:t>
+      </w:r>
+    </w:p>
+    <w:p>
+      <w:pPr>
+        <w:pStyle w:val="BodyText"/>
+      </w:pPr>
+      <w:r>
+        <w:t xml:space="preserve">The forward premium arises because the Swiss franc interest rate is below the dollar interest rate. A lower-yield currency tends to sell forward at a premium; a higher-yield currency tends to sell forward at a discount.</w:t>
+      </w:r>
+    </w:p>
+    <w:bookmarkStart w:id="48" w:name="foreign-currency-terms"/>
     <w:p>
       <w:pPr>
         <w:pStyle w:val="Heading4"/>
       </w:pPr>
       <w:r>
-        <w:t xml:space="preserve">6.2.4.1 Why the Premium Exists</w:t>
-      </w:r>
-    </w:p>
-    <w:p>
-      <w:pPr>
-        <w:pStyle w:val="FirstParagraph"/>
-      </w:pPr>
-      <w:r>
-        <w:t xml:space="preserve">The forward premium arises because the Swiss franc interest rate is below the dollar interest rate. A lower-yield currency tends to sell forward at a premium; a higher-yield currency tends to sell forward at a discount.</w:t>
-      </w:r>
-    </w:p>
-    <w:bookmarkEnd w:id="50"/>
-    <w:bookmarkStart w:id="51" w:name="foreign-currency-terms"/>
-    <w:p>
-      <w:pPr>
-        <w:pStyle w:val="Heading4"/>
-      </w:pPr>
-      <w:r>
-        <w:t xml:space="preserve">6.2.4.2 Foreign Currency Terms</w:t>
+        <w:t xml:space="preserve">6.2.4.1 Foreign Currency Terms</w:t>
       </w:r>
     </w:p>
     <w:p>
@@ -5638,67 +6792,214 @@
         <w:t xml:space="preserve">versus the U.S. dollar.</w:t>
       </w:r>
     </w:p>
+    <w:bookmarkEnd w:id="48"/>
+    <w:bookmarkEnd w:id="49"/>
+    <w:bookmarkStart w:id="51" w:name="interest-rate-parity-irp"/>
+    <w:p>
+      <w:pPr>
+        <w:pStyle w:val="Heading3"/>
+      </w:pPr>
+      <w:r>
+        <w:t xml:space="preserve">6.2.5 Interest Rate Parity (IRP)</w:t>
+      </w:r>
+    </w:p>
+    <w:p>
+      <w:pPr>
+        <w:pStyle w:val="FirstParagraph"/>
+      </w:pPr>
+      <w:r>
+        <w:rPr>
+          <w:b/>
+          <w:bCs/>
+        </w:rPr>
+        <w:t xml:space="preserve">Interest rate parity (IRP)</w:t>
+      </w:r>
+      <w:r>
+        <w:t xml:space="preserve"> </w:t>
+      </w:r>
+      <w:r>
+        <w:t xml:space="preserve">links the foreign exchange market and the money market. It states that the difference in national interest rates for securities of similar risk and maturity should equal, but be opposite in sign to, the forward premium or discount on the foreign currency, ignoring transaction costs.</w:t>
+      </w:r>
+    </w:p>
+    <w:p>
+      <w:pPr>
+        <w:pStyle w:val="BodyText"/>
+      </w:pPr>
+      <w:r>
+        <w:rPr>
+          <w:b/>
+          <w:bCs/>
+        </w:rPr>
+        <w:t xml:space="preserve">In plain language:</w:t>
+      </w:r>
+      <w:r>
+        <w:t xml:space="preserve"> </w:t>
+      </w:r>
+      <w:r>
+        <w:t xml:space="preserve">after hedging exchange risk with a forward contract, investors should not earn a free extra return simply by moving from one money market to another.</w:t>
+      </w:r>
+    </w:p>
+    <w:p>
+      <w:pPr>
+        <w:pStyle w:val="BodyText"/>
+      </w:pPr>
+      <w:r>
+        <w:t xml:space="preserve">This is one of the most important relationships in the chapter because it explains why covered international investing does not usually offer persistent free money.</w:t>
+      </w:r>
+    </w:p>
+    <w:p>
+      <w:pPr>
+        <w:pStyle w:val="BodyText"/>
+      </w:pPr>
+      <w:r>
+        <w:t xml:space="preserve">In general form, IRP requires equality between:</w:t>
+      </w:r>
+    </w:p>
+    <w:p>
+      <w:pPr>
+        <w:pStyle w:val="Compact"/>
+        <w:numPr>
+          <w:ilvl w:val="0"/>
+          <w:numId w:val="1016"/>
+        </w:numPr>
+      </w:pPr>
+      <w:r>
+        <w:t xml:space="preserve">the return on a domestic money market investment, and</w:t>
+      </w:r>
+    </w:p>
+    <w:p>
+      <w:pPr>
+        <w:pStyle w:val="Compact"/>
+        <w:numPr>
+          <w:ilvl w:val="0"/>
+          <w:numId w:val="1016"/>
+        </w:numPr>
+      </w:pPr>
+      <w:r>
+        <w:t xml:space="preserve">the covered return from converting funds into a foreign currency, investing abroad, and hedging exchange risk with a forward contract.</w:t>
+      </w:r>
+    </w:p>
+    <w:p>
+      <w:pPr>
+        <w:pStyle w:val="FirstParagraph"/>
+      </w:pPr>
+      <w:r>
+        <w:t xml:space="preserve">The chapter’s Swiss franc example compares investing in dollars directly with investing in Swiss francs and selling the future franc proceeds forward into dollars.</w:t>
+      </w:r>
+    </w:p>
+    <w:p>
+      <w:pPr>
+        <w:pStyle w:val="BodyText"/>
+      </w:pPr>
+      <w:r>
+        <w:t xml:space="preserve">If the covered returns are equal, the market is at parity.</w:t>
+      </w:r>
+    </w:p>
+    <w:bookmarkStart w:id="50" w:name="core-interpretation"/>
+    <w:p>
+      <w:pPr>
+        <w:pStyle w:val="Heading4"/>
+      </w:pPr>
+      <w:r>
+        <w:t xml:space="preserve">6.2.5.1 Core Interpretation</w:t>
+      </w:r>
+    </w:p>
+    <w:p>
+      <w:pPr>
+        <w:pStyle w:val="FirstParagraph"/>
+      </w:pPr>
+      <w:r>
+        <w:t xml:space="preserve">IRP does</w:t>
+      </w:r>
+      <w:r>
+        <w:t xml:space="preserve"> </w:t>
+      </w:r>
+      <w:r>
+        <w:rPr>
+          <w:b/>
+          <w:bCs/>
+        </w:rPr>
+        <w:t xml:space="preserve">not</w:t>
+      </w:r>
+      <w:r>
+        <w:t xml:space="preserve"> </w:t>
+      </w:r>
+      <w:r>
+        <w:t xml:space="preserve">say exchange rates forecast the future perfectly. Rather, it says that the spot rate, forward rate, and interest rates must line up so that covered arbitrage profits are eliminated.</w:t>
+      </w:r>
+    </w:p>
+    <w:bookmarkEnd w:id="50"/>
     <w:bookmarkEnd w:id="51"/>
-    <w:bookmarkEnd w:id="52"/>
-    <w:bookmarkStart w:id="54" w:name="interest-rate-parity-irp"/>
+    <w:bookmarkStart w:id="55" w:name="covered-interest-arbitrage-cia"/>
     <w:p>
       <w:pPr>
         <w:pStyle w:val="Heading3"/>
       </w:pPr>
       <w:r>
-        <w:t xml:space="preserve">6.2.5 Interest Rate Parity (IRP)</w:t>
-      </w:r>
-    </w:p>
-    <w:p>
-      <w:pPr>
-        <w:pStyle w:val="FirstParagraph"/>
-      </w:pPr>
-      <w:r>
-        <w:rPr>
-          <w:b/>
-          <w:bCs/>
-        </w:rPr>
-        <w:t xml:space="preserve">Interest rate parity (IRP)</w:t>
-      </w:r>
-      <w:r>
-        <w:t xml:space="preserve"> </w:t>
-      </w:r>
-      <w:r>
-        <w:t xml:space="preserve">links the foreign exchange market and the money market. It states that the difference in national interest rates for securities of similar risk and maturity should equal, but be opposite in sign to, the forward premium or discount on the foreign currency, ignoring transaction costs.</w:t>
-      </w:r>
-    </w:p>
-    <w:p>
-      <w:pPr>
-        <w:pStyle w:val="BodyText"/>
-      </w:pPr>
-      <w:r>
-        <w:rPr>
-          <w:b/>
-          <w:bCs/>
-        </w:rPr>
-        <w:t xml:space="preserve">In plain language:</w:t>
-      </w:r>
-      <w:r>
-        <w:t xml:space="preserve"> </w:t>
-      </w:r>
-      <w:r>
-        <w:t xml:space="preserve">after hedging exchange risk with a forward contract, investors should not earn a free extra return simply by moving from one money market to another.</w:t>
-      </w:r>
-    </w:p>
-    <w:p>
-      <w:pPr>
-        <w:pStyle w:val="BodyText"/>
-      </w:pPr>
-      <w:r>
-        <w:t xml:space="preserve">This is one of the most important relationships in the chapter because it explains why covered international investing does not usually offer persistent free money.</w:t>
-      </w:r>
-    </w:p>
-    <w:p>
-      <w:pPr>
-        <w:pStyle w:val="BodyText"/>
-      </w:pPr>
-      <w:r>
-        <w:t xml:space="preserve">In general form, IRP requires equality between:</w:t>
+        <w:t xml:space="preserve">6.2.6 Covered Interest Arbitrage (CIA)</w:t>
+      </w:r>
+    </w:p>
+    <w:p>
+      <w:pPr>
+        <w:pStyle w:val="FirstParagraph"/>
+      </w:pPr>
+      <w:r>
+        <w:t xml:space="preserve">When IRP does</w:t>
+      </w:r>
+      <w:r>
+        <w:t xml:space="preserve"> </w:t>
+      </w:r>
+      <w:r>
+        <w:rPr>
+          <w:b/>
+          <w:bCs/>
+        </w:rPr>
+        <w:t xml:space="preserve">not</w:t>
+      </w:r>
+      <w:r>
+        <w:t xml:space="preserve"> </w:t>
+      </w:r>
+      <w:r>
+        <w:t xml:space="preserve">hold, investors can earn a nearly riskless arbitrage profit through</w:t>
+      </w:r>
+      <w:r>
+        <w:t xml:space="preserve"> </w:t>
+      </w:r>
+      <w:r>
+        <w:rPr>
+          <w:b/>
+          <w:bCs/>
+        </w:rPr>
+        <w:t xml:space="preserve">covered interest arbitrage (CIA)</w:t>
+      </w:r>
+      <w:r>
+        <w:t xml:space="preserve">.</w:t>
+      </w:r>
+    </w:p>
+    <w:p>
+      <w:pPr>
+        <w:pStyle w:val="BodyText"/>
+      </w:pPr>
+      <w:r>
+        <w:rPr>
+          <w:b/>
+          <w:bCs/>
+        </w:rPr>
+        <w:t xml:space="preserve">Covered</w:t>
+      </w:r>
+      <w:r>
+        <w:t xml:space="preserve"> </w:t>
+      </w:r>
+      <w:r>
+        <w:t xml:space="preserve">means the future exchange rate is locked in with a forward contract. The trade is therefore about exploiting a pricing inconsistency, not taking a view on the currency.</w:t>
+      </w:r>
+    </w:p>
+    <w:p>
+      <w:pPr>
+        <w:pStyle w:val="BodyText"/>
+      </w:pPr>
+      <w:r>
+        <w:t xml:space="preserve">CIA means:</w:t>
       </w:r>
     </w:p>
     <w:p>
@@ -5710,7 +7011,7 @@
         </w:numPr>
       </w:pPr>
       <w:r>
-        <w:t xml:space="preserve">the return on a domestic money market investment, and</w:t>
+        <w:t xml:space="preserve">convert into another currency at the spot rate,</w:t>
       </w:r>
     </w:p>
     <w:p>
@@ -5722,130 +7023,72 @@
         </w:numPr>
       </w:pPr>
       <w:r>
-        <w:t xml:space="preserve">the covered return from converting funds into a foreign currency, investing abroad, and hedging exchange risk with a forward contract.</w:t>
-      </w:r>
-    </w:p>
-    <w:p>
-      <w:pPr>
-        <w:pStyle w:val="FirstParagraph"/>
-      </w:pPr>
-      <w:r>
-        <w:t xml:space="preserve">The chapter’s Swiss franc example compares investing in dollars directly with investing in Swiss francs and selling the future franc proceeds forward into dollars.</w:t>
-      </w:r>
-    </w:p>
-    <w:p>
-      <w:pPr>
-        <w:pStyle w:val="BodyText"/>
-      </w:pPr>
-      <w:r>
-        <w:t xml:space="preserve">If the covered returns are equal, the market is at parity.</w:t>
-      </w:r>
-    </w:p>
-    <w:bookmarkStart w:id="53" w:name="core-interpretation"/>
+        <w:t xml:space="preserve">invest in that currency,</w:t>
+      </w:r>
+    </w:p>
+    <w:p>
+      <w:pPr>
+        <w:pStyle w:val="Compact"/>
+        <w:numPr>
+          <w:ilvl w:val="0"/>
+          <w:numId w:val="1017"/>
+        </w:numPr>
+      </w:pPr>
+      <w:r>
+        <w:t xml:space="preserve">simultaneously sell the future proceeds forward,</w:t>
+      </w:r>
+    </w:p>
+    <w:p>
+      <w:pPr>
+        <w:pStyle w:val="Compact"/>
+        <w:numPr>
+          <w:ilvl w:val="0"/>
+          <w:numId w:val="1017"/>
+        </w:numPr>
+      </w:pPr>
+      <w:r>
+        <w:t xml:space="preserve">compare the covered return with the domestic return.</w:t>
+      </w:r>
+    </w:p>
+    <w:p>
+      <w:pPr>
+        <w:pStyle w:val="FirstParagraph"/>
+      </w:pPr>
+      <w:r>
+        <w:t xml:space="preserve">The position is called</w:t>
+      </w:r>
+      <w:r>
+        <w:t xml:space="preserve"> </w:t>
+      </w:r>
+      <w:r>
+        <w:rPr>
+          <w:b/>
+          <w:bCs/>
+        </w:rPr>
+        <w:t xml:space="preserve">covered</w:t>
+      </w:r>
+      <w:r>
+        <w:t xml:space="preserve"> </w:t>
+      </w:r>
+      <w:r>
+        <w:t xml:space="preserve">because the future exchange rate is locked in.</w:t>
+      </w:r>
+    </w:p>
+    <w:bookmarkStart w:id="54" w:name="textbook-example-fye-hong"/>
     <w:p>
       <w:pPr>
         <w:pStyle w:val="Heading4"/>
       </w:pPr>
       <w:r>
-        <w:t xml:space="preserve">6.2.5.1 Core Interpretation</w:t>
-      </w:r>
-    </w:p>
-    <w:p>
-      <w:pPr>
-        <w:pStyle w:val="FirstParagraph"/>
-      </w:pPr>
-      <w:r>
-        <w:t xml:space="preserve">IRP does</w:t>
-      </w:r>
-      <w:r>
-        <w:t xml:space="preserve"> </w:t>
-      </w:r>
-      <w:r>
-        <w:rPr>
-          <w:b/>
-          <w:bCs/>
-        </w:rPr>
-        <w:t xml:space="preserve">not</w:t>
-      </w:r>
-      <w:r>
-        <w:t xml:space="preserve"> </w:t>
-      </w:r>
-      <w:r>
-        <w:t xml:space="preserve">say exchange rates forecast the future perfectly. Rather, it says that the spot rate, forward rate, and interest rates must line up so that covered arbitrage profits are eliminated.</w:t>
-      </w:r>
-    </w:p>
-    <w:bookmarkEnd w:id="53"/>
-    <w:bookmarkEnd w:id="54"/>
-    <w:bookmarkStart w:id="61" w:name="covered-interest-arbitrage-cia"/>
-    <w:p>
-      <w:pPr>
-        <w:pStyle w:val="Heading3"/>
-      </w:pPr>
-      <w:r>
-        <w:t xml:space="preserve">6.2.6 Covered Interest Arbitrage (CIA)</w:t>
-      </w:r>
-    </w:p>
-    <w:p>
-      <w:pPr>
-        <w:pStyle w:val="FirstParagraph"/>
-      </w:pPr>
-      <w:r>
-        <w:t xml:space="preserve">When IRP does</w:t>
-      </w:r>
-      <w:r>
-        <w:t xml:space="preserve"> </w:t>
-      </w:r>
-      <w:r>
-        <w:rPr>
-          <w:b/>
-          <w:bCs/>
-        </w:rPr>
-        <w:t xml:space="preserve">not</w:t>
-      </w:r>
-      <w:r>
-        <w:t xml:space="preserve"> </w:t>
-      </w:r>
-      <w:r>
-        <w:t xml:space="preserve">hold, investors can earn a nearly riskless arbitrage profit through</w:t>
-      </w:r>
-      <w:r>
-        <w:t xml:space="preserve"> </w:t>
-      </w:r>
-      <w:r>
-        <w:rPr>
-          <w:b/>
-          <w:bCs/>
-        </w:rPr>
-        <w:t xml:space="preserve">covered interest arbitrage (CIA)</w:t>
-      </w:r>
-      <w:r>
-        <w:t xml:space="preserve">.</w:t>
-      </w:r>
-    </w:p>
-    <w:p>
-      <w:pPr>
-        <w:pStyle w:val="BodyText"/>
-      </w:pPr>
-      <w:r>
-        <w:rPr>
-          <w:b/>
-          <w:bCs/>
-        </w:rPr>
-        <w:t xml:space="preserve">Covered</w:t>
-      </w:r>
-      <w:r>
-        <w:t xml:space="preserve"> </w:t>
-      </w:r>
-      <w:r>
-        <w:t xml:space="preserve">means the future exchange rate is locked in with a forward contract. The trade is therefore about exploiting a pricing inconsistency, not taking a view on the currency.</w:t>
-      </w:r>
-    </w:p>
-    <w:p>
-      <w:pPr>
-        <w:pStyle w:val="BodyText"/>
-      </w:pPr>
-      <w:r>
-        <w:t xml:space="preserve">CIA means:</w:t>
+        <w:t xml:space="preserve">6.2.6.1 Textbook Example: Fye Hong</w:t>
+      </w:r>
+    </w:p>
+    <w:p>
+      <w:pPr>
+        <w:pStyle w:val="FirstParagraph"/>
+      </w:pPr>
+      <w:r>
+        <w:t xml:space="preserve">The chapter’s example uses:</w:t>
       </w:r>
     </w:p>
     <w:p>
@@ -5857,7 +7100,7 @@
         </w:numPr>
       </w:pPr>
       <w:r>
-        <w:t xml:space="preserve">convert into another currency at the spot rate,</w:t>
+        <w:t xml:space="preserve">spot rate = 106 yen per dollar,</w:t>
       </w:r>
     </w:p>
     <w:p>
@@ -5869,7 +7112,7 @@
         </w:numPr>
       </w:pPr>
       <w:r>
-        <w:t xml:space="preserve">invest in that currency,</w:t>
+        <w:t xml:space="preserve">180-day forward rate = 103.50 yen per dollar,</w:t>
       </w:r>
     </w:p>
     <w:p>
@@ -5881,7 +7124,7 @@
         </w:numPr>
       </w:pPr>
       <w:r>
-        <w:t xml:space="preserve">simultaneously sell the future proceeds forward,</w:t>
+        <w:t xml:space="preserve">eurodollar rate = 8.00% per annum, or 4.00% for 180 days,</w:t>
       </w:r>
     </w:p>
     <w:p>
@@ -5893,95 +7136,6 @@
         </w:numPr>
       </w:pPr>
       <w:r>
-        <w:t xml:space="preserve">compare the covered return with the domestic return.</w:t>
-      </w:r>
-    </w:p>
-    <w:p>
-      <w:pPr>
-        <w:pStyle w:val="FirstParagraph"/>
-      </w:pPr>
-      <w:r>
-        <w:t xml:space="preserve">The position is called</w:t>
-      </w:r>
-      <w:r>
-        <w:t xml:space="preserve"> </w:t>
-      </w:r>
-      <w:r>
-        <w:rPr>
-          <w:b/>
-          <w:bCs/>
-        </w:rPr>
-        <w:t xml:space="preserve">covered</w:t>
-      </w:r>
-      <w:r>
-        <w:t xml:space="preserve"> </w:t>
-      </w:r>
-      <w:r>
-        <w:t xml:space="preserve">because the future exchange rate is locked in.</w:t>
-      </w:r>
-    </w:p>
-    <w:bookmarkStart w:id="57" w:name="textbook-example-fye-hong"/>
-    <w:p>
-      <w:pPr>
-        <w:pStyle w:val="Heading4"/>
-      </w:pPr>
-      <w:r>
-        <w:t xml:space="preserve">6.2.6.1 Textbook Example: Fye Hong</w:t>
-      </w:r>
-    </w:p>
-    <w:p>
-      <w:pPr>
-        <w:pStyle w:val="FirstParagraph"/>
-      </w:pPr>
-      <w:r>
-        <w:t xml:space="preserve">The chapter’s example uses:</w:t>
-      </w:r>
-    </w:p>
-    <w:p>
-      <w:pPr>
-        <w:pStyle w:val="Compact"/>
-        <w:numPr>
-          <w:ilvl w:val="0"/>
-          <w:numId w:val="1019"/>
-        </w:numPr>
-      </w:pPr>
-      <w:r>
-        <w:t xml:space="preserve">spot rate = 106 yen per dollar,</w:t>
-      </w:r>
-    </w:p>
-    <w:p>
-      <w:pPr>
-        <w:pStyle w:val="Compact"/>
-        <w:numPr>
-          <w:ilvl w:val="0"/>
-          <w:numId w:val="1019"/>
-        </w:numPr>
-      </w:pPr>
-      <w:r>
-        <w:t xml:space="preserve">180-day forward rate = 103.50 yen per dollar,</w:t>
-      </w:r>
-    </w:p>
-    <w:p>
-      <w:pPr>
-        <w:pStyle w:val="Compact"/>
-        <w:numPr>
-          <w:ilvl w:val="0"/>
-          <w:numId w:val="1019"/>
-        </w:numPr>
-      </w:pPr>
-      <w:r>
-        <w:t xml:space="preserve">eurodollar rate = 8.00% per annum, or 4.00% for 180 days,</w:t>
-      </w:r>
-    </w:p>
-    <w:p>
-      <w:pPr>
-        <w:pStyle w:val="Compact"/>
-        <w:numPr>
-          <w:ilvl w:val="0"/>
-          <w:numId w:val="1019"/>
-        </w:numPr>
-      </w:pPr>
-      <w:r>
         <w:t xml:space="preserve">euroyen rate = 4.00% per annum, or 2.00% for 180 days.</w:t>
       </w:r>
     </w:p>
@@ -5993,7 +7147,7 @@
         <w:t xml:space="preserve">A trader begins with USD 1,000,000.</w:t>
       </w:r>
     </w:p>
-    <w:bookmarkStart w:id="55" w:name="domestic-alternative"/>
+    <w:bookmarkStart w:id="52" w:name="domestic-alternative"/>
     <w:p>
       <w:pPr>
         <w:pStyle w:val="Heading5"/>
@@ -6079,8 +7233,8 @@
         </m:oMath>
       </m:oMathPara>
     </w:p>
-    <w:bookmarkEnd w:id="55"/>
-    <w:bookmarkStart w:id="56" w:name="covered-foreign-alternative"/>
+    <w:bookmarkEnd w:id="52"/>
+    <w:bookmarkStart w:id="53" w:name="covered-foreign-alternative"/>
     <w:p>
       <w:pPr>
         <w:pStyle w:val="Heading5"/>
@@ -6431,23 +7585,86 @@
         </m:oMath>
       </m:oMathPara>
     </w:p>
-    <w:bookmarkEnd w:id="56"/>
-    <w:bookmarkEnd w:id="57"/>
-    <w:bookmarkStart w:id="59" w:name="rule-of-thumb"/>
-    <w:p>
-      <w:pPr>
-        <w:pStyle w:val="Heading4"/>
-      </w:pPr>
-      <w:r>
-        <w:t xml:space="preserve">6.2.6.2 Rule of Thumb</w:t>
-      </w:r>
-    </w:p>
-    <w:p>
-      <w:pPr>
-        <w:pStyle w:val="FirstParagraph"/>
+    <w:p>
+      <w:pPr>
+        <w:pStyle w:val="FirstParagraph"/>
+      </w:pPr>
+      <w:r>
+        <w:rPr>
+          <w:b/>
+          <w:bCs/>
+        </w:rPr>
+        <w:t xml:space="preserve">Rule of Thumb</w:t>
+      </w:r>
+    </w:p>
+    <w:p>
+      <w:pPr>
+        <w:pStyle w:val="BodyText"/>
       </w:pPr>
       <w:r>
         <w:t xml:space="preserve">To decide which direction the arbitrage should go, compare:</w:t>
+      </w:r>
+    </w:p>
+    <w:p>
+      <w:pPr>
+        <w:pStyle w:val="Compact"/>
+        <w:numPr>
+          <w:ilvl w:val="0"/>
+          <w:numId w:val="1019"/>
+        </w:numPr>
+      </w:pPr>
+      <w:r>
+        <w:t xml:space="preserve">the</w:t>
+      </w:r>
+      <w:r>
+        <w:t xml:space="preserve"> </w:t>
+      </w:r>
+      <w:r>
+        <w:rPr>
+          <w:b/>
+          <w:bCs/>
+        </w:rPr>
+        <w:t xml:space="preserve">interest differential</w:t>
+      </w:r>
+      <w:r>
+        <w:t xml:space="preserve">, and</w:t>
+      </w:r>
+    </w:p>
+    <w:p>
+      <w:pPr>
+        <w:pStyle w:val="Compact"/>
+        <w:numPr>
+          <w:ilvl w:val="0"/>
+          <w:numId w:val="1019"/>
+        </w:numPr>
+      </w:pPr>
+      <w:r>
+        <w:t xml:space="preserve">the</w:t>
+      </w:r>
+      <w:r>
+        <w:t xml:space="preserve"> </w:t>
+      </w:r>
+      <w:r>
+        <w:rPr>
+          <w:b/>
+          <w:bCs/>
+        </w:rPr>
+        <w:t xml:space="preserve">forward premium or cost of cover</w:t>
+      </w:r>
+      <w:r>
+        <w:t xml:space="preserve">.</w:t>
+      </w:r>
+    </w:p>
+    <w:p>
+      <w:pPr>
+        <w:pStyle w:val="FirstParagraph"/>
+      </w:pPr>
+      <w:r>
+        <w:rPr>
+          <w:b/>
+          <w:bCs/>
+        </w:rPr>
+        <w:t xml:space="preserve">Arbitrage Rule of Thumb</w:t>
       </w:r>
     </w:p>
     <w:p>
@@ -6459,20 +7676,36 @@
         </w:numPr>
       </w:pPr>
       <w:r>
-        <w:t xml:space="preserve">the</w:t>
-      </w:r>
-      <w:r>
-        <w:t xml:space="preserve"> </w:t>
-      </w:r>
-      <w:r>
-        <w:rPr>
-          <w:b/>
-          <w:bCs/>
-        </w:rPr>
-        <w:t xml:space="preserve">interest differential</w:t>
-      </w:r>
-      <w:r>
-        <w:t xml:space="preserve">, and</w:t>
+        <w:t xml:space="preserve">If the difference in interest rates is</w:t>
+      </w:r>
+      <w:r>
+        <w:t xml:space="preserve"> </w:t>
+      </w:r>
+      <w:r>
+        <w:rPr>
+          <w:b/>
+          <w:bCs/>
+        </w:rPr>
+        <w:t xml:space="preserve">greater</w:t>
+      </w:r>
+      <w:r>
+        <w:t xml:space="preserve"> </w:t>
+      </w:r>
+      <w:r>
+        <w:t xml:space="preserve">than the forward premium, invest in the</w:t>
+      </w:r>
+      <w:r>
+        <w:t xml:space="preserve"> </w:t>
+      </w:r>
+      <w:r>
+        <w:rPr>
+          <w:b/>
+          <w:bCs/>
+        </w:rPr>
+        <w:t xml:space="preserve">higher-yielding currency</w:t>
+      </w:r>
+      <w:r>
+        <w:t xml:space="preserve">.</w:t>
       </w:r>
     </w:p>
     <w:p>
@@ -6484,29 +7717,839 @@
         </w:numPr>
       </w:pPr>
       <w:r>
-        <w:t xml:space="preserve">the</w:t>
-      </w:r>
-      <w:r>
-        <w:t xml:space="preserve"> </w:t>
-      </w:r>
-      <w:r>
-        <w:rPr>
-          <w:b/>
-          <w:bCs/>
-        </w:rPr>
-        <w:t xml:space="preserve">forward premium or cost of cover</w:t>
+        <w:t xml:space="preserve">If the difference in interest rates is</w:t>
+      </w:r>
+      <w:r>
+        <w:t xml:space="preserve"> </w:t>
+      </w:r>
+      <w:r>
+        <w:rPr>
+          <w:b/>
+          <w:bCs/>
+        </w:rPr>
+        <w:t xml:space="preserve">less</w:t>
+      </w:r>
+      <w:r>
+        <w:t xml:space="preserve"> </w:t>
+      </w:r>
+      <w:r>
+        <w:t xml:space="preserve">than the forward premium, invest in the</w:t>
+      </w:r>
+      <w:r>
+        <w:t xml:space="preserve"> </w:t>
+      </w:r>
+      <w:r>
+        <w:rPr>
+          <w:b/>
+          <w:bCs/>
+        </w:rPr>
+        <w:t xml:space="preserve">lower-yielding currency</w:t>
       </w:r>
       <w:r>
         <w:t xml:space="preserve">.</w:t>
       </w:r>
     </w:p>
-    <w:bookmarkStart w:id="58" w:name="arbitrage-rule-of-thumb"/>
-    <w:p>
-      <w:pPr>
-        <w:pStyle w:val="Heading5"/>
-      </w:pPr>
-      <w:r>
-        <w:t xml:space="preserve">6.2.6.2.1 Arbitrage Rule of Thumb</w:t>
+    <w:p>
+      <w:pPr>
+        <w:pStyle w:val="FirstParagraph"/>
+      </w:pPr>
+      <w:r>
+        <w:t xml:space="preserve">This rule is very useful because it provides a quick conceptual shortcut before working the full calculation.</w:t>
+      </w:r>
+    </w:p>
+    <w:p>
+      <w:pPr>
+        <w:pStyle w:val="BodyText"/>
+      </w:pPr>
+      <w:r>
+        <w:rPr>
+          <w:b/>
+          <w:bCs/>
+        </w:rPr>
+        <w:t xml:space="preserve">Numerical Example: CIA Rule of Thumb</w:t>
+      </w:r>
+    </w:p>
+    <w:p>
+      <w:pPr>
+        <w:pStyle w:val="BodyText"/>
+      </w:pPr>
+      <w:r>
+        <w:t xml:space="preserve">Suppose the following market data:</w:t>
+      </w:r>
+    </w:p>
+    <w:tbl>
+      <w:tblPr>
+        <w:tblStyle w:val="Table"/>
+        <w:tblW w:type="auto" w:w="0"/>
+        <w:tblLook w:firstRow="1" w:lastRow="0" w:firstColumn="0" w:lastColumn="0" w:noHBand="0" w:noVBand="0" w:val="0020"/>
+      </w:tblPr>
+      <w:tblGrid>
+        <w:gridCol w:w="3960"/>
+        <w:gridCol w:w="3960"/>
+      </w:tblGrid>
+      <w:tr>
+        <w:trPr>
+          <w:tblHeader w:val="on"/>
+        </w:trPr>
+        <w:tc>
+          <w:tcPr/>
+          <w:p>
+            <w:pPr>
+              <w:pStyle w:val="Compact"/>
+            </w:pPr>
+            <w:r>
+              <w:t xml:space="preserve">Variable</w:t>
+            </w:r>
+          </w:p>
+        </w:tc>
+        <w:tc>
+          <w:tcPr/>
+          <w:p>
+            <w:pPr>
+              <w:pStyle w:val="Compact"/>
+            </w:pPr>
+            <w:r>
+              <w:t xml:space="preserve">Value</w:t>
+            </w:r>
+          </w:p>
+        </w:tc>
+      </w:tr>
+      <w:tr>
+        <w:tc>
+          <w:tcPr/>
+          <w:p>
+            <w:pPr>
+              <w:pStyle w:val="Compact"/>
+            </w:pPr>
+            <w:r>
+              <w:t xml:space="preserve">U.S. interest rate</w:t>
+            </w:r>
+          </w:p>
+        </w:tc>
+        <w:tc>
+          <w:tcPr/>
+          <w:p>
+            <w:pPr>
+              <w:pStyle w:val="Compact"/>
+            </w:pPr>
+            <w:r>
+              <w:t xml:space="preserve">6%</w:t>
+            </w:r>
+          </w:p>
+        </w:tc>
+      </w:tr>
+      <w:tr>
+        <w:tc>
+          <w:tcPr/>
+          <w:p>
+            <w:pPr>
+              <w:pStyle w:val="Compact"/>
+            </w:pPr>
+            <w:r>
+              <w:t xml:space="preserve">Euro interest rate</w:t>
+            </w:r>
+          </w:p>
+        </w:tc>
+        <w:tc>
+          <w:tcPr/>
+          <w:p>
+            <w:pPr>
+              <w:pStyle w:val="Compact"/>
+            </w:pPr>
+            <w:r>
+              <w:t xml:space="preserve">3%</w:t>
+            </w:r>
+          </w:p>
+        </w:tc>
+      </w:tr>
+      <w:tr>
+        <w:tc>
+          <w:tcPr/>
+          <w:p>
+            <w:pPr>
+              <w:pStyle w:val="Compact"/>
+            </w:pPr>
+            <w:r>
+              <w:t xml:space="preserve">Spot exchange rate</w:t>
+            </w:r>
+          </w:p>
+        </w:tc>
+        <w:tc>
+          <w:tcPr/>
+          <w:p>
+            <w:pPr>
+              <w:pStyle w:val="Compact"/>
+            </w:pPr>
+            <w:r>
+              <w:t xml:space="preserve">1.10 USD/EUR</w:t>
+            </w:r>
+          </w:p>
+        </w:tc>
+      </w:tr>
+      <w:tr>
+        <w:tc>
+          <w:tcPr/>
+          <w:p>
+            <w:pPr>
+              <w:pStyle w:val="Compact"/>
+            </w:pPr>
+            <w:r>
+              <w:t xml:space="preserve">1-year forward rate</w:t>
+            </w:r>
+          </w:p>
+        </w:tc>
+        <w:tc>
+          <w:tcPr/>
+          <w:p>
+            <w:pPr>
+              <w:pStyle w:val="Compact"/>
+            </w:pPr>
+            <w:r>
+              <w:t xml:space="preserve">1.12 USD/EUR</w:t>
+            </w:r>
+          </w:p>
+        </w:tc>
+      </w:tr>
+    </w:tbl>
+    <w:p>
+      <w:r>
+        <w:pict>
+          <v:rect style="width:0;height:1.5pt" o:hralign="center" o:hrstd="t" o:hr="t"/>
+        </w:pict>
+      </w:r>
+    </w:p>
+    <w:p>
+      <w:pPr>
+        <w:pStyle w:val="FirstParagraph"/>
+      </w:pPr>
+      <w:r>
+        <w:rPr>
+          <w:b/>
+          <w:bCs/>
+        </w:rPr>
+        <w:t xml:space="preserve">Step 1: Calculate the Interest Rate Differential</w:t>
+      </w:r>
+    </w:p>
+    <w:p>
+      <w:pPr>
+        <w:pStyle w:val="BodyText"/>
+      </w:pPr>
+      <m:oMathPara>
+        <m:oMathParaPr>
+          <m:jc m:val="center"/>
+        </m:oMathParaPr>
+        <m:oMath>
+          <m:sSub>
+            <m:e>
+              <m:r>
+                <m:t>i</m:t>
+              </m:r>
+            </m:e>
+            <m:sub>
+              <m:r>
+                <m:t>U</m:t>
+              </m:r>
+              <m:r>
+                <m:t>S</m:t>
+              </m:r>
+            </m:sub>
+          </m:sSub>
+          <m:r>
+            <m:rPr>
+              <m:sty m:val="p"/>
+            </m:rPr>
+            <m:t>−</m:t>
+          </m:r>
+          <m:sSub>
+            <m:e>
+              <m:r>
+                <m:t>i</m:t>
+              </m:r>
+            </m:e>
+            <m:sub>
+              <m:r>
+                <m:t>E</m:t>
+              </m:r>
+              <m:r>
+                <m:t>U</m:t>
+              </m:r>
+            </m:sub>
+          </m:sSub>
+        </m:oMath>
+      </m:oMathPara>
+    </w:p>
+    <w:p>
+      <w:pPr>
+        <w:pStyle w:val="FirstParagraph"/>
+      </w:pPr>
+      <m:oMathPara>
+        <m:oMathParaPr>
+          <m:jc m:val="center"/>
+        </m:oMathParaPr>
+        <m:oMath>
+          <m:r>
+            <m:rPr>
+              <m:sty m:val="p"/>
+            </m:rPr>
+            <m:t>=</m:t>
+          </m:r>
+          <m:r>
+            <m:t>6</m:t>
+          </m:r>
+          <m:r>
+            <m:rPr>
+              <m:sty m:val="p"/>
+            </m:rPr>
+            <m:t>%</m:t>
+          </m:r>
+          <m:r>
+            <m:rPr>
+              <m:sty m:val="p"/>
+            </m:rPr>
+            <m:t>−</m:t>
+          </m:r>
+          <m:r>
+            <m:t>3</m:t>
+          </m:r>
+          <m:r>
+            <m:rPr>
+              <m:sty m:val="p"/>
+            </m:rPr>
+            <m:t>%</m:t>
+          </m:r>
+        </m:oMath>
+      </m:oMathPara>
+    </w:p>
+    <w:p>
+      <w:pPr>
+        <w:pStyle w:val="FirstParagraph"/>
+      </w:pPr>
+      <m:oMathPara>
+        <m:oMathParaPr>
+          <m:jc m:val="center"/>
+        </m:oMathParaPr>
+        <m:oMath>
+          <m:r>
+            <m:rPr>
+              <m:sty m:val="p"/>
+            </m:rPr>
+            <m:t>=</m:t>
+          </m:r>
+          <m:r>
+            <m:t>3</m:t>
+          </m:r>
+          <m:r>
+            <m:rPr>
+              <m:sty m:val="p"/>
+            </m:rPr>
+            <m:t>%</m:t>
+          </m:r>
+        </m:oMath>
+      </m:oMathPara>
+    </w:p>
+    <w:p>
+      <w:pPr>
+        <w:pStyle w:val="FirstParagraph"/>
+      </w:pPr>
+      <w:r>
+        <w:t xml:space="preserve">The</w:t>
+      </w:r>
+      <w:r>
+        <w:t xml:space="preserve"> </w:t>
+      </w:r>
+      <w:r>
+        <w:rPr>
+          <w:b/>
+          <w:bCs/>
+        </w:rPr>
+        <w:t xml:space="preserve">interest rate differential is 3%</w:t>
+      </w:r>
+      <w:r>
+        <w:t xml:space="preserve">.</w:t>
+      </w:r>
+    </w:p>
+    <w:p>
+      <w:r>
+        <w:pict>
+          <v:rect style="width:0;height:1.5pt" o:hralign="center" o:hrstd="t" o:hr="t"/>
+        </w:pict>
+      </w:r>
+    </w:p>
+    <w:p>
+      <w:pPr>
+        <w:pStyle w:val="FirstParagraph"/>
+      </w:pPr>
+      <w:r>
+        <w:rPr>
+          <w:b/>
+          <w:bCs/>
+        </w:rPr>
+        <w:t xml:space="preserve">Step 2: Calculate the Forward Premium</w:t>
+      </w:r>
+    </w:p>
+    <w:p>
+      <w:pPr>
+        <w:pStyle w:val="BodyText"/>
+      </w:pPr>
+      <w:r>
+        <w:t xml:space="preserve">The forward premium is calculated as:</w:t>
+      </w:r>
+    </w:p>
+    <w:p>
+      <w:pPr>
+        <w:pStyle w:val="BodyText"/>
+      </w:pPr>
+      <m:oMathPara>
+        <m:oMathParaPr>
+          <m:jc m:val="center"/>
+        </m:oMathParaPr>
+        <m:oMath>
+          <m:f>
+            <m:fPr>
+              <m:type m:val="bar"/>
+            </m:fPr>
+            <m:num>
+              <m:r>
+                <m:t>F</m:t>
+              </m:r>
+              <m:r>
+                <m:rPr>
+                  <m:sty m:val="p"/>
+                </m:rPr>
+                <m:t>−</m:t>
+              </m:r>
+              <m:r>
+                <m:t>S</m:t>
+              </m:r>
+            </m:num>
+            <m:den>
+              <m:r>
+                <m:t>S</m:t>
+              </m:r>
+            </m:den>
+          </m:f>
+        </m:oMath>
+      </m:oMathPara>
+    </w:p>
+    <w:p>
+      <w:pPr>
+        <w:pStyle w:val="FirstParagraph"/>
+      </w:pPr>
+      <w:r>
+        <w:t xml:space="preserve">Substituting the values:</w:t>
+      </w:r>
+    </w:p>
+    <w:p>
+      <w:pPr>
+        <w:pStyle w:val="BodyText"/>
+      </w:pPr>
+      <m:oMathPara>
+        <m:oMathParaPr>
+          <m:jc m:val="center"/>
+        </m:oMathParaPr>
+        <m:oMath>
+          <m:f>
+            <m:fPr>
+              <m:type m:val="bar"/>
+            </m:fPr>
+            <m:num>
+              <m:r>
+                <m:t>1.12</m:t>
+              </m:r>
+              <m:r>
+                <m:rPr>
+                  <m:sty m:val="p"/>
+                </m:rPr>
+                <m:t>−</m:t>
+              </m:r>
+              <m:r>
+                <m:t>1.10</m:t>
+              </m:r>
+            </m:num>
+            <m:den>
+              <m:r>
+                <m:t>1.10</m:t>
+              </m:r>
+            </m:den>
+          </m:f>
+        </m:oMath>
+      </m:oMathPara>
+    </w:p>
+    <w:p>
+      <w:pPr>
+        <w:pStyle w:val="FirstParagraph"/>
+      </w:pPr>
+      <m:oMathPara>
+        <m:oMathParaPr>
+          <m:jc m:val="center"/>
+        </m:oMathParaPr>
+        <m:oMath>
+          <m:r>
+            <m:rPr>
+              <m:sty m:val="p"/>
+            </m:rPr>
+            <m:t>=</m:t>
+          </m:r>
+          <m:r>
+            <m:t>0.0182</m:t>
+          </m:r>
+        </m:oMath>
+      </m:oMathPara>
+    </w:p>
+    <w:p>
+      <w:pPr>
+        <w:pStyle w:val="FirstParagraph"/>
+      </w:pPr>
+      <m:oMathPara>
+        <m:oMathParaPr>
+          <m:jc m:val="center"/>
+        </m:oMathParaPr>
+        <m:oMath>
+          <m:r>
+            <m:rPr>
+              <m:sty m:val="p"/>
+            </m:rPr>
+            <m:t>=</m:t>
+          </m:r>
+          <m:r>
+            <m:t>1.82</m:t>
+          </m:r>
+          <m:r>
+            <m:rPr>
+              <m:sty m:val="p"/>
+            </m:rPr>
+            <m:t>%</m:t>
+          </m:r>
+        </m:oMath>
+      </m:oMathPara>
+    </w:p>
+    <w:p>
+      <w:pPr>
+        <w:pStyle w:val="FirstParagraph"/>
+      </w:pPr>
+      <w:r>
+        <w:t xml:space="preserve">So the</w:t>
+      </w:r>
+      <w:r>
+        <w:t xml:space="preserve"> </w:t>
+      </w:r>
+      <w:r>
+        <w:rPr>
+          <w:b/>
+          <w:bCs/>
+        </w:rPr>
+        <w:t xml:space="preserve">forward premium on the euro is approximately 1.82%</w:t>
+      </w:r>
+      <w:r>
+        <w:t xml:space="preserve">.</w:t>
+      </w:r>
+    </w:p>
+    <w:p>
+      <w:r>
+        <w:pict>
+          <v:rect style="width:0;height:1.5pt" o:hralign="center" o:hrstd="t" o:hr="t"/>
+        </w:pict>
+      </w:r>
+    </w:p>
+    <w:p>
+      <w:pPr>
+        <w:pStyle w:val="FirstParagraph"/>
+      </w:pPr>
+      <w:r>
+        <w:rPr>
+          <w:b/>
+          <w:bCs/>
+        </w:rPr>
+        <w:t xml:space="preserve">Step 3: Apply the CIA Rule of Thumb</w:t>
+      </w:r>
+    </w:p>
+    <w:p>
+      <w:pPr>
+        <w:pStyle w:val="BodyText"/>
+      </w:pPr>
+      <w:r>
+        <w:t xml:space="preserve">Compare the two values:</w:t>
+      </w:r>
+    </w:p>
+    <w:tbl>
+      <w:tblPr>
+        <w:tblStyle w:val="Table"/>
+        <w:tblW w:type="auto" w:w="0"/>
+        <w:tblLook w:firstRow="1" w:lastRow="0" w:firstColumn="0" w:lastColumn="0" w:noHBand="0" w:noVBand="0" w:val="0020"/>
+      </w:tblPr>
+      <w:tblGrid>
+        <w:gridCol w:w="3960"/>
+        <w:gridCol w:w="3960"/>
+      </w:tblGrid>
+      <w:tr>
+        <w:trPr>
+          <w:tblHeader w:val="on"/>
+        </w:trPr>
+        <w:tc>
+          <w:tcPr/>
+          <w:p>
+            <w:pPr>
+              <w:pStyle w:val="Compact"/>
+            </w:pPr>
+            <w:r>
+              <w:t xml:space="preserve">Measure</w:t>
+            </w:r>
+          </w:p>
+        </w:tc>
+        <w:tc>
+          <w:tcPr/>
+          <w:p>
+            <w:pPr>
+              <w:pStyle w:val="Compact"/>
+            </w:pPr>
+            <w:r>
+              <w:t xml:space="preserve">Value</w:t>
+            </w:r>
+          </w:p>
+        </w:tc>
+      </w:tr>
+      <w:tr>
+        <w:tc>
+          <w:tcPr/>
+          <w:p>
+            <w:pPr>
+              <w:pStyle w:val="Compact"/>
+            </w:pPr>
+            <w:r>
+              <w:t xml:space="preserve">Interest rate difference</w:t>
+            </w:r>
+          </w:p>
+        </w:tc>
+        <w:tc>
+          <w:tcPr/>
+          <w:p>
+            <w:pPr>
+              <w:pStyle w:val="Compact"/>
+            </w:pPr>
+            <w:r>
+              <w:t xml:space="preserve">3%</w:t>
+            </w:r>
+          </w:p>
+        </w:tc>
+      </w:tr>
+      <w:tr>
+        <w:tc>
+          <w:tcPr/>
+          <w:p>
+            <w:pPr>
+              <w:pStyle w:val="Compact"/>
+            </w:pPr>
+            <w:r>
+              <w:t xml:space="preserve">Forward premium</w:t>
+            </w:r>
+          </w:p>
+        </w:tc>
+        <w:tc>
+          <w:tcPr/>
+          <w:p>
+            <w:pPr>
+              <w:pStyle w:val="Compact"/>
+            </w:pPr>
+            <w:r>
+              <w:t xml:space="preserve">1.82%</w:t>
+            </w:r>
+          </w:p>
+        </w:tc>
+      </w:tr>
+    </w:tbl>
+    <w:p>
+      <w:pPr>
+        <w:pStyle w:val="BodyText"/>
+      </w:pPr>
+      <w:r>
+        <w:t xml:space="preserve">Since</w:t>
+      </w:r>
+    </w:p>
+    <w:p>
+      <w:pPr>
+        <w:pStyle w:val="BodyText"/>
+      </w:pPr>
+      <m:oMathPara>
+        <m:oMathParaPr>
+          <m:jc m:val="center"/>
+        </m:oMathParaPr>
+        <m:oMath>
+          <m:r>
+            <m:t>3</m:t>
+          </m:r>
+          <m:r>
+            <m:rPr>
+              <m:sty m:val="p"/>
+            </m:rPr>
+            <m:t>%</m:t>
+          </m:r>
+          <m:r>
+            <m:rPr>
+              <m:sty m:val="p"/>
+            </m:rPr>
+            <m:t>&gt;</m:t>
+          </m:r>
+          <m:r>
+            <m:t>1.82</m:t>
+          </m:r>
+          <m:r>
+            <m:rPr>
+              <m:sty m:val="p"/>
+            </m:rPr>
+            <m:t>%</m:t>
+          </m:r>
+        </m:oMath>
+      </m:oMathPara>
+    </w:p>
+    <w:p>
+      <w:pPr>
+        <w:pStyle w:val="FirstParagraph"/>
+      </w:pPr>
+      <w:r>
+        <w:t xml:space="preserve">the rule of thumb suggests:</w:t>
+      </w:r>
+    </w:p>
+    <w:p>
+      <w:pPr>
+        <w:pStyle w:val="BodyText"/>
+      </w:pPr>
+      <w:r>
+        <w:rPr>
+          <w:b/>
+          <w:bCs/>
+        </w:rPr>
+        <w:t xml:space="preserve">Invest in the higher-yielding currency (U.S. dollars).</w:t>
+      </w:r>
+    </w:p>
+    <w:p>
+      <w:r>
+        <w:pict>
+          <v:rect style="width:0;height:1.5pt" o:hralign="center" o:hrstd="t" o:hr="t"/>
+        </w:pict>
+      </w:r>
+    </w:p>
+    <w:p>
+      <w:pPr>
+        <w:pStyle w:val="FirstParagraph"/>
+      </w:pPr>
+      <w:r>
+        <w:rPr>
+          <w:b/>
+          <w:bCs/>
+        </w:rPr>
+        <w:t xml:space="preserve">Interpretation:</w:t>
+      </w:r>
+    </w:p>
+    <w:p>
+      <w:pPr>
+        <w:pStyle w:val="BodyText"/>
+      </w:pPr>
+      <w:r>
+        <w:t xml:space="preserve">The U.S. interest rate advantage (3%) is</w:t>
+      </w:r>
+      <w:r>
+        <w:t xml:space="preserve"> </w:t>
+      </w:r>
+      <w:r>
+        <w:rPr>
+          <w:b/>
+          <w:bCs/>
+        </w:rPr>
+        <w:t xml:space="preserve">greater than</w:t>
+      </w:r>
+      <w:r>
+        <w:t xml:space="preserve"> </w:t>
+      </w:r>
+      <w:r>
+        <w:t xml:space="preserve">the forward premium (1.82%).</w:t>
+      </w:r>
+    </w:p>
+    <w:p>
+      <w:pPr>
+        <w:pStyle w:val="BodyText"/>
+      </w:pPr>
+      <w:r>
+        <w:t xml:space="preserve">This means the forward market does</w:t>
+      </w:r>
+      <w:r>
+        <w:t xml:space="preserve"> </w:t>
+      </w:r>
+      <w:r>
+        <w:rPr>
+          <w:b/>
+          <w:bCs/>
+        </w:rPr>
+        <w:t xml:space="preserve">not fully offset</w:t>
+      </w:r>
+      <w:r>
+        <w:t xml:space="preserve"> </w:t>
+      </w:r>
+      <w:r>
+        <w:t xml:space="preserve">the higher U.S. interest rate, creating an incentive for investors to invest in dollar-denominated assets while covering exchange rate risk with a forward contract.</w:t>
+      </w:r>
+    </w:p>
+    <w:p>
+      <w:r>
+        <w:pict>
+          <v:rect style="width:0;height:1.5pt" o:hralign="center" o:hrstd="t" o:hr="t"/>
+        </w:pict>
+      </w:r>
+    </w:p>
+    <w:p>
+      <w:pPr>
+        <w:pStyle w:val="FirstParagraph"/>
+      </w:pPr>
+      <w:r>
+        <w:t xml:space="preserve">If the</w:t>
+      </w:r>
+      <w:r>
+        <w:t xml:space="preserve"> </w:t>
+      </w:r>
+      <w:r>
+        <w:rPr>
+          <w:b/>
+          <w:bCs/>
+        </w:rPr>
+        <w:t xml:space="preserve">interest rate differential exceeds the forward premium</w:t>
+      </w:r>
+      <w:r>
+        <w:t xml:space="preserve">, investors will prefer the</w:t>
+      </w:r>
+      <w:r>
+        <w:t xml:space="preserve"> </w:t>
+      </w:r>
+      <w:r>
+        <w:rPr>
+          <w:b/>
+          <w:bCs/>
+        </w:rPr>
+        <w:t xml:space="preserve">higher-yielding currency</w:t>
+      </w:r>
+      <w:r>
+        <w:t xml:space="preserve"> </w:t>
+      </w:r>
+      <w:r>
+        <w:t xml:space="preserve">when engaging in covered interest arbitrage.</w:t>
+      </w:r>
+    </w:p>
+    <w:p>
+      <w:pPr>
+        <w:pStyle w:val="BodyText"/>
+      </w:pPr>
+      <w:r>
+        <w:rPr>
+          <w:b/>
+          <w:bCs/>
+        </w:rPr>
+        <w:t xml:space="preserve">How CIA Restores Equilibrium</w:t>
+      </w:r>
+    </w:p>
+    <w:p>
+      <w:pPr>
+        <w:pStyle w:val="BodyText"/>
+      </w:pPr>
+      <w:r>
+        <w:t xml:space="preserve">Covered interest arbitrage pushes markets back toward IRP because:</w:t>
       </w:r>
     </w:p>
     <w:p>
@@ -6518,36 +8561,7 @@
         </w:numPr>
       </w:pPr>
       <w:r>
-        <w:t xml:space="preserve">If the difference in interest rates is</w:t>
-      </w:r>
-      <w:r>
-        <w:t xml:space="preserve"> </w:t>
-      </w:r>
-      <w:r>
-        <w:rPr>
-          <w:b/>
-          <w:bCs/>
-        </w:rPr>
-        <w:t xml:space="preserve">greater</w:t>
-      </w:r>
-      <w:r>
-        <w:t xml:space="preserve"> </w:t>
-      </w:r>
-      <w:r>
-        <w:t xml:space="preserve">than the forward premium, invest in the</w:t>
-      </w:r>
-      <w:r>
-        <w:t xml:space="preserve"> </w:t>
-      </w:r>
-      <w:r>
-        <w:rPr>
-          <w:b/>
-          <w:bCs/>
-        </w:rPr>
-        <w:t xml:space="preserve">higher-yielding currency</w:t>
-      </w:r>
-      <w:r>
-        <w:t xml:space="preserve">.</w:t>
+        <w:t xml:space="preserve">buying the foreign currency spot and selling it forward narrows the forward premium;</w:t>
       </w:r>
     </w:p>
     <w:p>
@@ -6559,63 +8573,89 @@
         </w:numPr>
       </w:pPr>
       <w:r>
-        <w:t xml:space="preserve">If the difference in interest rates is</w:t>
-      </w:r>
-      <w:r>
-        <w:t xml:space="preserve"> </w:t>
-      </w:r>
-      <w:r>
-        <w:rPr>
-          <w:b/>
-          <w:bCs/>
-        </w:rPr>
-        <w:t xml:space="preserve">less</w:t>
-      </w:r>
-      <w:r>
-        <w:t xml:space="preserve"> </w:t>
-      </w:r>
-      <w:r>
-        <w:t xml:space="preserve">than the forward premium, invest in the</w:t>
-      </w:r>
-      <w:r>
-        <w:t xml:space="preserve"> </w:t>
-      </w:r>
-      <w:r>
-        <w:rPr>
-          <w:b/>
-          <w:bCs/>
-        </w:rPr>
-        <w:t xml:space="preserve">lower-yielding currency</w:t>
-      </w:r>
-      <w:r>
-        <w:t xml:space="preserve">.</w:t>
-      </w:r>
-    </w:p>
-    <w:p>
-      <w:pPr>
-        <w:pStyle w:val="FirstParagraph"/>
-      </w:pPr>
-      <w:r>
-        <w:t xml:space="preserve">This rule is very useful because it provides a quick conceptual shortcut before working the full calculation.</w:t>
-      </w:r>
-    </w:p>
-    <w:bookmarkEnd w:id="58"/>
-    <w:bookmarkEnd w:id="59"/>
-    <w:bookmarkStart w:id="60" w:name="how-cia-restores-equilibrium"/>
-    <w:p>
-      <w:pPr>
-        <w:pStyle w:val="Heading4"/>
-      </w:pPr>
-      <w:r>
-        <w:t xml:space="preserve">6.2.6.3 How CIA Restores Equilibrium</w:t>
-      </w:r>
-    </w:p>
-    <w:p>
-      <w:pPr>
-        <w:pStyle w:val="FirstParagraph"/>
-      </w:pPr>
-      <w:r>
-        <w:t xml:space="preserve">Covered interest arbitrage pushes markets back toward IRP because:</w:t>
+        <w:t xml:space="preserve">capital flowing into the foreign money market pushes that foreign interest rate down;</w:t>
+      </w:r>
+    </w:p>
+    <w:p>
+      <w:pPr>
+        <w:pStyle w:val="Compact"/>
+        <w:numPr>
+          <w:ilvl w:val="0"/>
+          <w:numId w:val="1021"/>
+        </w:numPr>
+      </w:pPr>
+      <w:r>
+        <w:t xml:space="preserve">capital leaving the domestic money market pushes the domestic rate up.</w:t>
+      </w:r>
+    </w:p>
+    <w:p>
+      <w:pPr>
+        <w:pStyle w:val="FirstParagraph"/>
+      </w:pPr>
+      <w:r>
+        <w:t xml:space="preserve">Arbitrage therefore destroys the arbitrage opportunity.</w:t>
+      </w:r>
+    </w:p>
+    <w:bookmarkEnd w:id="53"/>
+    <w:bookmarkEnd w:id="54"/>
+    <w:bookmarkEnd w:id="55"/>
+    <w:bookmarkStart w:id="58" w:name="uncovered-interest-arbitrage-uia"/>
+    <w:p>
+      <w:pPr>
+        <w:pStyle w:val="Heading3"/>
+      </w:pPr>
+      <w:r>
+        <w:t xml:space="preserve">6.2.7 Uncovered Interest Arbitrage (UIA)</w:t>
+      </w:r>
+    </w:p>
+    <w:p>
+      <w:pPr>
+        <w:pStyle w:val="FirstParagraph"/>
+      </w:pPr>
+      <w:r>
+        <w:rPr>
+          <w:b/>
+          <w:bCs/>
+        </w:rPr>
+        <w:t xml:space="preserve">Uncovered interest arbitrage (UIA)</w:t>
+      </w:r>
+      <w:r>
+        <w:t xml:space="preserve"> </w:t>
+      </w:r>
+      <w:r>
+        <w:t xml:space="preserve">is similar to CIA except the investor does</w:t>
+      </w:r>
+      <w:r>
+        <w:t xml:space="preserve"> </w:t>
+      </w:r>
+      <w:r>
+        <w:rPr>
+          <w:b/>
+          <w:bCs/>
+        </w:rPr>
+        <w:t xml:space="preserve">not</w:t>
+      </w:r>
+      <w:r>
+        <w:t xml:space="preserve"> </w:t>
+      </w:r>
+      <w:r>
+        <w:t xml:space="preserve">lock in the future exchange rate with a forward contract.</w:t>
+      </w:r>
+    </w:p>
+    <w:p>
+      <w:pPr>
+        <w:pStyle w:val="BodyText"/>
+      </w:pPr>
+      <w:r>
+        <w:t xml:space="preserve">That single difference changes the character of the trade completely: CIA is a pricing arbitrage; UIA is a speculative position on the future spot rate.</w:t>
+      </w:r>
+    </w:p>
+    <w:p>
+      <w:pPr>
+        <w:pStyle w:val="BodyText"/>
+      </w:pPr>
+      <w:r>
+        <w:t xml:space="preserve">The investor:</w:t>
       </w:r>
     </w:p>
     <w:p>
@@ -6627,7 +8667,7 @@
         </w:numPr>
       </w:pPr>
       <w:r>
-        <w:t xml:space="preserve">buying the foreign currency spot and selling it forward narrows the forward premium;</w:t>
+        <w:t xml:space="preserve">borrows in a low-interest-rate currency,</w:t>
       </w:r>
     </w:p>
     <w:p>
@@ -6639,7 +8679,7 @@
         </w:numPr>
       </w:pPr>
       <w:r>
-        <w:t xml:space="preserve">capital flowing into the foreign money market pushes that foreign interest rate down;</w:t>
+        <w:t xml:space="preserve">converts into a higher-interest-rate currency,</w:t>
       </w:r>
     </w:p>
     <w:p>
@@ -6651,76 +8691,257 @@
         </w:numPr>
       </w:pPr>
       <w:r>
-        <w:t xml:space="preserve">capital leaving the domestic money market pushes the domestic rate up.</w:t>
-      </w:r>
-    </w:p>
-    <w:p>
-      <w:pPr>
-        <w:pStyle w:val="FirstParagraph"/>
-      </w:pPr>
-      <w:r>
-        <w:t xml:space="preserve">Arbitrage therefore destroys the arbitrage opportunity.</w:t>
-      </w:r>
-    </w:p>
-    <w:bookmarkEnd w:id="60"/>
-    <w:bookmarkEnd w:id="61"/>
-    <w:bookmarkStart w:id="64" w:name="uncovered-interest-arbitrage-uia"/>
+        <w:t xml:space="preserve">invests at the higher rate,</w:t>
+      </w:r>
+    </w:p>
+    <w:p>
+      <w:pPr>
+        <w:pStyle w:val="Compact"/>
+        <w:numPr>
+          <w:ilvl w:val="0"/>
+          <w:numId w:val="1022"/>
+        </w:numPr>
+      </w:pPr>
+      <w:r>
+        <w:t xml:space="preserve">hopes the exchange rate will not move unfavorably before conversion back.</w:t>
+      </w:r>
+    </w:p>
+    <w:p>
+      <w:pPr>
+        <w:pStyle w:val="FirstParagraph"/>
+      </w:pPr>
+      <w:r>
+        <w:t xml:space="preserve">Because the future exchange rate is not locked in, the investor bears exchange rate risk.</w:t>
+      </w:r>
+    </w:p>
+    <w:bookmarkStart w:id="56" w:name="the-yen-carry-trade"/>
+    <w:p>
+      <w:pPr>
+        <w:pStyle w:val="Heading4"/>
+      </w:pPr>
+      <w:r>
+        <w:t xml:space="preserve">6.2.7.1 The Yen Carry Trade</w:t>
+      </w:r>
+    </w:p>
+    <w:p>
+      <w:pPr>
+        <w:pStyle w:val="FirstParagraph"/>
+      </w:pPr>
+      <w:r>
+        <w:t xml:space="preserve">The chapter uses the classic</w:t>
+      </w:r>
+      <w:r>
+        <w:t xml:space="preserve"> </w:t>
+      </w:r>
+      <w:r>
+        <w:rPr>
+          <w:b/>
+          <w:bCs/>
+        </w:rPr>
+        <w:t xml:space="preserve">yen carry trade</w:t>
+      </w:r>
+      <w:r>
+        <w:t xml:space="preserve">.</w:t>
+      </w:r>
+    </w:p>
+    <w:p>
+      <w:pPr>
+        <w:pStyle w:val="BodyText"/>
+      </w:pPr>
+      <w:r>
+        <w:t xml:space="preserve">Suppose an investor borrows yen at 0.40% per annum, converts into U.S. dollars, invests in dollars at 5.00% per annum, and later converts back into yen.</w:t>
+      </w:r>
+    </w:p>
+    <w:p>
+      <w:pPr>
+        <w:pStyle w:val="BodyText"/>
+      </w:pPr>
+      <w:r>
+        <w:t xml:space="preserve">If the yen does</w:t>
+      </w:r>
+      <w:r>
+        <w:t xml:space="preserve"> </w:t>
+      </w:r>
+      <w:r>
+        <w:rPr>
+          <w:b/>
+          <w:bCs/>
+        </w:rPr>
+        <w:t xml:space="preserve">not</w:t>
+      </w:r>
+      <w:r>
+        <w:t xml:space="preserve"> </w:t>
+      </w:r>
+      <w:r>
+        <w:t xml:space="preserve">appreciate materially, the investor can earn a profit from the interest differential.</w:t>
+      </w:r>
+    </w:p>
+    <w:p>
+      <w:pPr>
+        <w:pStyle w:val="BodyText"/>
+      </w:pPr>
+      <w:r>
+        <w:t xml:space="preserve">The reason investors undertake the trade is obvious: the borrowed currency is cheap, the investment currency yields more, and the exchange rate may remain stable long enough for a profitable round trip.</w:t>
+      </w:r>
+    </w:p>
+    <w:bookmarkEnd w:id="56"/>
+    <w:bookmarkStart w:id="57" w:name="the-key-risk"/>
+    <w:p>
+      <w:pPr>
+        <w:pStyle w:val="Heading4"/>
+      </w:pPr>
+      <w:r>
+        <w:t xml:space="preserve">6.2.7.2 The Key Risk</w:t>
+      </w:r>
+    </w:p>
+    <w:p>
+      <w:pPr>
+        <w:pStyle w:val="FirstParagraph"/>
+      </w:pPr>
+      <w:r>
+        <w:t xml:space="preserve">The risk is not normally default risk on the underlying money-market investment. The key risk is</w:t>
+      </w:r>
+      <w:r>
+        <w:t xml:space="preserve"> </w:t>
+      </w:r>
+      <w:r>
+        <w:rPr>
+          <w:b/>
+          <w:bCs/>
+        </w:rPr>
+        <w:t xml:space="preserve">currency movement</w:t>
+      </w:r>
+      <w:r>
+        <w:t xml:space="preserve">.</w:t>
+      </w:r>
+    </w:p>
+    <w:p>
+      <w:pPr>
+        <w:pStyle w:val="BodyText"/>
+      </w:pPr>
+      <w:r>
+        <w:t xml:space="preserve">If the funding currency appreciates sharply, the investor may lose money when converting back to repay the original borrowing.</w:t>
+      </w:r>
+    </w:p>
+    <w:p>
+      <w:pPr>
+        <w:pStyle w:val="BodyText"/>
+      </w:pPr>
+      <w:r>
+        <w:t xml:space="preserve">That is why the chapter repeatedly emphasizes:</w:t>
+      </w:r>
+      <w:r>
+        <w:t xml:space="preserve"> </w:t>
+      </w:r>
+      <w:r>
+        <w:rPr>
+          <w:b/>
+          <w:bCs/>
+        </w:rPr>
+        <w:t xml:space="preserve">higher return means higher risk</w:t>
+      </w:r>
+      <w:r>
+        <w:t xml:space="preserve">.</w:t>
+      </w:r>
+    </w:p>
+    <w:bookmarkEnd w:id="57"/>
+    <w:bookmarkEnd w:id="58"/>
+    <w:bookmarkStart w:id="63" w:name="X6b617cb6c971c7acec87e92528cb442b676a106"/>
     <w:p>
       <w:pPr>
         <w:pStyle w:val="Heading3"/>
       </w:pPr>
       <w:r>
-        <w:t xml:space="preserve">6.2.7 Uncovered Interest Arbitrage (UIA)</w:t>
-      </w:r>
-    </w:p>
-    <w:p>
-      <w:pPr>
-        <w:pStyle w:val="FirstParagraph"/>
-      </w:pPr>
-      <w:r>
-        <w:rPr>
-          <w:b/>
-          <w:bCs/>
-        </w:rPr>
-        <w:t xml:space="preserve">Uncovered interest arbitrage (UIA)</w:t>
-      </w:r>
-      <w:r>
-        <w:t xml:space="preserve"> </w:t>
-      </w:r>
-      <w:r>
-        <w:t xml:space="preserve">is similar to CIA except the investor does</w:t>
-      </w:r>
-      <w:r>
-        <w:t xml:space="preserve"> </w:t>
-      </w:r>
-      <w:r>
-        <w:rPr>
-          <w:b/>
-          <w:bCs/>
-        </w:rPr>
-        <w:t xml:space="preserve">not</w:t>
-      </w:r>
-      <w:r>
-        <w:t xml:space="preserve"> </w:t>
-      </w:r>
-      <w:r>
-        <w:t xml:space="preserve">lock in the future exchange rate with a forward contract.</w:t>
-      </w:r>
-    </w:p>
-    <w:p>
-      <w:pPr>
-        <w:pStyle w:val="BodyText"/>
-      </w:pPr>
-      <w:r>
-        <w:t xml:space="preserve">That single difference changes the character of the trade completely: CIA is a pricing arbitrage; UIA is a speculative position on the future spot rate.</w:t>
-      </w:r>
-    </w:p>
-    <w:p>
-      <w:pPr>
-        <w:pStyle w:val="BodyText"/>
-      </w:pPr>
-      <w:r>
-        <w:t xml:space="preserve">The investor:</w:t>
+        <w:t xml:space="preserve">6.2.8 Equilibrium between Interest Rates and Exchange Rates</w:t>
+      </w:r>
+    </w:p>
+    <w:p>
+      <w:pPr>
+        <w:pStyle w:val="FirstParagraph"/>
+      </w:pPr>
+      <w:r>
+        <w:t xml:space="preserve">The chapter then brings interest differentials and forward premiums together graphically.</w:t>
+      </w:r>
+    </w:p>
+    <w:p>
+      <w:pPr>
+        <w:pStyle w:val="CaptionedFigure"/>
+      </w:pPr>
+      <w:r>
+        <w:drawing>
+          <wp:inline>
+            <wp:extent cx="5600700" cy="4200525"/>
+            <wp:effectExtent b="0" l="0" r="0" t="0"/>
+            <wp:docPr descr="Interest Rate Parity and Equilibrium" title="" id="60" name="Picture"/>
+            <a:graphic>
+              <a:graphicData uri="http://schemas.openxmlformats.org/drawingml/2006/picture">
+                <pic:pic>
+                  <pic:nvPicPr>
+                    <pic:cNvPr descr="../assets/images/Ch06/Exhibit_6.8.png" id="61" name="Picture"/>
+                    <pic:cNvPicPr>
+                      <a:picLocks noChangeArrowheads="1" noChangeAspect="1"/>
+                    </pic:cNvPicPr>
+                  </pic:nvPicPr>
+                  <pic:blipFill>
+                    <a:blip r:embed="rId59"/>
+                    <a:stretch>
+                      <a:fillRect/>
+                    </a:stretch>
+                  </pic:blipFill>
+                  <pic:spPr bwMode="auto">
+                    <a:xfrm>
+                      <a:off x="0" y="0"/>
+                      <a:ext cx="5600700" cy="4200525"/>
+                    </a:xfrm>
+                    <a:prstGeom prst="rect">
+                      <a:avLst/>
+                    </a:prstGeom>
+                    <a:noFill/>
+                    <a:ln w="9525">
+                      <a:noFill/>
+                      <a:headEnd/>
+                      <a:tailEnd/>
+                    </a:ln>
+                  </pic:spPr>
+                </pic:pic>
+              </a:graphicData>
+            </a:graphic>
+          </wp:inline>
+        </w:drawing>
+      </w:r>
+    </w:p>
+    <w:p>
+      <w:pPr>
+        <w:pStyle w:val="ImageCaption"/>
+      </w:pPr>
+      <w:r>
+        <w:t xml:space="preserve">Interest Rate Parity and Equilibrium</w:t>
+      </w:r>
+    </w:p>
+    <w:p>
+      <w:pPr>
+        <w:pStyle w:val="BodyText"/>
+      </w:pPr>
+      <w:r>
+        <w:rPr>
+          <w:b/>
+          <w:bCs/>
+        </w:rPr>
+        <w:t xml:space="preserve">What the figure shows:</w:t>
+      </w:r>
+      <w:r>
+        <w:t xml:space="preserve"> </w:t>
+      </w:r>
+      <w:r>
+        <w:t xml:space="preserve">the market does not drift to parity by accident. Profit-seeking traders push it there.</w:t>
+      </w:r>
+    </w:p>
+    <w:p>
+      <w:pPr>
+        <w:pStyle w:val="BodyText"/>
+      </w:pPr>
+      <w:r>
+        <w:t xml:space="preserve">The equilibrium line in the diagram shows the combinations of:</w:t>
       </w:r>
     </w:p>
     <w:p>
@@ -6732,7 +8953,7 @@
         </w:numPr>
       </w:pPr>
       <w:r>
-        <w:t xml:space="preserve">borrows in a low-interest-rate currency,</w:t>
+        <w:t xml:space="preserve">interest rate differentials, and</w:t>
       </w:r>
     </w:p>
     <w:p>
@@ -6744,237 +8965,6 @@
         </w:numPr>
       </w:pPr>
       <w:r>
-        <w:t xml:space="preserve">converts into a higher-interest-rate currency,</w:t>
-      </w:r>
-    </w:p>
-    <w:p>
-      <w:pPr>
-        <w:pStyle w:val="Compact"/>
-        <w:numPr>
-          <w:ilvl w:val="0"/>
-          <w:numId w:val="1023"/>
-        </w:numPr>
-      </w:pPr>
-      <w:r>
-        <w:t xml:space="preserve">invests at the higher rate,</w:t>
-      </w:r>
-    </w:p>
-    <w:p>
-      <w:pPr>
-        <w:pStyle w:val="Compact"/>
-        <w:numPr>
-          <w:ilvl w:val="0"/>
-          <w:numId w:val="1023"/>
-        </w:numPr>
-      </w:pPr>
-      <w:r>
-        <w:t xml:space="preserve">hopes the exchange rate will not move unfavorably before conversion back.</w:t>
-      </w:r>
-    </w:p>
-    <w:p>
-      <w:pPr>
-        <w:pStyle w:val="FirstParagraph"/>
-      </w:pPr>
-      <w:r>
-        <w:t xml:space="preserve">Because the future exchange rate is not locked in, the investor bears exchange rate risk.</w:t>
-      </w:r>
-    </w:p>
-    <w:bookmarkStart w:id="62" w:name="the-yen-carry-trade"/>
-    <w:p>
-      <w:pPr>
-        <w:pStyle w:val="Heading4"/>
-      </w:pPr>
-      <w:r>
-        <w:t xml:space="preserve">6.2.7.1 The Yen Carry Trade</w:t>
-      </w:r>
-    </w:p>
-    <w:p>
-      <w:pPr>
-        <w:pStyle w:val="FirstParagraph"/>
-      </w:pPr>
-      <w:r>
-        <w:t xml:space="preserve">The chapter uses the classic</w:t>
-      </w:r>
-      <w:r>
-        <w:t xml:space="preserve"> </w:t>
-      </w:r>
-      <w:r>
-        <w:rPr>
-          <w:b/>
-          <w:bCs/>
-        </w:rPr>
-        <w:t xml:space="preserve">yen carry trade</w:t>
-      </w:r>
-      <w:r>
-        <w:t xml:space="preserve">.</w:t>
-      </w:r>
-    </w:p>
-    <w:p>
-      <w:pPr>
-        <w:pStyle w:val="BodyText"/>
-      </w:pPr>
-      <w:r>
-        <w:t xml:space="preserve">Suppose an investor borrows yen at 0.40% per annum, converts into U.S. dollars, invests in dollars at 5.00% per annum, and later converts back into yen.</w:t>
-      </w:r>
-    </w:p>
-    <w:p>
-      <w:pPr>
-        <w:pStyle w:val="BodyText"/>
-      </w:pPr>
-      <w:r>
-        <w:t xml:space="preserve">If the yen does</w:t>
-      </w:r>
-      <w:r>
-        <w:t xml:space="preserve"> </w:t>
-      </w:r>
-      <w:r>
-        <w:rPr>
-          <w:b/>
-          <w:bCs/>
-        </w:rPr>
-        <w:t xml:space="preserve">not</w:t>
-      </w:r>
-      <w:r>
-        <w:t xml:space="preserve"> </w:t>
-      </w:r>
-      <w:r>
-        <w:t xml:space="preserve">appreciate materially, the investor can earn a profit from the interest differential.</w:t>
-      </w:r>
-    </w:p>
-    <w:p>
-      <w:pPr>
-        <w:pStyle w:val="BodyText"/>
-      </w:pPr>
-      <w:r>
-        <w:t xml:space="preserve">The reason investors undertake the trade is obvious: the borrowed currency is cheap, the investment currency yields more, and the exchange rate may remain stable long enough for a profitable round trip.</w:t>
-      </w:r>
-    </w:p>
-    <w:bookmarkEnd w:id="62"/>
-    <w:bookmarkStart w:id="63" w:name="the-key-risk"/>
-    <w:p>
-      <w:pPr>
-        <w:pStyle w:val="Heading4"/>
-      </w:pPr>
-      <w:r>
-        <w:t xml:space="preserve">6.2.7.2 The Key Risk</w:t>
-      </w:r>
-    </w:p>
-    <w:p>
-      <w:pPr>
-        <w:pStyle w:val="FirstParagraph"/>
-      </w:pPr>
-      <w:r>
-        <w:t xml:space="preserve">The risk is not normally default risk on the underlying money-market investment. The key risk is</w:t>
-      </w:r>
-      <w:r>
-        <w:t xml:space="preserve"> </w:t>
-      </w:r>
-      <w:r>
-        <w:rPr>
-          <w:b/>
-          <w:bCs/>
-        </w:rPr>
-        <w:t xml:space="preserve">currency movement</w:t>
-      </w:r>
-      <w:r>
-        <w:t xml:space="preserve">.</w:t>
-      </w:r>
-    </w:p>
-    <w:p>
-      <w:pPr>
-        <w:pStyle w:val="BodyText"/>
-      </w:pPr>
-      <w:r>
-        <w:t xml:space="preserve">If the funding currency appreciates sharply, the investor may lose money when converting back to repay the original borrowing.</w:t>
-      </w:r>
-    </w:p>
-    <w:p>
-      <w:pPr>
-        <w:pStyle w:val="BodyText"/>
-      </w:pPr>
-      <w:r>
-        <w:t xml:space="preserve">That is why the chapter repeatedly emphasizes:</w:t>
-      </w:r>
-      <w:r>
-        <w:t xml:space="preserve"> </w:t>
-      </w:r>
-      <w:r>
-        <w:rPr>
-          <w:b/>
-          <w:bCs/>
-        </w:rPr>
-        <w:t xml:space="preserve">higher return means higher risk</w:t>
-      </w:r>
-      <w:r>
-        <w:t xml:space="preserve">.</w:t>
-      </w:r>
-    </w:p>
-    <w:bookmarkEnd w:id="63"/>
-    <w:bookmarkEnd w:id="64"/>
-    <w:bookmarkStart w:id="66" w:name="X6b617cb6c971c7acec87e92528cb442b676a106"/>
-    <w:p>
-      <w:pPr>
-        <w:pStyle w:val="Heading3"/>
-      </w:pPr>
-      <w:r>
-        <w:t xml:space="preserve">6.2.8 Equilibrium between Interest Rates and Exchange Rates</w:t>
-      </w:r>
-    </w:p>
-    <w:p>
-      <w:pPr>
-        <w:pStyle w:val="FirstParagraph"/>
-      </w:pPr>
-      <w:r>
-        <w:t xml:space="preserve">The chapter then brings interest differentials and forward premiums together graphically.</w:t>
-      </w:r>
-    </w:p>
-    <w:p>
-      <w:pPr>
-        <w:pStyle w:val="BodyText"/>
-      </w:pPr>
-      <w:r>
-        <w:rPr>
-          <w:b/>
-          <w:bCs/>
-        </w:rPr>
-        <w:t xml:space="preserve">What the figure shows:</w:t>
-      </w:r>
-      <w:r>
-        <w:t xml:space="preserve"> </w:t>
-      </w:r>
-      <w:r>
-        <w:t xml:space="preserve">the market does not drift to parity by accident. Profit-seeking traders push it there.</w:t>
-      </w:r>
-    </w:p>
-    <w:p>
-      <w:pPr>
-        <w:pStyle w:val="BodyText"/>
-      </w:pPr>
-      <w:r>
-        <w:t xml:space="preserve">The equilibrium line in the diagram shows the combinations of:</w:t>
-      </w:r>
-    </w:p>
-    <w:p>
-      <w:pPr>
-        <w:pStyle w:val="Compact"/>
-        <w:numPr>
-          <w:ilvl w:val="0"/>
-          <w:numId w:val="1024"/>
-        </w:numPr>
-      </w:pPr>
-      <w:r>
-        <w:t xml:space="preserve">interest rate differentials, and</w:t>
-      </w:r>
-    </w:p>
-    <w:p>
-      <w:pPr>
-        <w:pStyle w:val="Compact"/>
-        <w:numPr>
-          <w:ilvl w:val="0"/>
-          <w:numId w:val="1024"/>
-        </w:numPr>
-      </w:pPr>
-      <w:r>
         <w:t xml:space="preserve">forward premiums or discounts</w:t>
       </w:r>
     </w:p>
@@ -7026,7 +9016,7 @@
         <w:t xml:space="preserve">As arbitragers enter, the market moves back toward the parity band.</w:t>
       </w:r>
     </w:p>
-    <w:bookmarkStart w:id="65" w:name="why-this-section-matters"/>
+    <w:bookmarkStart w:id="62" w:name="why-this-section-matters"/>
     <w:p>
       <w:pPr>
         <w:pStyle w:val="Heading4"/>
@@ -7066,10 +9056,10 @@
         </w:pict>
       </w:r>
     </w:p>
-    <w:bookmarkEnd w:id="65"/>
-    <w:bookmarkEnd w:id="66"/>
-    <w:bookmarkEnd w:id="67"/>
-    <w:bookmarkStart w:id="72" w:name="X6bb02603657f8234345fa6135e90ef89a99e2be"/>
+    <w:bookmarkEnd w:id="62"/>
+    <w:bookmarkEnd w:id="63"/>
+    <w:bookmarkEnd w:id="64"/>
+    <w:bookmarkStart w:id="69" w:name="X6bb02603657f8234345fa6135e90ef89a99e2be"/>
     <w:p>
       <w:pPr>
         <w:pStyle w:val="Heading2"/>
@@ -7215,7 +9205,7 @@
         <w:t xml:space="preserve">The expected value of the future spot rate equals today’s forward rate for that future date.</w:t>
       </w:r>
     </w:p>
-    <w:bookmarkStart w:id="69" w:name="what-unbiased-means"/>
+    <w:bookmarkStart w:id="66" w:name="what-unbiased-means"/>
     <w:p>
       <w:pPr>
         <w:pStyle w:val="Heading3"/>
@@ -7268,7 +9258,7 @@
         <w:t xml:space="preserve">It means that, on average, forecast errors are centered around zero. The forward rate will overpredict and underpredict the future spot rate in roughly offsetting ways.</w:t>
       </w:r>
     </w:p>
-    <w:bookmarkStart w:id="68" w:name="conditions-required-for-this-view"/>
+    <w:bookmarkStart w:id="65" w:name="conditions-required-for-this-view"/>
     <w:p>
       <w:pPr>
         <w:pStyle w:val="Heading4"/>
@@ -7283,6 +9273,131 @@
       </w:pPr>
       <w:r>
         <w:t xml:space="preserve">The efficiency argument depends on three assumptions:</w:t>
+      </w:r>
+    </w:p>
+    <w:p>
+      <w:pPr>
+        <w:pStyle w:val="Compact"/>
+        <w:numPr>
+          <w:ilvl w:val="0"/>
+          <w:numId w:val="1024"/>
+        </w:numPr>
+      </w:pPr>
+      <w:r>
+        <w:t xml:space="preserve">all relevant information is quickly reflected in spot and forward rates;</w:t>
+      </w:r>
+    </w:p>
+    <w:p>
+      <w:pPr>
+        <w:pStyle w:val="Compact"/>
+        <w:numPr>
+          <w:ilvl w:val="0"/>
+          <w:numId w:val="1024"/>
+        </w:numPr>
+      </w:pPr>
+      <w:r>
+        <w:t xml:space="preserve">transaction costs are low;</w:t>
+      </w:r>
+    </w:p>
+    <w:p>
+      <w:pPr>
+        <w:pStyle w:val="Compact"/>
+        <w:numPr>
+          <w:ilvl w:val="0"/>
+          <w:numId w:val="1024"/>
+        </w:numPr>
+      </w:pPr>
+      <w:r>
+        <w:t xml:space="preserve">assets denominated in different currencies are close substitutes.</w:t>
+      </w:r>
+    </w:p>
+    <w:p>
+      <w:pPr>
+        <w:pStyle w:val="FirstParagraph"/>
+      </w:pPr>
+      <w:r>
+        <w:t xml:space="preserve">Under those conditions, there is little room for systematic forecasting profit.</w:t>
+      </w:r>
+    </w:p>
+    <w:bookmarkEnd w:id="65"/>
+    <w:bookmarkEnd w:id="66"/>
+    <w:bookmarkStart w:id="68" w:name="what-the-empirical-evidence-suggests"/>
+    <w:p>
+      <w:pPr>
+        <w:pStyle w:val="Heading3"/>
+      </w:pPr>
+      <w:r>
+        <w:t xml:space="preserve">6.3.2 What the Empirical Evidence Suggests</w:t>
+      </w:r>
+    </w:p>
+    <w:p>
+      <w:pPr>
+        <w:pStyle w:val="FirstParagraph"/>
+      </w:pPr>
+      <w:r>
+        <w:t xml:space="preserve">The textbook is careful here: empirical studies have produced</w:t>
+      </w:r>
+      <w:r>
+        <w:t xml:space="preserve"> </w:t>
+      </w:r>
+      <w:r>
+        <w:rPr>
+          <w:b/>
+          <w:bCs/>
+        </w:rPr>
+        <w:t xml:space="preserve">conflicting results</w:t>
+      </w:r>
+      <w:r>
+        <w:t xml:space="preserve">, but the broad consensus has moved toward rejecting the strongest efficient-market version of the claim.</w:t>
+      </w:r>
+    </w:p>
+    <w:p>
+      <w:pPr>
+        <w:pStyle w:val="BodyText"/>
+      </w:pPr>
+      <w:r>
+        <w:t xml:space="preserve">That is, the forward rate does</w:t>
+      </w:r>
+      <w:r>
+        <w:t xml:space="preserve"> </w:t>
+      </w:r>
+      <w:r>
+        <w:rPr>
+          <w:b/>
+          <w:bCs/>
+        </w:rPr>
+        <w:t xml:space="preserve">not</w:t>
+      </w:r>
+      <w:r>
+        <w:t xml:space="preserve"> </w:t>
+      </w:r>
+      <w:r>
+        <w:t xml:space="preserve">appear to be a consistently unbiased predictor of the future spot rate.</w:t>
+      </w:r>
+    </w:p>
+    <w:bookmarkStart w:id="67" w:name="managerial-interpretation"/>
+    <w:p>
+      <w:pPr>
+        <w:pStyle w:val="Heading4"/>
+      </w:pPr>
+      <w:r>
+        <w:t xml:space="preserve">6.3.2.1 Managerial Interpretation</w:t>
+      </w:r>
+    </w:p>
+    <w:p>
+      <w:pPr>
+        <w:pStyle w:val="FirstParagraph"/>
+      </w:pPr>
+      <w:r>
+        <w:t xml:space="preserve">This is why firms often spend real resources on exchange rate forecasting. If the forward rate were a free and fully reliable forecast, paid forecasting services would have little value.</w:t>
+      </w:r>
+    </w:p>
+    <w:p>
+      <w:pPr>
+        <w:pStyle w:val="BodyText"/>
+      </w:pPr>
+      <w:r>
+        <w:t xml:space="preserve">Instead, managers often treat the forward rate as:</w:t>
       </w:r>
     </w:p>
     <w:p>
@@ -7294,7 +9409,7 @@
         </w:numPr>
       </w:pPr>
       <w:r>
-        <w:t xml:space="preserve">all relevant information is quickly reflected in spot and forward rates;</w:t>
+        <w:t xml:space="preserve">a market-implied benchmark,</w:t>
       </w:r>
     </w:p>
     <w:p>
@@ -7306,7 +9421,7 @@
         </w:numPr>
       </w:pPr>
       <w:r>
-        <w:t xml:space="preserve">transaction costs are low;</w:t>
+        <w:t xml:space="preserve">a hedging price,</w:t>
       </w:r>
     </w:p>
     <w:p>
@@ -7318,96 +9433,50 @@
         </w:numPr>
       </w:pPr>
       <w:r>
-        <w:t xml:space="preserve">assets denominated in different currencies are close substitutes.</w:t>
-      </w:r>
-    </w:p>
-    <w:p>
-      <w:pPr>
-        <w:pStyle w:val="FirstParagraph"/>
-      </w:pPr>
-      <w:r>
-        <w:t xml:space="preserve">Under those conditions, there is little room for systematic forecasting profit.</w:t>
-      </w:r>
-    </w:p>
+        <w:t xml:space="preserve">a starting point for analysis,</w:t>
+      </w:r>
+    </w:p>
+    <w:p>
+      <w:pPr>
+        <w:pStyle w:val="FirstParagraph"/>
+      </w:pPr>
+      <w:r>
+        <w:t xml:space="preserve">but not necessarily as the last word on the future spot rate.</w:t>
+      </w:r>
+    </w:p>
+    <w:p>
+      <w:r>
+        <w:pict>
+          <v:rect style="width:0;height:1.5pt" o:hralign="center" o:hrstd="t" o:hr="t"/>
+        </w:pict>
+      </w:r>
+    </w:p>
+    <w:bookmarkEnd w:id="67"/>
     <w:bookmarkEnd w:id="68"/>
     <w:bookmarkEnd w:id="69"/>
-    <w:bookmarkStart w:id="71" w:name="what-the-empirical-evidence-suggests"/>
-    <w:p>
-      <w:pPr>
-        <w:pStyle w:val="Heading3"/>
-      </w:pPr>
-      <w:r>
-        <w:t xml:space="preserve">6.3.2 What the Empirical Evidence Suggests</w:t>
-      </w:r>
-    </w:p>
-    <w:p>
-      <w:pPr>
-        <w:pStyle w:val="FirstParagraph"/>
-      </w:pPr>
-      <w:r>
-        <w:t xml:space="preserve">The textbook is careful here: empirical studies have produced</w:t>
-      </w:r>
-      <w:r>
-        <w:t xml:space="preserve"> </w:t>
-      </w:r>
-      <w:r>
-        <w:rPr>
-          <w:b/>
-          <w:bCs/>
-        </w:rPr>
-        <w:t xml:space="preserve">conflicting results</w:t>
-      </w:r>
-      <w:r>
-        <w:t xml:space="preserve">, but the broad consensus has moved toward rejecting the strongest efficient-market version of the claim.</w:t>
-      </w:r>
-    </w:p>
-    <w:p>
-      <w:pPr>
-        <w:pStyle w:val="BodyText"/>
-      </w:pPr>
-      <w:r>
-        <w:t xml:space="preserve">That is, the forward rate does</w:t>
-      </w:r>
-      <w:r>
-        <w:t xml:space="preserve"> </w:t>
-      </w:r>
-      <w:r>
-        <w:rPr>
-          <w:b/>
-          <w:bCs/>
-        </w:rPr>
-        <w:t xml:space="preserve">not</w:t>
-      </w:r>
-      <w:r>
-        <w:t xml:space="preserve"> </w:t>
-      </w:r>
-      <w:r>
-        <w:t xml:space="preserve">appear to be a consistently unbiased predictor of the future spot rate.</w:t>
-      </w:r>
-    </w:p>
-    <w:bookmarkStart w:id="70" w:name="managerial-interpretation"/>
-    <w:p>
-      <w:pPr>
-        <w:pStyle w:val="Heading4"/>
-      </w:pPr>
-      <w:r>
-        <w:t xml:space="preserve">6.3.2.1 Managerial Interpretation</w:t>
-      </w:r>
-    </w:p>
-    <w:p>
-      <w:pPr>
-        <w:pStyle w:val="FirstParagraph"/>
-      </w:pPr>
-      <w:r>
-        <w:t xml:space="preserve">This is why firms often spend real resources on exchange rate forecasting. If the forward rate were a free and fully reliable forecast, paid forecasting services would have little value.</w:t>
-      </w:r>
-    </w:p>
-    <w:p>
-      <w:pPr>
-        <w:pStyle w:val="BodyText"/>
-      </w:pPr>
-      <w:r>
-        <w:t xml:space="preserve">Instead, managers often treat the forward rate as:</w:t>
+    <w:bookmarkStart w:id="78" w:name="Xbf9a58a63734f8143213eb58aa9761d5a3c7298"/>
+    <w:p>
+      <w:pPr>
+        <w:pStyle w:val="Heading2"/>
+      </w:pPr>
+      <w:r>
+        <w:t xml:space="preserve">6.4 Prices, Interest Rates, and Exchange Rates in Equilibrium</w:t>
+      </w:r>
+    </w:p>
+    <w:p>
+      <w:pPr>
+        <w:pStyle w:val="FirstParagraph"/>
+      </w:pPr>
+      <w:r>
+        <w:t xml:space="preserve">The chapter culminates by integrating the major parity conditions into a single equilibrium framework.</w:t>
+      </w:r>
+    </w:p>
+    <w:p>
+      <w:pPr>
+        <w:pStyle w:val="BodyText"/>
+      </w:pPr>
+      <w:r>
+        <w:t xml:space="preserve">The example uses the U.S. dollar and Japanese yen and assumes:</w:t>
       </w:r>
     </w:p>
     <w:p>
@@ -7419,7 +9488,7 @@
         </w:numPr>
       </w:pPr>
       <w:r>
-        <w:t xml:space="preserve">a market-implied benchmark,</w:t>
+        <w:t xml:space="preserve">forecast inflation in Japan = 1%,</w:t>
       </w:r>
     </w:p>
     <w:p>
@@ -7431,7 +9500,7 @@
         </w:numPr>
       </w:pPr>
       <w:r>
-        <w:t xml:space="preserve">a hedging price,</w:t>
+        <w:t xml:space="preserve">forecast inflation in the United States = 5%,</w:t>
       </w:r>
     </w:p>
     <w:p>
@@ -7443,50 +9512,7 @@
         </w:numPr>
       </w:pPr>
       <w:r>
-        <w:t xml:space="preserve">a starting point for analysis,</w:t>
-      </w:r>
-    </w:p>
-    <w:p>
-      <w:pPr>
-        <w:pStyle w:val="FirstParagraph"/>
-      </w:pPr>
-      <w:r>
-        <w:t xml:space="preserve">but not necessarily as the last word on the future spot rate.</w:t>
-      </w:r>
-    </w:p>
-    <w:p>
-      <w:r>
-        <w:pict>
-          <v:rect style="width:0;height:1.5pt" o:hralign="center" o:hrstd="t" o:hr="t"/>
-        </w:pict>
-      </w:r>
-    </w:p>
-    <w:bookmarkEnd w:id="70"/>
-    <w:bookmarkEnd w:id="71"/>
-    <w:bookmarkEnd w:id="72"/>
-    <w:bookmarkStart w:id="81" w:name="Xbf9a58a63734f8143213eb58aa9761d5a3c7298"/>
-    <w:p>
-      <w:pPr>
-        <w:pStyle w:val="Heading2"/>
-      </w:pPr>
-      <w:r>
-        <w:t xml:space="preserve">6.4 Prices, Interest Rates, and Exchange Rates in Equilibrium</w:t>
-      </w:r>
-    </w:p>
-    <w:p>
-      <w:pPr>
-        <w:pStyle w:val="FirstParagraph"/>
-      </w:pPr>
-      <w:r>
-        <w:t xml:space="preserve">The chapter culminates by integrating the major parity conditions into a single equilibrium framework.</w:t>
-      </w:r>
-    </w:p>
-    <w:p>
-      <w:pPr>
-        <w:pStyle w:val="BodyText"/>
-      </w:pPr>
-      <w:r>
-        <w:t xml:space="preserve">The example uses the U.S. dollar and Japanese yen and assumes:</w:t>
+        <w:t xml:space="preserve">nominal interest rate in Japan = 4%,</w:t>
       </w:r>
     </w:p>
     <w:p>
@@ -7494,11 +9520,11 @@
         <w:pStyle w:val="Compact"/>
         <w:numPr>
           <w:ilvl w:val="0"/>
-          <w:numId w:val="1027"/>
+          <w:numId w:val="1026"/>
         </w:numPr>
       </w:pPr>
       <w:r>
-        <w:t xml:space="preserve">forecast inflation in Japan = 1%,</w:t>
+        <w:t xml:space="preserve">nominal interest rate in the United States = 8%,</w:t>
       </w:r>
     </w:p>
     <w:p>
@@ -7506,11 +9532,11 @@
         <w:pStyle w:val="Compact"/>
         <w:numPr>
           <w:ilvl w:val="0"/>
-          <w:numId w:val="1027"/>
+          <w:numId w:val="1026"/>
         </w:numPr>
       </w:pPr>
       <w:r>
-        <w:t xml:space="preserve">forecast inflation in the United States = 5%,</w:t>
+        <w:t xml:space="preserve">spot rate = 104 yen per dollar,</w:t>
       </w:r>
     </w:p>
     <w:p>
@@ -7518,50 +9544,14 @@
         <w:pStyle w:val="Compact"/>
         <w:numPr>
           <w:ilvl w:val="0"/>
-          <w:numId w:val="1027"/>
+          <w:numId w:val="1026"/>
         </w:numPr>
       </w:pPr>
       <w:r>
-        <w:t xml:space="preserve">nominal interest rate in Japan = 4%,</w:t>
-      </w:r>
-    </w:p>
-    <w:p>
-      <w:pPr>
-        <w:pStyle w:val="Compact"/>
-        <w:numPr>
-          <w:ilvl w:val="0"/>
-          <w:numId w:val="1027"/>
-        </w:numPr>
-      </w:pPr>
-      <w:r>
-        <w:t xml:space="preserve">nominal interest rate in the United States = 8%,</w:t>
-      </w:r>
-    </w:p>
-    <w:p>
-      <w:pPr>
-        <w:pStyle w:val="Compact"/>
-        <w:numPr>
-          <w:ilvl w:val="0"/>
-          <w:numId w:val="1027"/>
-        </w:numPr>
-      </w:pPr>
-      <w:r>
-        <w:t xml:space="preserve">spot rate = 104 yen per dollar,</w:t>
-      </w:r>
-    </w:p>
-    <w:p>
-      <w:pPr>
-        <w:pStyle w:val="Compact"/>
-        <w:numPr>
-          <w:ilvl w:val="0"/>
-          <w:numId w:val="1027"/>
-        </w:numPr>
-      </w:pPr>
-      <w:r>
         <w:t xml:space="preserve">one-year forward rate = 100 yen per dollar.</w:t>
       </w:r>
     </w:p>
-    <w:bookmarkStart w:id="73" w:name="relation-a-purchasing-power-parity-ppp"/>
+    <w:bookmarkStart w:id="70" w:name="relation-a-purchasing-power-parity-ppp"/>
     <w:p>
       <w:pPr>
         <w:pStyle w:val="Heading3"/>
@@ -7762,8 +9752,8 @@
         <w:t xml:space="preserve">This matches the inflation differential because inflation is 4 percentage points lower in Japan.</w:t>
       </w:r>
     </w:p>
-    <w:bookmarkEnd w:id="73"/>
-    <w:bookmarkStart w:id="74" w:name="relation-b-the-fisher-effect"/>
+    <w:bookmarkEnd w:id="70"/>
+    <w:bookmarkStart w:id="71" w:name="relation-b-the-fisher-effect"/>
     <w:p>
       <w:pPr>
         <w:pStyle w:val="Heading3"/>
@@ -7960,8 +9950,8 @@
         <w:t xml:space="preserve">Thus both countries share the same approximate real rate of return, 3%, while the nominal interest differential of 4 percentage points reflects the inflation differential.</w:t>
       </w:r>
     </w:p>
-    <w:bookmarkEnd w:id="74"/>
-    <w:bookmarkStart w:id="75" w:name="relation-c-international-fisher-effect"/>
+    <w:bookmarkEnd w:id="71"/>
+    <w:bookmarkStart w:id="72" w:name="relation-c-international-fisher-effect"/>
     <w:p>
       <w:pPr>
         <w:pStyle w:val="Heading3"/>
@@ -8106,8 +10096,8 @@
         <w:t xml:space="preserve">.</w:t>
       </w:r>
     </w:p>
-    <w:bookmarkEnd w:id="75"/>
-    <w:bookmarkStart w:id="76" w:name="relation-d-interest-rate-parity-irp"/>
+    <w:bookmarkEnd w:id="72"/>
+    <w:bookmarkStart w:id="73" w:name="relation-d-interest-rate-parity-irp"/>
     <w:p>
       <w:pPr>
         <w:pStyle w:val="Heading3"/>
@@ -8221,8 +10211,8 @@
         <w:t xml:space="preserve">That 4% forward premium matches the 4 percentage point nominal interest disadvantage on yen assets relative to dollar assets.</w:t>
       </w:r>
     </w:p>
-    <w:bookmarkEnd w:id="76"/>
-    <w:bookmarkStart w:id="78" w:name="X5c0bddccd59fb06b4c9d48fd20d1cda4fbaae4b"/>
+    <w:bookmarkEnd w:id="73"/>
+    <w:bookmarkStart w:id="75" w:name="X5c0bddccd59fb06b4c9d48fd20d1cda4fbaae4b"/>
     <w:p>
       <w:pPr>
         <w:pStyle w:val="Heading3"/>
@@ -8278,7 +10268,7 @@
         <w:t xml:space="preserve">That is the same value predicted by the parity relationships above.</w:t>
       </w:r>
     </w:p>
-    <w:bookmarkStart w:id="77" w:name="big-picture-synthesis"/>
+    <w:bookmarkStart w:id="74" w:name="big-picture-synthesis"/>
     <w:p>
       <w:pPr>
         <w:pStyle w:val="Heading4"/>
@@ -8293,6 +10283,123 @@
       </w:pPr>
       <w:r>
         <w:t xml:space="preserve">In approximate equilibrium, the chapter shows that the following five things line up:</w:t>
+      </w:r>
+    </w:p>
+    <w:p>
+      <w:pPr>
+        <w:pStyle w:val="Compact"/>
+        <w:numPr>
+          <w:ilvl w:val="0"/>
+          <w:numId w:val="1027"/>
+        </w:numPr>
+      </w:pPr>
+      <w:r>
+        <w:t xml:space="preserve">the inflation differential,</w:t>
+      </w:r>
+    </w:p>
+    <w:p>
+      <w:pPr>
+        <w:pStyle w:val="Compact"/>
+        <w:numPr>
+          <w:ilvl w:val="0"/>
+          <w:numId w:val="1027"/>
+        </w:numPr>
+      </w:pPr>
+      <w:r>
+        <w:t xml:space="preserve">the nominal interest differential,</w:t>
+      </w:r>
+    </w:p>
+    <w:p>
+      <w:pPr>
+        <w:pStyle w:val="Compact"/>
+        <w:numPr>
+          <w:ilvl w:val="0"/>
+          <w:numId w:val="1027"/>
+        </w:numPr>
+      </w:pPr>
+      <w:r>
+        <w:t xml:space="preserve">the expected change in the spot exchange rate,</w:t>
+      </w:r>
+    </w:p>
+    <w:p>
+      <w:pPr>
+        <w:pStyle w:val="Compact"/>
+        <w:numPr>
+          <w:ilvl w:val="0"/>
+          <w:numId w:val="1027"/>
+        </w:numPr>
+      </w:pPr>
+      <w:r>
+        <w:t xml:space="preserve">the forward premium or discount,</w:t>
+      </w:r>
+    </w:p>
+    <w:p>
+      <w:pPr>
+        <w:pStyle w:val="Compact"/>
+        <w:numPr>
+          <w:ilvl w:val="0"/>
+          <w:numId w:val="1027"/>
+        </w:numPr>
+      </w:pPr>
+      <w:r>
+        <w:t xml:space="preserve">the forward-rate forecast of the future spot rate.</w:t>
+      </w:r>
+    </w:p>
+    <w:p>
+      <w:pPr>
+        <w:pStyle w:val="FirstParagraph"/>
+      </w:pPr>
+      <w:r>
+        <w:t xml:space="preserve">This is the conceptual heart of the chapter. The different parity conditions are</w:t>
+      </w:r>
+      <w:r>
+        <w:t xml:space="preserve"> </w:t>
+      </w:r>
+      <w:r>
+        <w:rPr>
+          <w:b/>
+          <w:bCs/>
+        </w:rPr>
+        <w:t xml:space="preserve">not separate islands</w:t>
+      </w:r>
+      <w:r>
+        <w:t xml:space="preserve">. They are different windows into the same equilibrium structure.</w:t>
+      </w:r>
+    </w:p>
+    <w:p>
+      <w:r>
+        <w:pict>
+          <v:rect style="width:0;height:1.5pt" o:hralign="center" o:hrstd="t" o:hr="t"/>
+        </w:pict>
+      </w:r>
+    </w:p>
+    <w:bookmarkEnd w:id="74"/>
+    <w:bookmarkEnd w:id="75"/>
+    <w:bookmarkStart w:id="76" w:name="chapter-takeaways"/>
+    <w:p>
+      <w:pPr>
+        <w:pStyle w:val="Heading3"/>
+      </w:pPr>
+      <w:r>
+        <w:t xml:space="preserve">Chapter Takeaways</w:t>
+      </w:r>
+    </w:p>
+    <w:p>
+      <w:pPr>
+        <w:pStyle w:val="FirstParagraph"/>
+      </w:pPr>
+      <w:r>
+        <w:rPr>
+          <w:b/>
+          <w:bCs/>
+        </w:rPr>
+        <w:t xml:space="preserve">Bottom line:</w:t>
+      </w:r>
+      <w:r>
+        <w:t xml:space="preserve"> </w:t>
+      </w:r>
+      <w:r>
+        <w:t xml:space="preserve">the chapter teaches that prices, inflation, interest rates, forward rates, and spot rates are not separate topics. They are pieces of one interconnected pricing system.</w:t>
       </w:r>
     </w:p>
     <w:p>
@@ -8304,7 +10411,23 @@
         </w:numPr>
       </w:pPr>
       <w:r>
-        <w:t xml:space="preserve">the inflation differential,</w:t>
+        <w:t xml:space="preserve">The</w:t>
+      </w:r>
+      <w:r>
+        <w:t xml:space="preserve"> </w:t>
+      </w:r>
+      <w:r>
+        <w:rPr>
+          <w:b/>
+          <w:bCs/>
+        </w:rPr>
+        <w:t xml:space="preserve">law of one price</w:t>
+      </w:r>
+      <w:r>
+        <w:t xml:space="preserve"> </w:t>
+      </w:r>
+      <w:r>
+        <w:t xml:space="preserve">is the basic competitive-market logic behind PPP.</w:t>
       </w:r>
     </w:p>
     <w:p>
@@ -8316,7 +10439,33 @@
         </w:numPr>
       </w:pPr>
       <w:r>
-        <w:t xml:space="preserve">the nominal interest differential,</w:t>
+        <w:rPr>
+          <w:b/>
+          <w:bCs/>
+        </w:rPr>
+        <w:t xml:space="preserve">Absolute PPP</w:t>
+      </w:r>
+      <w:r>
+        <w:t xml:space="preserve"> </w:t>
+      </w:r>
+      <w:r>
+        <w:t xml:space="preserve">links the exchange rate to relative price levels;</w:t>
+      </w:r>
+      <w:r>
+        <w:t xml:space="preserve"> </w:t>
+      </w:r>
+      <w:r>
+        <w:rPr>
+          <w:b/>
+          <w:bCs/>
+        </w:rPr>
+        <w:t xml:space="preserve">relative PPP</w:t>
+      </w:r>
+      <w:r>
+        <w:t xml:space="preserve"> </w:t>
+      </w:r>
+      <w:r>
+        <w:t xml:space="preserve">links exchange rate changes to inflation differentials.</w:t>
       </w:r>
     </w:p>
     <w:p>
@@ -8328,7 +10477,23 @@
         </w:numPr>
       </w:pPr>
       <w:r>
-        <w:t xml:space="preserve">the expected change in the spot exchange rate,</w:t>
+        <w:t xml:space="preserve">PPP works better in the</w:t>
+      </w:r>
+      <w:r>
+        <w:t xml:space="preserve"> </w:t>
+      </w:r>
+      <w:r>
+        <w:rPr>
+          <w:b/>
+          <w:bCs/>
+        </w:rPr>
+        <w:t xml:space="preserve">long run</w:t>
+      </w:r>
+      <w:r>
+        <w:t xml:space="preserve"> </w:t>
+      </w:r>
+      <w:r>
+        <w:t xml:space="preserve">than the short run.</w:t>
       </w:r>
     </w:p>
     <w:p>
@@ -8340,7 +10505,23 @@
         </w:numPr>
       </w:pPr>
       <w:r>
-        <w:t xml:space="preserve">the forward premium or discount,</w:t>
+        <w:t xml:space="preserve">The</w:t>
+      </w:r>
+      <w:r>
+        <w:t xml:space="preserve"> </w:t>
+      </w:r>
+      <w:r>
+        <w:rPr>
+          <w:b/>
+          <w:bCs/>
+        </w:rPr>
+        <w:t xml:space="preserve">real effective exchange rate</w:t>
+      </w:r>
+      <w:r>
+        <w:t xml:space="preserve"> </w:t>
+      </w:r>
+      <w:r>
+        <w:t xml:space="preserve">is a competitiveness measure, not just a currency quote.</w:t>
       </w:r>
     </w:p>
     <w:p>
@@ -8352,64 +10533,189 @@
         </w:numPr>
       </w:pPr>
       <w:r>
-        <w:t xml:space="preserve">the forward-rate forecast of the future spot rate.</w:t>
-      </w:r>
-    </w:p>
-    <w:p>
-      <w:pPr>
-        <w:pStyle w:val="FirstParagraph"/>
-      </w:pPr>
-      <w:r>
-        <w:t xml:space="preserve">This is the conceptual heart of the chapter. The different parity conditions are</w:t>
-      </w:r>
-      <w:r>
-        <w:t xml:space="preserve"> </w:t>
-      </w:r>
-      <w:r>
-        <w:rPr>
-          <w:b/>
-          <w:bCs/>
-        </w:rPr>
-        <w:t xml:space="preserve">not separate islands</w:t>
-      </w:r>
-      <w:r>
-        <w:t xml:space="preserve">. They are different windows into the same equilibrium structure.</w:t>
-      </w:r>
-    </w:p>
-    <w:p>
-      <w:r>
-        <w:pict>
-          <v:rect style="width:0;height:1.5pt" o:hralign="center" o:hrstd="t" o:hr="t"/>
-        </w:pict>
-      </w:r>
-    </w:p>
-    <w:bookmarkEnd w:id="77"/>
-    <w:bookmarkEnd w:id="78"/>
-    <w:bookmarkStart w:id="79" w:name="chapter-takeaways"/>
+        <w:rPr>
+          <w:b/>
+          <w:bCs/>
+        </w:rPr>
+        <w:t xml:space="preserve">Exchange rate pass-through</w:t>
+      </w:r>
+      <w:r>
+        <w:t xml:space="preserve"> </w:t>
+      </w:r>
+      <w:r>
+        <w:t xml:space="preserve">is often partial because firms manage pricing strategically.</w:t>
+      </w:r>
+    </w:p>
+    <w:p>
+      <w:pPr>
+        <w:pStyle w:val="Compact"/>
+        <w:numPr>
+          <w:ilvl w:val="0"/>
+          <w:numId w:val="1028"/>
+        </w:numPr>
+      </w:pPr>
+      <w:r>
+        <w:t xml:space="preserve">The</w:t>
+      </w:r>
+      <w:r>
+        <w:t xml:space="preserve"> </w:t>
+      </w:r>
+      <w:r>
+        <w:rPr>
+          <w:b/>
+          <w:bCs/>
+        </w:rPr>
+        <w:t xml:space="preserve">Fisher effect</w:t>
+      </w:r>
+      <w:r>
+        <w:t xml:space="preserve"> </w:t>
+      </w:r>
+      <w:r>
+        <w:t xml:space="preserve">links nominal rates to real returns and expected inflation.</w:t>
+      </w:r>
+    </w:p>
+    <w:p>
+      <w:pPr>
+        <w:pStyle w:val="Compact"/>
+        <w:numPr>
+          <w:ilvl w:val="0"/>
+          <w:numId w:val="1028"/>
+        </w:numPr>
+      </w:pPr>
+      <w:r>
+        <w:t xml:space="preserve">The</w:t>
+      </w:r>
+      <w:r>
+        <w:t xml:space="preserve"> </w:t>
+      </w:r>
+      <w:r>
+        <w:rPr>
+          <w:b/>
+          <w:bCs/>
+        </w:rPr>
+        <w:t xml:space="preserve">international Fisher effect</w:t>
+      </w:r>
+      <w:r>
+        <w:t xml:space="preserve"> </w:t>
+      </w:r>
+      <w:r>
+        <w:t xml:space="preserve">links interest differentials to expected exchange rate changes.</w:t>
+      </w:r>
+    </w:p>
+    <w:p>
+      <w:pPr>
+        <w:pStyle w:val="Compact"/>
+        <w:numPr>
+          <w:ilvl w:val="0"/>
+          <w:numId w:val="1028"/>
+        </w:numPr>
+      </w:pPr>
+      <w:r>
+        <w:rPr>
+          <w:b/>
+          <w:bCs/>
+        </w:rPr>
+        <w:t xml:space="preserve">Forward rates</w:t>
+      </w:r>
+      <w:r>
+        <w:t xml:space="preserve"> </w:t>
+      </w:r>
+      <w:r>
+        <w:t xml:space="preserve">are determined by spot rates and interest differentials.</w:t>
+      </w:r>
+    </w:p>
+    <w:p>
+      <w:pPr>
+        <w:pStyle w:val="Compact"/>
+        <w:numPr>
+          <w:ilvl w:val="0"/>
+          <w:numId w:val="1028"/>
+        </w:numPr>
+      </w:pPr>
+      <w:r>
+        <w:rPr>
+          <w:b/>
+          <w:bCs/>
+        </w:rPr>
+        <w:t xml:space="preserve">Interest rate parity</w:t>
+      </w:r>
+      <w:r>
+        <w:t xml:space="preserve"> </w:t>
+      </w:r>
+      <w:r>
+        <w:t xml:space="preserve">explains why covered arbitrage profits should not persist.</w:t>
+      </w:r>
+    </w:p>
+    <w:p>
+      <w:pPr>
+        <w:pStyle w:val="Compact"/>
+        <w:numPr>
+          <w:ilvl w:val="0"/>
+          <w:numId w:val="1028"/>
+        </w:numPr>
+      </w:pPr>
+      <w:r>
+        <w:rPr>
+          <w:b/>
+          <w:bCs/>
+        </w:rPr>
+        <w:t xml:space="preserve">CIA</w:t>
+      </w:r>
+      <w:r>
+        <w:t xml:space="preserve"> </w:t>
+      </w:r>
+      <w:r>
+        <w:t xml:space="preserve">is covered and nearly riskless if correctly executed;</w:t>
+      </w:r>
+      <w:r>
+        <w:t xml:space="preserve"> </w:t>
+      </w:r>
+      <w:r>
+        <w:rPr>
+          <w:b/>
+          <w:bCs/>
+        </w:rPr>
+        <w:t xml:space="preserve">UIA</w:t>
+      </w:r>
+      <w:r>
+        <w:t xml:space="preserve"> </w:t>
+      </w:r>
+      <w:r>
+        <w:t xml:space="preserve">is uncovered and speculative.</w:t>
+      </w:r>
+    </w:p>
+    <w:p>
+      <w:pPr>
+        <w:pStyle w:val="Compact"/>
+        <w:numPr>
+          <w:ilvl w:val="0"/>
+          <w:numId w:val="1028"/>
+        </w:numPr>
+      </w:pPr>
+      <w:r>
+        <w:t xml:space="preserve">The forward rate is not necessarily a perfect forecast, even if it is a key market benchmark.</w:t>
+      </w:r>
+    </w:p>
+    <w:p>
+      <w:pPr>
+        <w:pStyle w:val="Compact"/>
+        <w:numPr>
+          <w:ilvl w:val="0"/>
+          <w:numId w:val="1028"/>
+        </w:numPr>
+      </w:pPr>
+      <w:r>
+        <w:t xml:space="preserve">In equilibrium, prices, inflation, interest rates, forward rates, and exchange rates fit together as one system.</w:t>
+      </w:r>
+    </w:p>
+    <w:bookmarkEnd w:id="76"/>
+    <w:bookmarkStart w:id="77" w:name="suggested-review-questions"/>
     <w:p>
       <w:pPr>
         <w:pStyle w:val="Heading3"/>
       </w:pPr>
       <w:r>
-        <w:t xml:space="preserve">Chapter Takeaways</w:t>
-      </w:r>
-    </w:p>
-    <w:p>
-      <w:pPr>
-        <w:pStyle w:val="FirstParagraph"/>
-      </w:pPr>
-      <w:r>
-        <w:rPr>
-          <w:b/>
-          <w:bCs/>
-        </w:rPr>
-        <w:t xml:space="preserve">Bottom line:</w:t>
-      </w:r>
-      <w:r>
-        <w:t xml:space="preserve"> </w:t>
-      </w:r>
-      <w:r>
-        <w:t xml:space="preserve">the chapter teaches that prices, inflation, interest rates, forward rates, and spot rates are not separate topics. They are pieces of one interconnected pricing system.</w:t>
+        <w:t xml:space="preserve">Suggested Review Questions</w:t>
       </w:r>
     </w:p>
     <w:p>
@@ -8421,23 +10727,7 @@
         </w:numPr>
       </w:pPr>
       <w:r>
-        <w:t xml:space="preserve">The</w:t>
-      </w:r>
-      <w:r>
-        <w:t xml:space="preserve"> </w:t>
-      </w:r>
-      <w:r>
-        <w:rPr>
-          <w:b/>
-          <w:bCs/>
-        </w:rPr>
-        <w:t xml:space="preserve">law of one price</w:t>
-      </w:r>
-      <w:r>
-        <w:t xml:space="preserve"> </w:t>
-      </w:r>
-      <w:r>
-        <w:t xml:space="preserve">is the basic competitive-market logic behind PPP.</w:t>
+        <w:t xml:space="preserve">Why does the law of one price rarely hold perfectly in practice?</w:t>
       </w:r>
     </w:p>
     <w:p>
@@ -8449,33 +10739,7 @@
         </w:numPr>
       </w:pPr>
       <w:r>
-        <w:rPr>
-          <w:b/>
-          <w:bCs/>
-        </w:rPr>
-        <w:t xml:space="preserve">Absolute PPP</w:t>
-      </w:r>
-      <w:r>
-        <w:t xml:space="preserve"> </w:t>
-      </w:r>
-      <w:r>
-        <w:t xml:space="preserve">links the exchange rate to relative price levels;</w:t>
-      </w:r>
-      <w:r>
-        <w:t xml:space="preserve"> </w:t>
-      </w:r>
-      <w:r>
-        <w:rPr>
-          <w:b/>
-          <w:bCs/>
-        </w:rPr>
-        <w:t xml:space="preserve">relative PPP</w:t>
-      </w:r>
-      <w:r>
-        <w:t xml:space="preserve"> </w:t>
-      </w:r>
-      <w:r>
-        <w:t xml:space="preserve">links exchange rate changes to inflation differentials.</w:t>
+        <w:t xml:space="preserve">What is the difference between absolute PPP and relative PPP?</w:t>
       </w:r>
     </w:p>
     <w:p>
@@ -8487,23 +10751,7 @@
         </w:numPr>
       </w:pPr>
       <w:r>
-        <w:t xml:space="preserve">PPP works better in the</w:t>
-      </w:r>
-      <w:r>
-        <w:t xml:space="preserve"> </w:t>
-      </w:r>
-      <w:r>
-        <w:rPr>
-          <w:b/>
-          <w:bCs/>
-        </w:rPr>
-        <w:t xml:space="preserve">long run</w:t>
-      </w:r>
-      <w:r>
-        <w:t xml:space="preserve"> </w:t>
-      </w:r>
-      <w:r>
-        <w:t xml:space="preserve">than the short run.</w:t>
+        <w:t xml:space="preserve">Why can a currency remain away from PPP for long periods?</w:t>
       </w:r>
     </w:p>
     <w:p>
@@ -8515,23 +10763,7 @@
         </w:numPr>
       </w:pPr>
       <w:r>
-        <w:t xml:space="preserve">The</w:t>
-      </w:r>
-      <w:r>
-        <w:t xml:space="preserve"> </w:t>
-      </w:r>
-      <w:r>
-        <w:rPr>
-          <w:b/>
-          <w:bCs/>
-        </w:rPr>
-        <w:t xml:space="preserve">real effective exchange rate</w:t>
-      </w:r>
-      <w:r>
-        <w:t xml:space="preserve"> </w:t>
-      </w:r>
-      <w:r>
-        <w:t xml:space="preserve">is a competitiveness measure, not just a currency quote.</w:t>
+        <w:t xml:space="preserve">What does a real effective exchange rate above 100 suggest?</w:t>
       </w:r>
     </w:p>
     <w:p>
@@ -8543,17 +10775,7 @@
         </w:numPr>
       </w:pPr>
       <w:r>
-        <w:rPr>
-          <w:b/>
-          <w:bCs/>
-        </w:rPr>
-        <w:t xml:space="preserve">Exchange rate pass-through</w:t>
-      </w:r>
-      <w:r>
-        <w:t xml:space="preserve"> </w:t>
-      </w:r>
-      <w:r>
-        <w:t xml:space="preserve">is often partial because firms manage pricing strategically.</w:t>
+        <w:t xml:space="preserve">Why might a firm choose only partial exchange rate pass-through?</w:t>
       </w:r>
     </w:p>
     <w:p>
@@ -8565,23 +10787,7 @@
         </w:numPr>
       </w:pPr>
       <w:r>
-        <w:t xml:space="preserve">The</w:t>
-      </w:r>
-      <w:r>
-        <w:t xml:space="preserve"> </w:t>
-      </w:r>
-      <w:r>
-        <w:rPr>
-          <w:b/>
-          <w:bCs/>
-        </w:rPr>
-        <w:t xml:space="preserve">Fisher effect</w:t>
-      </w:r>
-      <w:r>
-        <w:t xml:space="preserve"> </w:t>
-      </w:r>
-      <w:r>
-        <w:t xml:space="preserve">links nominal rates to real returns and expected inflation.</w:t>
+        <w:t xml:space="preserve">Why do high nominal interest rates not always attract capital?</w:t>
       </w:r>
     </w:p>
     <w:p>
@@ -8593,23 +10799,7 @@
         </w:numPr>
       </w:pPr>
       <w:r>
-        <w:t xml:space="preserve">The</w:t>
-      </w:r>
-      <w:r>
-        <w:t xml:space="preserve"> </w:t>
-      </w:r>
-      <w:r>
-        <w:rPr>
-          <w:b/>
-          <w:bCs/>
-        </w:rPr>
-        <w:t xml:space="preserve">international Fisher effect</w:t>
-      </w:r>
-      <w:r>
-        <w:t xml:space="preserve"> </w:t>
-      </w:r>
-      <w:r>
-        <w:t xml:space="preserve">links interest differentials to expected exchange rate changes.</w:t>
+        <w:t xml:space="preserve">Why is the forward rate a pricing relationship rather than automatically a forecast?</w:t>
       </w:r>
     </w:p>
     <w:p>
@@ -8621,17 +10811,7 @@
         </w:numPr>
       </w:pPr>
       <w:r>
-        <w:rPr>
-          <w:b/>
-          <w:bCs/>
-        </w:rPr>
-        <w:t xml:space="preserve">Forward rates</w:t>
-      </w:r>
-      <w:r>
-        <w:t xml:space="preserve"> </w:t>
-      </w:r>
-      <w:r>
-        <w:t xml:space="preserve">are determined by spot rates and interest differentials.</w:t>
+        <w:t xml:space="preserve">What makes covered interest arbitrage different from uncovered interest arbitrage?</w:t>
       </w:r>
     </w:p>
     <w:p>
@@ -8643,17 +10823,7 @@
         </w:numPr>
       </w:pPr>
       <w:r>
-        <w:rPr>
-          <w:b/>
-          <w:bCs/>
-        </w:rPr>
-        <w:t xml:space="preserve">Interest rate parity</w:t>
-      </w:r>
-      <w:r>
-        <w:t xml:space="preserve"> </w:t>
-      </w:r>
-      <w:r>
-        <w:t xml:space="preserve">explains why covered arbitrage profits should not persist.</w:t>
+        <w:t xml:space="preserve">Why does the yen carry trade offer profit opportunities but also substantial risk?</w:t>
       </w:r>
     </w:p>
     <w:p>
@@ -8665,192 +10835,12 @@
         </w:numPr>
       </w:pPr>
       <w:r>
-        <w:rPr>
-          <w:b/>
-          <w:bCs/>
-        </w:rPr>
-        <w:t xml:space="preserve">CIA</w:t>
-      </w:r>
-      <w:r>
-        <w:t xml:space="preserve"> </w:t>
-      </w:r>
-      <w:r>
-        <w:t xml:space="preserve">is covered and nearly riskless if correctly executed;</w:t>
-      </w:r>
-      <w:r>
-        <w:t xml:space="preserve"> </w:t>
-      </w:r>
-      <w:r>
-        <w:rPr>
-          <w:b/>
-          <w:bCs/>
-        </w:rPr>
-        <w:t xml:space="preserve">UIA</w:t>
-      </w:r>
-      <w:r>
-        <w:t xml:space="preserve"> </w:t>
-      </w:r>
-      <w:r>
-        <w:t xml:space="preserve">is uncovered and speculative.</w:t>
-      </w:r>
-    </w:p>
-    <w:p>
-      <w:pPr>
-        <w:pStyle w:val="Compact"/>
-        <w:numPr>
-          <w:ilvl w:val="0"/>
-          <w:numId w:val="1029"/>
-        </w:numPr>
-      </w:pPr>
-      <w:r>
-        <w:t xml:space="preserve">The forward rate is not necessarily a perfect forecast, even if it is a key market benchmark.</w:t>
-      </w:r>
-    </w:p>
-    <w:p>
-      <w:pPr>
-        <w:pStyle w:val="Compact"/>
-        <w:numPr>
-          <w:ilvl w:val="0"/>
-          <w:numId w:val="1029"/>
-        </w:numPr>
-      </w:pPr>
-      <w:r>
-        <w:t xml:space="preserve">In equilibrium, prices, inflation, interest rates, forward rates, and exchange rates fit together as one system.</w:t>
-      </w:r>
-    </w:p>
+        <w:t xml:space="preserve">How do the parity conditions connect in the final equilibrium framework?</w:t>
+      </w:r>
+    </w:p>
+    <w:bookmarkEnd w:id="77"/>
+    <w:bookmarkEnd w:id="78"/>
     <w:bookmarkEnd w:id="79"/>
-    <w:bookmarkStart w:id="80" w:name="suggested-review-questions"/>
-    <w:p>
-      <w:pPr>
-        <w:pStyle w:val="Heading3"/>
-      </w:pPr>
-      <w:r>
-        <w:t xml:space="preserve">Suggested Review Questions</w:t>
-      </w:r>
-    </w:p>
-    <w:p>
-      <w:pPr>
-        <w:pStyle w:val="Compact"/>
-        <w:numPr>
-          <w:ilvl w:val="0"/>
-          <w:numId w:val="1030"/>
-        </w:numPr>
-      </w:pPr>
-      <w:r>
-        <w:t xml:space="preserve">Why does the law of one price rarely hold perfectly in practice?</w:t>
-      </w:r>
-    </w:p>
-    <w:p>
-      <w:pPr>
-        <w:pStyle w:val="Compact"/>
-        <w:numPr>
-          <w:ilvl w:val="0"/>
-          <w:numId w:val="1030"/>
-        </w:numPr>
-      </w:pPr>
-      <w:r>
-        <w:t xml:space="preserve">What is the difference between absolute PPP and relative PPP?</w:t>
-      </w:r>
-    </w:p>
-    <w:p>
-      <w:pPr>
-        <w:pStyle w:val="Compact"/>
-        <w:numPr>
-          <w:ilvl w:val="0"/>
-          <w:numId w:val="1030"/>
-        </w:numPr>
-      </w:pPr>
-      <w:r>
-        <w:t xml:space="preserve">Why can a currency remain away from PPP for long periods?</w:t>
-      </w:r>
-    </w:p>
-    <w:p>
-      <w:pPr>
-        <w:pStyle w:val="Compact"/>
-        <w:numPr>
-          <w:ilvl w:val="0"/>
-          <w:numId w:val="1030"/>
-        </w:numPr>
-      </w:pPr>
-      <w:r>
-        <w:t xml:space="preserve">What does a real effective exchange rate above 100 suggest?</w:t>
-      </w:r>
-    </w:p>
-    <w:p>
-      <w:pPr>
-        <w:pStyle w:val="Compact"/>
-        <w:numPr>
-          <w:ilvl w:val="0"/>
-          <w:numId w:val="1030"/>
-        </w:numPr>
-      </w:pPr>
-      <w:r>
-        <w:t xml:space="preserve">Why might a firm choose only partial exchange rate pass-through?</w:t>
-      </w:r>
-    </w:p>
-    <w:p>
-      <w:pPr>
-        <w:pStyle w:val="Compact"/>
-        <w:numPr>
-          <w:ilvl w:val="0"/>
-          <w:numId w:val="1030"/>
-        </w:numPr>
-      </w:pPr>
-      <w:r>
-        <w:t xml:space="preserve">Why do high nominal interest rates not always attract capital?</w:t>
-      </w:r>
-    </w:p>
-    <w:p>
-      <w:pPr>
-        <w:pStyle w:val="Compact"/>
-        <w:numPr>
-          <w:ilvl w:val="0"/>
-          <w:numId w:val="1030"/>
-        </w:numPr>
-      </w:pPr>
-      <w:r>
-        <w:t xml:space="preserve">Why is the forward rate a pricing relationship rather than automatically a forecast?</w:t>
-      </w:r>
-    </w:p>
-    <w:p>
-      <w:pPr>
-        <w:pStyle w:val="Compact"/>
-        <w:numPr>
-          <w:ilvl w:val="0"/>
-          <w:numId w:val="1030"/>
-        </w:numPr>
-      </w:pPr>
-      <w:r>
-        <w:t xml:space="preserve">What makes covered interest arbitrage different from uncovered interest arbitrage?</w:t>
-      </w:r>
-    </w:p>
-    <w:p>
-      <w:pPr>
-        <w:pStyle w:val="Compact"/>
-        <w:numPr>
-          <w:ilvl w:val="0"/>
-          <w:numId w:val="1030"/>
-        </w:numPr>
-      </w:pPr>
-      <w:r>
-        <w:t xml:space="preserve">Why does the yen carry trade offer profit opportunities but also substantial risk?</w:t>
-      </w:r>
-    </w:p>
-    <w:p>
-      <w:pPr>
-        <w:pStyle w:val="Compact"/>
-        <w:numPr>
-          <w:ilvl w:val="0"/>
-          <w:numId w:val="1030"/>
-        </w:numPr>
-      </w:pPr>
-      <w:r>
-        <w:t xml:space="preserve">How do the parity conditions connect in the final equilibrium framework?</w:t>
-      </w:r>
-    </w:p>
-    <w:bookmarkEnd w:id="80"/>
-    <w:bookmarkEnd w:id="81"/>
-    <w:bookmarkEnd w:id="82"/>
     <w:sectPr>
       <w:footnotePr>
         <w:numRestart w:val="eachSect"/>
@@ -9279,7 +11269,34 @@
     <w:abstractNumId w:val="991"/>
   </w:num>
   <w:num w:numId="1016">
-    <w:abstractNumId w:val="991"/>
+    <w:abstractNumId w:val="99411"/>
+    <w:lvlOverride w:ilvl="0">
+      <w:startOverride w:val="1"/>
+    </w:lvlOverride>
+    <w:lvlOverride w:ilvl="1">
+      <w:startOverride w:val="1"/>
+    </w:lvlOverride>
+    <w:lvlOverride w:ilvl="2">
+      <w:startOverride w:val="1"/>
+    </w:lvlOverride>
+    <w:lvlOverride w:ilvl="3">
+      <w:startOverride w:val="1"/>
+    </w:lvlOverride>
+    <w:lvlOverride w:ilvl="4">
+      <w:startOverride w:val="1"/>
+    </w:lvlOverride>
+    <w:lvlOverride w:ilvl="5">
+      <w:startOverride w:val="1"/>
+    </w:lvlOverride>
+    <w:lvlOverride w:ilvl="6">
+      <w:startOverride w:val="1"/>
+    </w:lvlOverride>
+    <w:lvlOverride w:ilvl="7">
+      <w:startOverride w:val="1"/>
+    </w:lvlOverride>
+    <w:lvlOverride w:ilvl="8">
+      <w:startOverride w:val="1"/>
+    </w:lvlOverride>
   </w:num>
   <w:num w:numId="1017">
     <w:abstractNumId w:val="99411"/>
@@ -9312,6 +11329,15 @@
     </w:lvlOverride>
   </w:num>
   <w:num w:numId="1018">
+    <w:abstractNumId w:val="991"/>
+  </w:num>
+  <w:num w:numId="1019">
+    <w:abstractNumId w:val="991"/>
+  </w:num>
+  <w:num w:numId="1020">
+    <w:abstractNumId w:val="991"/>
+  </w:num>
+  <w:num w:numId="1021">
     <w:abstractNumId w:val="99411"/>
     <w:lvlOverride w:ilvl="0">
       <w:startOverride w:val="1"/>
@@ -9340,15 +11366,6 @@
     <w:lvlOverride w:ilvl="8">
       <w:startOverride w:val="1"/>
     </w:lvlOverride>
-  </w:num>
-  <w:num w:numId="1019">
-    <w:abstractNumId w:val="991"/>
-  </w:num>
-  <w:num w:numId="1020">
-    <w:abstractNumId w:val="991"/>
-  </w:num>
-  <w:num w:numId="1021">
-    <w:abstractNumId w:val="991"/>
   </w:num>
   <w:num w:numId="1022">
     <w:abstractNumId w:val="99411"/>
@@ -9381,6 +11398,9 @@
     </w:lvlOverride>
   </w:num>
   <w:num w:numId="1023">
+    <w:abstractNumId w:val="991"/>
+  </w:num>
+  <w:num w:numId="1024">
     <w:abstractNumId w:val="99411"/>
     <w:lvlOverride w:ilvl="0">
       <w:startOverride w:val="1"/>
@@ -9410,10 +11430,13 @@
       <w:startOverride w:val="1"/>
     </w:lvlOverride>
   </w:num>
-  <w:num w:numId="1024">
+  <w:num w:numId="1025">
     <w:abstractNumId w:val="991"/>
   </w:num>
-  <w:num w:numId="1025">
+  <w:num w:numId="1026">
+    <w:abstractNumId w:val="991"/>
+  </w:num>
+  <w:num w:numId="1027">
     <w:abstractNumId w:val="99411"/>
     <w:lvlOverride w:ilvl="0">
       <w:startOverride w:val="1"/>
@@ -9442,12 +11465,6 @@
     <w:lvlOverride w:ilvl="8">
       <w:startOverride w:val="1"/>
     </w:lvlOverride>
-  </w:num>
-  <w:num w:numId="1026">
-    <w:abstractNumId w:val="991"/>
-  </w:num>
-  <w:num w:numId="1027">
-    <w:abstractNumId w:val="991"/>
   </w:num>
   <w:num w:numId="1028">
     <w:abstractNumId w:val="99411"/>
@@ -9480,36 +11497,6 @@
     </w:lvlOverride>
   </w:num>
   <w:num w:numId="1029">
-    <w:abstractNumId w:val="99411"/>
-    <w:lvlOverride w:ilvl="0">
-      <w:startOverride w:val="1"/>
-    </w:lvlOverride>
-    <w:lvlOverride w:ilvl="1">
-      <w:startOverride w:val="1"/>
-    </w:lvlOverride>
-    <w:lvlOverride w:ilvl="2">
-      <w:startOverride w:val="1"/>
-    </w:lvlOverride>
-    <w:lvlOverride w:ilvl="3">
-      <w:startOverride w:val="1"/>
-    </w:lvlOverride>
-    <w:lvlOverride w:ilvl="4">
-      <w:startOverride w:val="1"/>
-    </w:lvlOverride>
-    <w:lvlOverride w:ilvl="5">
-      <w:startOverride w:val="1"/>
-    </w:lvlOverride>
-    <w:lvlOverride w:ilvl="6">
-      <w:startOverride w:val="1"/>
-    </w:lvlOverride>
-    <w:lvlOverride w:ilvl="7">
-      <w:startOverride w:val="1"/>
-    </w:lvlOverride>
-    <w:lvlOverride w:ilvl="8">
-      <w:startOverride w:val="1"/>
-    </w:lvlOverride>
-  </w:num>
-  <w:num w:numId="1030">
     <w:abstractNumId w:val="99411"/>
     <w:lvlOverride w:ilvl="0">
       <w:startOverride w:val="1"/>

--- a/docs/lectures/Chapter06_Lecture.docx
+++ b/docs/lectures/Chapter06_Lecture.docx
@@ -23,7 +23,7 @@
         <w:pStyle w:val="Date"/>
       </w:pPr>
       <w:r>
-        <w:t xml:space="preserve">2026-03-10</w:t>
+        <w:t xml:space="preserve">2026-03-15</w:t>
       </w:r>
     </w:p>
     <w:sdt>

--- a/docs/lectures/Chapter06_Lecture.docx
+++ b/docs/lectures/Chapter06_Lecture.docx
@@ -23,7 +23,7 @@
         <w:pStyle w:val="Date"/>
       </w:pPr>
       <w:r>
-        <w:t xml:space="preserve">2026-03-15</w:t>
+        <w:t xml:space="preserve">2026-03-27</w:t>
       </w:r>
     </w:p>
     <w:sdt>

--- a/docs/lectures/Chapter06_Lecture.docx
+++ b/docs/lectures/Chapter06_Lecture.docx
@@ -23,7 +23,7 @@
         <w:pStyle w:val="Date"/>
       </w:pPr>
       <w:r>
-        <w:t xml:space="preserve">2026-03-27</w:t>
+        <w:t xml:space="preserve">2026-03-29</w:t>
       </w:r>
     </w:p>
     <w:sdt>

--- a/docs/lectures/Chapter06_Lecture.docx
+++ b/docs/lectures/Chapter06_Lecture.docx
@@ -23,7 +23,7 @@
         <w:pStyle w:val="Date"/>
       </w:pPr>
       <w:r>
-        <w:t xml:space="preserve">2026-03-29</w:t>
+        <w:t xml:space="preserve">2026-03-31</w:t>
       </w:r>
     </w:p>
     <w:sdt>

--- a/docs/lectures/Chapter06_Lecture.docx
+++ b/docs/lectures/Chapter06_Lecture.docx
@@ -23,7 +23,7 @@
         <w:pStyle w:val="Date"/>
       </w:pPr>
       <w:r>
-        <w:t xml:space="preserve">2026-03-31</w:t>
+        <w:t xml:space="preserve">2026-04-01</w:t>
       </w:r>
     </w:p>
     <w:sdt>

--- a/docs/lectures/Chapter06_Lecture.docx
+++ b/docs/lectures/Chapter06_Lecture.docx
@@ -23,7 +23,7 @@
         <w:pStyle w:val="Date"/>
       </w:pPr>
       <w:r>
-        <w:t xml:space="preserve">2026-04-01</w:t>
+        <w:t xml:space="preserve">2026-04-05</w:t>
       </w:r>
     </w:p>
     <w:sdt>

--- a/docs/lectures/Chapter06_Lecture.docx
+++ b/docs/lectures/Chapter06_Lecture.docx
@@ -23,7 +23,7 @@
         <w:pStyle w:val="Date"/>
       </w:pPr>
       <w:r>
-        <w:t xml:space="preserve">2026-04-05</w:t>
+        <w:t xml:space="preserve">2026-04-07</w:t>
       </w:r>
     </w:p>
     <w:sdt>

--- a/docs/lectures/Chapter06_Lecture.docx
+++ b/docs/lectures/Chapter06_Lecture.docx
@@ -23,7 +23,7 @@
         <w:pStyle w:val="Date"/>
       </w:pPr>
       <w:r>
-        <w:t xml:space="preserve">2026-04-07</w:t>
+        <w:t xml:space="preserve">2026-04-13</w:t>
       </w:r>
     </w:p>
     <w:sdt>

--- a/docs/lectures/Chapter06_Lecture.docx
+++ b/docs/lectures/Chapter06_Lecture.docx
@@ -23,7 +23,7 @@
         <w:pStyle w:val="Date"/>
       </w:pPr>
       <w:r>
-        <w:t xml:space="preserve">2026-04-13</w:t>
+        <w:t xml:space="preserve">2026-04-14</w:t>
       </w:r>
     </w:p>
     <w:sdt>

--- a/docs/lectures/Chapter06_Lecture.docx
+++ b/docs/lectures/Chapter06_Lecture.docx
@@ -23,7 +23,7 @@
         <w:pStyle w:val="Date"/>
       </w:pPr>
       <w:r>
-        <w:t xml:space="preserve">2026-04-14</w:t>
+        <w:t xml:space="preserve">2026-04-16</w:t>
       </w:r>
     </w:p>
     <w:sdt>

--- a/docs/lectures/Chapter06_Lecture.docx
+++ b/docs/lectures/Chapter06_Lecture.docx
@@ -23,7 +23,7 @@
         <w:pStyle w:val="Date"/>
       </w:pPr>
       <w:r>
-        <w:t xml:space="preserve">2026-04-16</w:t>
+        <w:t xml:space="preserve">2026-04-19</w:t>
       </w:r>
     </w:p>
     <w:sdt>

--- a/docs/lectures/Chapter06_Lecture.docx
+++ b/docs/lectures/Chapter06_Lecture.docx
@@ -23,7 +23,7 @@
         <w:pStyle w:val="Date"/>
       </w:pPr>
       <w:r>
-        <w:t xml:space="preserve">2026-04-19</w:t>
+        <w:t xml:space="preserve">2026-04-20</w:t>
       </w:r>
     </w:p>
     <w:sdt>

--- a/docs/lectures/Chapter06_Lecture.docx
+++ b/docs/lectures/Chapter06_Lecture.docx
@@ -23,7 +23,7 @@
         <w:pStyle w:val="Date"/>
       </w:pPr>
       <w:r>
-        <w:t xml:space="preserve">2026-04-20</w:t>
+        <w:t xml:space="preserve">2026-04-22</w:t>
       </w:r>
     </w:p>
     <w:sdt>

--- a/docs/lectures/Chapter06_Lecture.docx
+++ b/docs/lectures/Chapter06_Lecture.docx
@@ -23,7 +23,7 @@
         <w:pStyle w:val="Date"/>
       </w:pPr>
       <w:r>
-        <w:t xml:space="preserve">2026-04-22</w:t>
+        <w:t xml:space="preserve">2026-04-23</w:t>
       </w:r>
     </w:p>
     <w:sdt>
